--- a/fuentes/722109_CF01_DU.docx
+++ b/fuentes/722109_CF01_DU.docx
@@ -464,7 +464,18 @@
           <w:kern w:val="0"/>
           <w14:ligatures w14:val="none"/>
         </w:rPr>
-        <w:t>junio</w:t>
+        <w:t>J</w:t>
+      </w:r>
+      <w:r>
+        <w:rPr>
+          <w:rFonts w:ascii="Calibri" w:hAnsi="Calibri"/>
+          <w:b/>
+          <w:bCs/>
+          <w:color w:val="000000" w:themeColor="text1"/>
+          <w:kern w:val="0"/>
+          <w14:ligatures w14:val="none"/>
+        </w:rPr>
+        <w:t>unio</w:t>
       </w:r>
       <w:r>
         <w:rPr>
@@ -545,7 +556,7 @@
           <w:r>
             <w:fldChar w:fldCharType="separate"/>
           </w:r>
-          <w:hyperlink w:anchor="_Toc233891855" w:history="1">
+          <w:hyperlink w:anchor="_Toc234245581" w:history="1">
             <w:r>
               <w:rPr>
                 <w:rStyle w:val="Hipervnculo"/>
@@ -572,7 +583,7 @@
                 <w:noProof/>
                 <w:webHidden/>
               </w:rPr>
-              <w:instrText xml:space="preserve"> PAGEREF _Toc233891855 \h </w:instrText>
+              <w:instrText xml:space="preserve"> PAGEREF _Toc234245581 \h </w:instrText>
             </w:r>
             <w:r>
               <w:rPr>
@@ -617,7 +628,7 @@
               <w:lang w:eastAsia="es-CO"/>
             </w:rPr>
           </w:pPr>
-          <w:hyperlink w:anchor="_Toc233891856" w:history="1">
+          <w:hyperlink w:anchor="_Toc234245582" w:history="1">
             <w:r>
               <w:rPr>
                 <w:rStyle w:val="Hipervnculo"/>
@@ -644,7 +655,7 @@
                 <w:noProof/>
                 <w:webHidden/>
               </w:rPr>
-              <w:instrText xml:space="preserve"> PAGEREF _Toc233891856 \h </w:instrText>
+              <w:instrText xml:space="preserve"> PAGEREF _Toc234245582 \h </w:instrText>
             </w:r>
             <w:r>
               <w:rPr>
@@ -689,7 +700,7 @@
               <w:lang w:eastAsia="es-CO"/>
             </w:rPr>
           </w:pPr>
-          <w:hyperlink w:anchor="_Toc233891857" w:history="1">
+          <w:hyperlink w:anchor="_Toc234245583" w:history="1">
             <w:r>
               <w:rPr>
                 <w:rStyle w:val="Hipervnculo"/>
@@ -716,7 +727,7 @@
                 <w:noProof/>
                 <w:webHidden/>
               </w:rPr>
-              <w:instrText xml:space="preserve"> PAGEREF _Toc233891857 \h </w:instrText>
+              <w:instrText xml:space="preserve"> PAGEREF _Toc234245583 \h </w:instrText>
             </w:r>
             <w:r>
               <w:rPr>
@@ -761,7 +772,7 @@
               <w:lang w:eastAsia="es-CO"/>
             </w:rPr>
           </w:pPr>
-          <w:hyperlink w:anchor="_Toc233891858" w:history="1">
+          <w:hyperlink w:anchor="_Toc234245584" w:history="1">
             <w:r>
               <w:rPr>
                 <w:rStyle w:val="Hipervnculo"/>
@@ -788,7 +799,7 @@
                 <w:noProof/>
                 <w:webHidden/>
               </w:rPr>
-              <w:instrText xml:space="preserve"> PAGEREF _Toc233891858 \h </w:instrText>
+              <w:instrText xml:space="preserve"> PAGEREF _Toc234245584 \h </w:instrText>
             </w:r>
             <w:r>
               <w:rPr>
@@ -833,7 +844,7 @@
               <w:lang w:eastAsia="es-CO"/>
             </w:rPr>
           </w:pPr>
-          <w:hyperlink w:anchor="_Toc233891859" w:history="1">
+          <w:hyperlink w:anchor="_Toc234245585" w:history="1">
             <w:r>
               <w:rPr>
                 <w:rStyle w:val="Hipervnculo"/>
@@ -860,7 +871,7 @@
                 <w:noProof/>
                 <w:webHidden/>
               </w:rPr>
-              <w:instrText xml:space="preserve"> PAGEREF _Toc233891859 \h </w:instrText>
+              <w:instrText xml:space="preserve"> PAGEREF _Toc234245585 \h </w:instrText>
             </w:r>
             <w:r>
               <w:rPr>
@@ -905,7 +916,7 @@
               <w:lang w:eastAsia="es-CO"/>
             </w:rPr>
           </w:pPr>
-          <w:hyperlink w:anchor="_Toc233891860" w:history="1">
+          <w:hyperlink w:anchor="_Toc234245586" w:history="1">
             <w:r>
               <w:rPr>
                 <w:rStyle w:val="Hipervnculo"/>
@@ -932,7 +943,7 @@
                 <w:noProof/>
                 <w:webHidden/>
               </w:rPr>
-              <w:instrText xml:space="preserve"> PAGEREF _Toc233891860 \h </w:instrText>
+              <w:instrText xml:space="preserve"> PAGEREF _Toc234245586 \h </w:instrText>
             </w:r>
             <w:r>
               <w:rPr>
@@ -977,7 +988,7 @@
               <w:lang w:eastAsia="es-CO"/>
             </w:rPr>
           </w:pPr>
-          <w:hyperlink w:anchor="_Toc233891861" w:history="1">
+          <w:hyperlink w:anchor="_Toc234245587" w:history="1">
             <w:r>
               <w:rPr>
                 <w:rStyle w:val="Hipervnculo"/>
@@ -1004,7 +1015,7 @@
                 <w:noProof/>
                 <w:webHidden/>
               </w:rPr>
-              <w:instrText xml:space="preserve"> PAGEREF _Toc233891861 \h </w:instrText>
+              <w:instrText xml:space="preserve"> PAGEREF _Toc234245587 \h </w:instrText>
             </w:r>
             <w:r>
               <w:rPr>
@@ -1049,7 +1060,7 @@
               <w:lang w:eastAsia="es-CO"/>
             </w:rPr>
           </w:pPr>
-          <w:hyperlink w:anchor="_Toc233891862" w:history="1">
+          <w:hyperlink w:anchor="_Toc234245588" w:history="1">
             <w:r>
               <w:rPr>
                 <w:rStyle w:val="Hipervnculo"/>
@@ -1076,7 +1087,7 @@
                 <w:noProof/>
                 <w:webHidden/>
               </w:rPr>
-              <w:instrText xml:space="preserve"> PAGEREF _Toc233891862 \h </w:instrText>
+              <w:instrText xml:space="preserve"> PAGEREF _Toc234245588 \h </w:instrText>
             </w:r>
             <w:r>
               <w:rPr>
@@ -1121,7 +1132,7 @@
               <w:lang w:eastAsia="es-CO"/>
             </w:rPr>
           </w:pPr>
-          <w:hyperlink w:anchor="_Toc233891863" w:history="1">
+          <w:hyperlink w:anchor="_Toc234245589" w:history="1">
             <w:r>
               <w:rPr>
                 <w:rStyle w:val="Hipervnculo"/>
@@ -1148,7 +1159,7 @@
                 <w:noProof/>
                 <w:webHidden/>
               </w:rPr>
-              <w:instrText xml:space="preserve"> PAGEREF _Toc233891863 \h </w:instrText>
+              <w:instrText xml:space="preserve"> PAGEREF _Toc234245589 \h </w:instrText>
             </w:r>
             <w:r>
               <w:rPr>
@@ -1193,7 +1204,7 @@
               <w:lang w:eastAsia="es-CO"/>
             </w:rPr>
           </w:pPr>
-          <w:hyperlink w:anchor="_Toc233891864" w:history="1">
+          <w:hyperlink w:anchor="_Toc234245590" w:history="1">
             <w:r>
               <w:rPr>
                 <w:rStyle w:val="Hipervnculo"/>
@@ -1220,7 +1231,7 @@
                 <w:noProof/>
                 <w:webHidden/>
               </w:rPr>
-              <w:instrText xml:space="preserve"> PAGEREF _Toc233891864 \h </w:instrText>
+              <w:instrText xml:space="preserve"> PAGEREF _Toc234245590 \h </w:instrText>
             </w:r>
             <w:r>
               <w:rPr>
@@ -1265,7 +1276,7 @@
               <w:lang w:eastAsia="es-CO"/>
             </w:rPr>
           </w:pPr>
-          <w:hyperlink w:anchor="_Toc233891865" w:history="1">
+          <w:hyperlink w:anchor="_Toc234245591" w:history="1">
             <w:r>
               <w:rPr>
                 <w:rStyle w:val="Hipervnculo"/>
@@ -1292,7 +1303,7 @@
                 <w:noProof/>
                 <w:webHidden/>
               </w:rPr>
-              <w:instrText xml:space="preserve"> PAGEREF _Toc233891865 \h </w:instrText>
+              <w:instrText xml:space="preserve"> PAGEREF _Toc234245591 \h </w:instrText>
             </w:r>
             <w:r>
               <w:rPr>
@@ -1312,7 +1323,7 @@
                 <w:noProof/>
                 <w:webHidden/>
               </w:rPr>
-              <w:t>22</w:t>
+              <w:t>21</w:t>
             </w:r>
             <w:r>
               <w:rPr>
@@ -1337,7 +1348,7 @@
               <w:lang w:eastAsia="es-CO"/>
             </w:rPr>
           </w:pPr>
-          <w:hyperlink w:anchor="_Toc233891866" w:history="1">
+          <w:hyperlink w:anchor="_Toc234245592" w:history="1">
             <w:r>
               <w:rPr>
                 <w:rStyle w:val="Hipervnculo"/>
@@ -1364,7 +1375,7 @@
                 <w:noProof/>
                 <w:webHidden/>
               </w:rPr>
-              <w:instrText xml:space="preserve"> PAGEREF _Toc233891866 \h </w:instrText>
+              <w:instrText xml:space="preserve"> PAGEREF _Toc234245592 \h </w:instrText>
             </w:r>
             <w:r>
               <w:rPr>
@@ -1384,7 +1395,7 @@
                 <w:noProof/>
                 <w:webHidden/>
               </w:rPr>
-              <w:t>26</w:t>
+              <w:t>25</w:t>
             </w:r>
             <w:r>
               <w:rPr>
@@ -1409,7 +1420,7 @@
               <w:lang w:eastAsia="es-CO"/>
             </w:rPr>
           </w:pPr>
-          <w:hyperlink w:anchor="_Toc233891867" w:history="1">
+          <w:hyperlink w:anchor="_Toc234245593" w:history="1">
             <w:r>
               <w:rPr>
                 <w:rStyle w:val="Hipervnculo"/>
@@ -1436,7 +1447,7 @@
                 <w:noProof/>
                 <w:webHidden/>
               </w:rPr>
-              <w:instrText xml:space="preserve"> PAGEREF _Toc233891867 \h </w:instrText>
+              <w:instrText xml:space="preserve"> PAGEREF _Toc234245593 \h </w:instrText>
             </w:r>
             <w:r>
               <w:rPr>
@@ -1481,7 +1492,7 @@
               <w:lang w:eastAsia="es-CO"/>
             </w:rPr>
           </w:pPr>
-          <w:hyperlink w:anchor="_Toc233891868" w:history="1">
+          <w:hyperlink w:anchor="_Toc234245594" w:history="1">
             <w:r>
               <w:rPr>
                 <w:rStyle w:val="Hipervnculo"/>
@@ -1508,7 +1519,7 @@
                 <w:noProof/>
                 <w:webHidden/>
               </w:rPr>
-              <w:instrText xml:space="preserve"> PAGEREF _Toc233891868 \h </w:instrText>
+              <w:instrText xml:space="preserve"> PAGEREF _Toc234245594 \h </w:instrText>
             </w:r>
             <w:r>
               <w:rPr>
@@ -1553,7 +1564,7 @@
               <w:lang w:eastAsia="es-CO"/>
             </w:rPr>
           </w:pPr>
-          <w:hyperlink w:anchor="_Toc233891869" w:history="1">
+          <w:hyperlink w:anchor="_Toc234245595" w:history="1">
             <w:r>
               <w:rPr>
                 <w:rStyle w:val="Hipervnculo"/>
@@ -1580,7 +1591,7 @@
                 <w:noProof/>
                 <w:webHidden/>
               </w:rPr>
-              <w:instrText xml:space="preserve"> PAGEREF _Toc233891869 \h </w:instrText>
+              <w:instrText xml:space="preserve"> PAGEREF _Toc234245595 \h </w:instrText>
             </w:r>
             <w:r>
               <w:rPr>
@@ -1625,7 +1636,7 @@
               <w:lang w:eastAsia="es-CO"/>
             </w:rPr>
           </w:pPr>
-          <w:hyperlink w:anchor="_Toc233891870" w:history="1">
+          <w:hyperlink w:anchor="_Toc234245596" w:history="1">
             <w:r>
               <w:rPr>
                 <w:rStyle w:val="Hipervnculo"/>
@@ -1652,7 +1663,7 @@
                 <w:noProof/>
                 <w:webHidden/>
               </w:rPr>
-              <w:instrText xml:space="preserve"> PAGEREF _Toc233891870 \h </w:instrText>
+              <w:instrText xml:space="preserve"> PAGEREF _Toc234245596 \h </w:instrText>
             </w:r>
             <w:r>
               <w:rPr>
@@ -1672,7 +1683,7 @@
                 <w:noProof/>
                 <w:webHidden/>
               </w:rPr>
-              <w:t>37</w:t>
+              <w:t>36</w:t>
             </w:r>
             <w:r>
               <w:rPr>
@@ -1697,7 +1708,7 @@
               <w:lang w:eastAsia="es-CO"/>
             </w:rPr>
           </w:pPr>
-          <w:hyperlink w:anchor="_Toc233891871" w:history="1">
+          <w:hyperlink w:anchor="_Toc234245597" w:history="1">
             <w:r>
               <w:rPr>
                 <w:rStyle w:val="Hipervnculo"/>
@@ -1724,7 +1735,7 @@
                 <w:noProof/>
                 <w:webHidden/>
               </w:rPr>
-              <w:instrText xml:space="preserve"> PAGEREF _Toc233891871 \h </w:instrText>
+              <w:instrText xml:space="preserve"> PAGEREF _Toc234245597 \h </w:instrText>
             </w:r>
             <w:r>
               <w:rPr>
@@ -1744,7 +1755,7 @@
                 <w:noProof/>
                 <w:webHidden/>
               </w:rPr>
-              <w:t>39</w:t>
+              <w:t>37</w:t>
             </w:r>
             <w:r>
               <w:rPr>
@@ -1769,7 +1780,7 @@
               <w:lang w:eastAsia="es-CO"/>
             </w:rPr>
           </w:pPr>
-          <w:hyperlink w:anchor="_Toc233891872" w:history="1">
+          <w:hyperlink w:anchor="_Toc234245598" w:history="1">
             <w:r>
               <w:rPr>
                 <w:rStyle w:val="Hipervnculo"/>
@@ -1796,7 +1807,7 @@
                 <w:noProof/>
                 <w:webHidden/>
               </w:rPr>
-              <w:instrText xml:space="preserve"> PAGEREF _Toc233891872 \h </w:instrText>
+              <w:instrText xml:space="preserve"> PAGEREF _Toc234245598 \h </w:instrText>
             </w:r>
             <w:r>
               <w:rPr>
@@ -1816,7 +1827,7 @@
                 <w:noProof/>
                 <w:webHidden/>
               </w:rPr>
-              <w:t>45</w:t>
+              <w:t>42</w:t>
             </w:r>
             <w:r>
               <w:rPr>
@@ -1841,7 +1852,7 @@
               <w:lang w:eastAsia="es-CO"/>
             </w:rPr>
           </w:pPr>
-          <w:hyperlink w:anchor="_Toc233891873" w:history="1">
+          <w:hyperlink w:anchor="_Toc234245599" w:history="1">
             <w:r>
               <w:rPr>
                 <w:rStyle w:val="Hipervnculo"/>
@@ -1868,7 +1879,7 @@
                 <w:noProof/>
                 <w:webHidden/>
               </w:rPr>
-              <w:instrText xml:space="preserve"> PAGEREF _Toc233891873 \h </w:instrText>
+              <w:instrText xml:space="preserve"> PAGEREF _Toc234245599 \h </w:instrText>
             </w:r>
             <w:r>
               <w:rPr>
@@ -1888,7 +1899,7 @@
                 <w:noProof/>
                 <w:webHidden/>
               </w:rPr>
-              <w:t>50</w:t>
+              <w:t>46</w:t>
             </w:r>
             <w:r>
               <w:rPr>
@@ -1913,7 +1924,7 @@
               <w:lang w:eastAsia="es-CO"/>
             </w:rPr>
           </w:pPr>
-          <w:hyperlink w:anchor="_Toc233891874" w:history="1">
+          <w:hyperlink w:anchor="_Toc234245600" w:history="1">
             <w:r>
               <w:rPr>
                 <w:rStyle w:val="Hipervnculo"/>
@@ -1940,7 +1951,7 @@
                 <w:noProof/>
                 <w:webHidden/>
               </w:rPr>
-              <w:instrText xml:space="preserve"> PAGEREF _Toc233891874 \h </w:instrText>
+              <w:instrText xml:space="preserve"> PAGEREF _Toc234245600 \h </w:instrText>
             </w:r>
             <w:r>
               <w:rPr>
@@ -1960,7 +1971,7 @@
                 <w:noProof/>
                 <w:webHidden/>
               </w:rPr>
-              <w:t>55</w:t>
+              <w:t>51</w:t>
             </w:r>
             <w:r>
               <w:rPr>
@@ -1985,7 +1996,7 @@
               <w:lang w:eastAsia="es-CO"/>
             </w:rPr>
           </w:pPr>
-          <w:hyperlink w:anchor="_Toc233891875" w:history="1">
+          <w:hyperlink w:anchor="_Toc234245601" w:history="1">
             <w:r>
               <w:rPr>
                 <w:rStyle w:val="Hipervnculo"/>
@@ -2012,7 +2023,7 @@
                 <w:noProof/>
                 <w:webHidden/>
               </w:rPr>
-              <w:instrText xml:space="preserve"> PAGEREF _Toc233891875 \h </w:instrText>
+              <w:instrText xml:space="preserve"> PAGEREF _Toc234245601 \h </w:instrText>
             </w:r>
             <w:r>
               <w:rPr>
@@ -2032,7 +2043,7 @@
                 <w:noProof/>
                 <w:webHidden/>
               </w:rPr>
-              <w:t>56</w:t>
+              <w:t>52</w:t>
             </w:r>
             <w:r>
               <w:rPr>
@@ -2057,7 +2068,7 @@
               <w:lang w:eastAsia="es-CO"/>
             </w:rPr>
           </w:pPr>
-          <w:hyperlink w:anchor="_Toc233891876" w:history="1">
+          <w:hyperlink w:anchor="_Toc234245602" w:history="1">
             <w:r>
               <w:rPr>
                 <w:rStyle w:val="Hipervnculo"/>
@@ -2084,7 +2095,7 @@
                 <w:noProof/>
                 <w:webHidden/>
               </w:rPr>
-              <w:instrText xml:space="preserve"> PAGEREF _Toc233891876 \h </w:instrText>
+              <w:instrText xml:space="preserve"> PAGEREF _Toc234245602 \h </w:instrText>
             </w:r>
             <w:r>
               <w:rPr>
@@ -2104,7 +2115,7 @@
                 <w:noProof/>
                 <w:webHidden/>
               </w:rPr>
-              <w:t>57</w:t>
+              <w:t>53</w:t>
             </w:r>
             <w:r>
               <w:rPr>
@@ -2129,7 +2140,7 @@
               <w:lang w:eastAsia="es-CO"/>
             </w:rPr>
           </w:pPr>
-          <w:hyperlink w:anchor="_Toc233891877" w:history="1">
+          <w:hyperlink w:anchor="_Toc234245603" w:history="1">
             <w:r>
               <w:rPr>
                 <w:rStyle w:val="Hipervnculo"/>
@@ -2156,7 +2167,7 @@
                 <w:noProof/>
                 <w:webHidden/>
               </w:rPr>
-              <w:instrText xml:space="preserve"> PAGEREF _Toc233891877 \h </w:instrText>
+              <w:instrText xml:space="preserve"> PAGEREF _Toc234245603 \h </w:instrText>
             </w:r>
             <w:r>
               <w:rPr>
@@ -2176,7 +2187,7 @@
                 <w:noProof/>
                 <w:webHidden/>
               </w:rPr>
-              <w:t>59</w:t>
+              <w:t>55</w:t>
             </w:r>
             <w:r>
               <w:rPr>
@@ -2201,7 +2212,7 @@
               <w:lang w:eastAsia="es-CO"/>
             </w:rPr>
           </w:pPr>
-          <w:hyperlink w:anchor="_Toc233891878" w:history="1">
+          <w:hyperlink w:anchor="_Toc234245604" w:history="1">
             <w:r>
               <w:rPr>
                 <w:rStyle w:val="Hipervnculo"/>
@@ -2228,7 +2239,7 @@
                 <w:noProof/>
                 <w:webHidden/>
               </w:rPr>
-              <w:instrText xml:space="preserve"> PAGEREF _Toc233891878 \h </w:instrText>
+              <w:instrText xml:space="preserve"> PAGEREF _Toc234245604 \h </w:instrText>
             </w:r>
             <w:r>
               <w:rPr>
@@ -2248,7 +2259,7 @@
                 <w:noProof/>
                 <w:webHidden/>
               </w:rPr>
-              <w:t>63</w:t>
+              <w:t>58</w:t>
             </w:r>
             <w:r>
               <w:rPr>
@@ -2273,7 +2284,7 @@
               <w:lang w:eastAsia="es-CO"/>
             </w:rPr>
           </w:pPr>
-          <w:hyperlink w:anchor="_Toc233891879" w:history="1">
+          <w:hyperlink w:anchor="_Toc234245605" w:history="1">
             <w:r>
               <w:rPr>
                 <w:rStyle w:val="Hipervnculo"/>
@@ -2300,7 +2311,7 @@
                 <w:noProof/>
                 <w:webHidden/>
               </w:rPr>
-              <w:instrText xml:space="preserve"> PAGEREF _Toc233891879 \h </w:instrText>
+              <w:instrText xml:space="preserve"> PAGEREF _Toc234245605 \h </w:instrText>
             </w:r>
             <w:r>
               <w:rPr>
@@ -2320,7 +2331,7 @@
                 <w:noProof/>
                 <w:webHidden/>
               </w:rPr>
-              <w:t>66</w:t>
+              <w:t>61</w:t>
             </w:r>
             <w:r>
               <w:rPr>
@@ -2345,7 +2356,7 @@
               <w:lang w:eastAsia="es-CO"/>
             </w:rPr>
           </w:pPr>
-          <w:hyperlink w:anchor="_Toc233891880" w:history="1">
+          <w:hyperlink w:anchor="_Toc234245606" w:history="1">
             <w:r>
               <w:rPr>
                 <w:rStyle w:val="Hipervnculo"/>
@@ -2372,7 +2383,7 @@
                 <w:noProof/>
                 <w:webHidden/>
               </w:rPr>
-              <w:instrText xml:space="preserve"> PAGEREF _Toc233891880 \h </w:instrText>
+              <w:instrText xml:space="preserve"> PAGEREF _Toc234245606 \h </w:instrText>
             </w:r>
             <w:r>
               <w:rPr>
@@ -2392,7 +2403,7 @@
                 <w:noProof/>
                 <w:webHidden/>
               </w:rPr>
-              <w:t>72</w:t>
+              <w:t>65</w:t>
             </w:r>
             <w:r>
               <w:rPr>
@@ -2417,7 +2428,7 @@
               <w:lang w:eastAsia="es-CO"/>
             </w:rPr>
           </w:pPr>
-          <w:hyperlink w:anchor="_Toc233891881" w:history="1">
+          <w:hyperlink w:anchor="_Toc234245607" w:history="1">
             <w:r>
               <w:rPr>
                 <w:rStyle w:val="Hipervnculo"/>
@@ -2444,7 +2455,7 @@
                 <w:noProof/>
                 <w:webHidden/>
               </w:rPr>
-              <w:instrText xml:space="preserve"> PAGEREF _Toc233891881 \h </w:instrText>
+              <w:instrText xml:space="preserve"> PAGEREF _Toc234245607 \h </w:instrText>
             </w:r>
             <w:r>
               <w:rPr>
@@ -2464,7 +2475,7 @@
                 <w:noProof/>
                 <w:webHidden/>
               </w:rPr>
-              <w:t>74</w:t>
+              <w:t>67</w:t>
             </w:r>
             <w:r>
               <w:rPr>
@@ -2489,7 +2500,7 @@
               <w:lang w:eastAsia="es-CO"/>
             </w:rPr>
           </w:pPr>
-          <w:hyperlink w:anchor="_Toc233891882" w:history="1">
+          <w:hyperlink w:anchor="_Toc234245608" w:history="1">
             <w:r>
               <w:rPr>
                 <w:rStyle w:val="Hipervnculo"/>
@@ -2516,7 +2527,7 @@
                 <w:noProof/>
                 <w:webHidden/>
               </w:rPr>
-              <w:instrText xml:space="preserve"> PAGEREF _Toc233891882 \h </w:instrText>
+              <w:instrText xml:space="preserve"> PAGEREF _Toc234245608 \h </w:instrText>
             </w:r>
             <w:r>
               <w:rPr>
@@ -2536,7 +2547,7 @@
                 <w:noProof/>
                 <w:webHidden/>
               </w:rPr>
-              <w:t>76</w:t>
+              <w:t>69</w:t>
             </w:r>
             <w:r>
               <w:rPr>
@@ -2561,7 +2572,7 @@
               <w:lang w:eastAsia="es-CO"/>
             </w:rPr>
           </w:pPr>
-          <w:hyperlink w:anchor="_Toc233891883" w:history="1">
+          <w:hyperlink w:anchor="_Toc234245609" w:history="1">
             <w:r>
               <w:rPr>
                 <w:rStyle w:val="Hipervnculo"/>
@@ -2588,7 +2599,7 @@
                 <w:noProof/>
                 <w:webHidden/>
               </w:rPr>
-              <w:instrText xml:space="preserve"> PAGEREF _Toc233891883 \h </w:instrText>
+              <w:instrText xml:space="preserve"> PAGEREF _Toc234245609 \h </w:instrText>
             </w:r>
             <w:r>
               <w:rPr>
@@ -2608,7 +2619,7 @@
                 <w:noProof/>
                 <w:webHidden/>
               </w:rPr>
-              <w:t>78</w:t>
+              <w:t>71</w:t>
             </w:r>
             <w:r>
               <w:rPr>
@@ -2636,7 +2647,7 @@
       <w:pPr>
         <w:pStyle w:val="Titulosgenerales"/>
       </w:pPr>
-      <w:bookmarkStart w:id="0" w:name="_Toc233891855"/>
+      <w:bookmarkStart w:id="0" w:name="_Toc234245581"/>
       <w:r>
         <w:lastRenderedPageBreak/>
         <w:t>Introducción</w:t>
@@ -2680,7 +2691,7 @@
       <w:pPr>
         <w:pStyle w:val="Ttulo1"/>
       </w:pPr>
-      <w:bookmarkStart w:id="1" w:name="_Toc233891856"/>
+      <w:bookmarkStart w:id="1" w:name="_Toc234245582"/>
       <w:r>
         <w:lastRenderedPageBreak/>
         <w:t>Desarrollo rural, organización comunitaria y marco normativo</w:t>
@@ -2698,7 +2709,17 @@
       </w:r>
     </w:p>
     <w:p>
-      <w:r>
+      <w:pPr>
+        <w:rPr>
+          <w:b/>
+          <w:bCs/>
+        </w:rPr>
+      </w:pPr>
+      <w:r>
+        <w:rPr>
+          <w:b/>
+          <w:bCs/>
+        </w:rPr>
         <w:t>¿Por qué son importantes las organizaciones comunitarias para los PDET?</w:t>
       </w:r>
     </w:p>
@@ -2736,7 +2757,7 @@
       <w:pPr>
         <w:pStyle w:val="Ttulo2"/>
       </w:pPr>
-      <w:bookmarkStart w:id="2" w:name="_Toc233891857"/>
+      <w:bookmarkStart w:id="2" w:name="_Toc234245583"/>
       <w:r>
         <w:t>Desarrollo rural, políticas agrarias y desarrollo territorial en Colombia</w:t>
       </w:r>
@@ -2801,7 +2822,7 @@
       <w:pPr>
         <w:pStyle w:val="Ttulo2"/>
       </w:pPr>
-      <w:bookmarkStart w:id="3" w:name="_Toc233891858"/>
+      <w:bookmarkStart w:id="3" w:name="_Toc234245584"/>
       <w:r>
         <w:t>Organización comunitaria, asociatividad rural y Agricultura Campesina, Familiar y Comunitaria (ACFC)</w:t>
       </w:r>
@@ -2882,7 +2903,7 @@
       <w:pPr>
         <w:pStyle w:val="Ttulo2"/>
       </w:pPr>
-      <w:bookmarkStart w:id="4" w:name="_Toc233891859"/>
+      <w:bookmarkStart w:id="4" w:name="_Toc234245585"/>
       <w:r>
         <w:t>Participación comunitaria y fortalecimiento organizacional</w:t>
       </w:r>
@@ -2952,7 +2973,7 @@
       <w:pPr>
         <w:pStyle w:val="Ttulo2"/>
       </w:pPr>
-      <w:bookmarkStart w:id="5" w:name="_Toc233891860"/>
+      <w:bookmarkStart w:id="5" w:name="_Toc234245586"/>
       <w:r>
         <w:t>Jerarquía normativa y marco legal del sector agropecuario</w:t>
       </w:r>
@@ -3004,7 +3025,7 @@
       <w:pPr>
         <w:pStyle w:val="Ttulo2"/>
       </w:pPr>
-      <w:bookmarkStart w:id="6" w:name="_Toc233891861"/>
+      <w:bookmarkStart w:id="6" w:name="_Toc234245587"/>
       <w:r>
         <w:t>Sistema Nacional de Innovación Agropecuaria (SNIA), Ley 1876 de 2017 y normatividad complementaria</w:t>
       </w:r>
@@ -3055,9 +3076,9 @@
           <w:lang w:eastAsia="es-CO"/>
         </w:rPr>
         <w:drawing>
-          <wp:inline distT="0" distB="0" distL="0" distR="0" wp14:anchorId="3D6D1639" wp14:editId="0D7B7E73">
-            <wp:extent cx="5403273" cy="3233250"/>
-            <wp:effectExtent l="0" t="0" r="6985" b="5715"/>
+          <wp:inline distT="0" distB="0" distL="0" distR="0" wp14:anchorId="3D6D1639" wp14:editId="3EFFD31E">
+            <wp:extent cx="5400000" cy="3231291"/>
+            <wp:effectExtent l="0" t="0" r="0" b="7620"/>
             <wp:docPr id="1008673271" name="Imagen 4" descr="La figura presenta qué es el SNIA, sus objetivos principales, los actores que participan y los beneficios para los productores rurales. Así mismo explica que el SNIA articula actores, políticas e instrumentos para promover la investigación, la innovación, la transferencia de conocimiento y la extensión agropecuaria. En el centro se ubica un círculo con la sigla “SNIA” y el texto “Articulación para innovar y transformar el campo colombiano”, rodeado por flechas que representan la integración de los diferentes componentes del sistema."/>
             <wp:cNvGraphicFramePr>
               <a:graphicFrameLocks xmlns:a="http://schemas.openxmlformats.org/drawingml/2006/main" noChangeAspect="1"/>
@@ -3087,7 +3108,7 @@
                   <pic:spPr bwMode="auto">
                     <a:xfrm>
                       <a:off x="0" y="0"/>
-                      <a:ext cx="5423457" cy="3245328"/>
+                      <a:ext cx="5400000" cy="3231291"/>
                     </a:xfrm>
                     <a:prstGeom prst="rect">
                       <a:avLst/>
@@ -3103,7 +3124,16 @@
     </w:p>
     <w:p>
       <w:r>
-        <w:t xml:space="preserve"> Nota. SENA, 2026</w:t>
+        <w:t xml:space="preserve"> Nota. SENA, </w:t>
+      </w:r>
+      <w:r>
+        <w:t>(</w:t>
+      </w:r>
+      <w:r>
+        <w:t>2026</w:t>
+      </w:r>
+      <w:r>
+        <w:t>).</w:t>
       </w:r>
     </w:p>
     <w:tbl>
@@ -3532,7 +3562,7 @@
       <w:pPr>
         <w:pStyle w:val="Ttulo1"/>
       </w:pPr>
-      <w:bookmarkStart w:id="7" w:name="_Toc233891862"/>
+      <w:bookmarkStart w:id="7" w:name="_Toc234245588"/>
       <w:r>
         <w:lastRenderedPageBreak/>
         <w:t>Diagnóstico participativo y análisis organizacional</w:t>
@@ -3558,7 +3588,7 @@
       <w:pPr>
         <w:pStyle w:val="Ttulo2"/>
       </w:pPr>
-      <w:bookmarkStart w:id="8" w:name="_Toc233891863"/>
+      <w:bookmarkStart w:id="8" w:name="_Toc234245589"/>
       <w:r>
         <w:t>Metodologías participativas y diagnóstico rural participativo (DRP)</w:t>
       </w:r>
@@ -3574,6 +3604,71 @@
       </w:r>
     </w:p>
     <w:p>
+      <w:pPr>
+        <w:rPr>
+          <w:b/>
+          <w:bCs/>
+        </w:rPr>
+      </w:pPr>
+      <w:r>
+        <w:rPr>
+          <w:b/>
+          <w:bCs/>
+        </w:rPr>
+        <w:t xml:space="preserve">Diagnostico rural participativo </w:t>
+      </w:r>
+      <w:r>
+        <w:rPr>
+          <w:b/>
+          <w:bCs/>
+        </w:rPr>
+        <w:t>–</w:t>
+      </w:r>
+      <w:r>
+        <w:rPr>
+          <w:b/>
+          <w:bCs/>
+        </w:rPr>
+        <w:t xml:space="preserve"> DRP</w:t>
+      </w:r>
+    </w:p>
+    <w:p>
+      <w:pPr>
+        <w:pStyle w:val="Prrafodelista"/>
+        <w:numPr>
+          <w:ilvl w:val="0"/>
+          <w:numId w:val="26"/>
+        </w:numPr>
+      </w:pPr>
+      <w:r>
+        <w:t>Herramientas para un DRP.</w:t>
+      </w:r>
+    </w:p>
+    <w:p>
+      <w:pPr>
+        <w:pStyle w:val="Prrafodelista"/>
+        <w:numPr>
+          <w:ilvl w:val="0"/>
+          <w:numId w:val="26"/>
+        </w:numPr>
+      </w:pPr>
+      <w:r>
+        <w:t>Pasos en la preparación de un DRP.</w:t>
+      </w:r>
+    </w:p>
+    <w:p>
+      <w:pPr>
+        <w:pStyle w:val="Prrafodelista"/>
+        <w:numPr>
+          <w:ilvl w:val="0"/>
+          <w:numId w:val="26"/>
+        </w:numPr>
+      </w:pPr>
+      <w:r>
+        <w:t>Trabajo en campo.</w:t>
+      </w:r>
+    </w:p>
+    <w:p>
       <w:r>
         <w:t>El DRP parte del reconocimiento de que las comunidades poseen conocimientos, experiencias y capacidades que son fundamentales para comprender las dinámicas del territorio y plantear soluciones acordes con sus necesidades. Por esta razón, el diagnóstico participativo se desarrolla mediante espacios de diálogo, concertación y análisis colectivo.</w:t>
       </w:r>
@@ -3585,9 +3680,19 @@
     </w:p>
     <w:p>
       <w:pPr>
+        <w:spacing w:before="0" w:after="160" w:line="259" w:lineRule="auto"/>
+        <w:ind w:firstLine="0"/>
+      </w:pPr>
+      <w:r>
+        <w:br w:type="page"/>
+      </w:r>
+    </w:p>
+    <w:p>
+      <w:pPr>
         <w:pStyle w:val="Tabla"/>
       </w:pPr>
       <w:r>
+        <w:lastRenderedPageBreak/>
         <w:t>Herramientas de diagnóstico participativo</w:t>
       </w:r>
     </w:p>
@@ -3598,9 +3703,9 @@
         <w:tblLook w:val="04A0" w:firstRow="1" w:lastRow="0" w:firstColumn="1" w:lastColumn="0" w:noHBand="0" w:noVBand="1"/>
       </w:tblPr>
       <w:tblGrid>
-        <w:gridCol w:w="3320"/>
-        <w:gridCol w:w="3321"/>
-        <w:gridCol w:w="3321"/>
+        <w:gridCol w:w="2972"/>
+        <w:gridCol w:w="2835"/>
+        <w:gridCol w:w="4155"/>
       </w:tblGrid>
       <w:tr>
         <w:trPr>
@@ -3610,11 +3715,11 @@
         </w:trPr>
         <w:tc>
           <w:tcPr>
-            <w:tcW w:w="3320" w:type="dxa"/>
-          </w:tcPr>
-          <w:p>
-            <w:pPr>
-              <w:ind w:firstLine="0"/>
+            <w:tcW w:w="2972" w:type="dxa"/>
+          </w:tcPr>
+          <w:p>
+            <w:pPr>
+              <w:pStyle w:val="TextoTablas"/>
             </w:pPr>
             <w:r>
               <w:t>Herramienta</w:t>
@@ -3623,11 +3728,11 @@
         </w:tc>
         <w:tc>
           <w:tcPr>
-            <w:tcW w:w="3321" w:type="dxa"/>
-          </w:tcPr>
-          <w:p>
-            <w:pPr>
-              <w:ind w:firstLine="0"/>
+            <w:tcW w:w="2835" w:type="dxa"/>
+          </w:tcPr>
+          <w:p>
+            <w:pPr>
+              <w:pStyle w:val="TextoTablas"/>
             </w:pPr>
             <w:r>
               <w:t>Descripción</w:t>
@@ -3636,11 +3741,11 @@
         </w:tc>
         <w:tc>
           <w:tcPr>
-            <w:tcW w:w="3321" w:type="dxa"/>
-          </w:tcPr>
-          <w:p>
-            <w:pPr>
-              <w:ind w:firstLine="0"/>
+            <w:tcW w:w="4155" w:type="dxa"/>
+          </w:tcPr>
+          <w:p>
+            <w:pPr>
+              <w:pStyle w:val="TextoTablas"/>
             </w:pPr>
             <w:r>
               <w:t>Aplicación en el diagnóstico participativo</w:t>
@@ -3654,11 +3759,11 @@
         </w:trPr>
         <w:tc>
           <w:tcPr>
-            <w:tcW w:w="3320" w:type="dxa"/>
-          </w:tcPr>
-          <w:p>
-            <w:pPr>
-              <w:ind w:firstLine="0"/>
+            <w:tcW w:w="2972" w:type="dxa"/>
+          </w:tcPr>
+          <w:p>
+            <w:pPr>
+              <w:pStyle w:val="TextoTablas"/>
             </w:pPr>
             <w:r>
               <w:t>Cartografía social</w:t>
@@ -3667,11 +3772,11 @@
         </w:tc>
         <w:tc>
           <w:tcPr>
-            <w:tcW w:w="3321" w:type="dxa"/>
-          </w:tcPr>
-          <w:p>
-            <w:pPr>
-              <w:ind w:firstLine="0"/>
+            <w:tcW w:w="2835" w:type="dxa"/>
+          </w:tcPr>
+          <w:p>
+            <w:pPr>
+              <w:pStyle w:val="TextoTablas"/>
             </w:pPr>
             <w:r>
               <w:t>Técnica participativa que representa gráficamente el territorio y sus características.</w:t>
@@ -3680,11 +3785,11 @@
         </w:tc>
         <w:tc>
           <w:tcPr>
-            <w:tcW w:w="3321" w:type="dxa"/>
-          </w:tcPr>
-          <w:p>
-            <w:pPr>
-              <w:ind w:firstLine="0"/>
+            <w:tcW w:w="4155" w:type="dxa"/>
+          </w:tcPr>
+          <w:p>
+            <w:pPr>
+              <w:pStyle w:val="TextoTablas"/>
             </w:pPr>
             <w:r>
               <w:t>Permite identificar recursos, problemáticas, actores y dinámicas territoriales.</w:t>
@@ -3695,25 +3800,24 @@
       <w:tr>
         <w:tc>
           <w:tcPr>
-            <w:tcW w:w="3320" w:type="dxa"/>
-          </w:tcPr>
-          <w:p>
-            <w:pPr>
-              <w:ind w:firstLine="0"/>
-            </w:pPr>
-            <w:r>
-              <w:lastRenderedPageBreak/>
+            <w:tcW w:w="2972" w:type="dxa"/>
+          </w:tcPr>
+          <w:p>
+            <w:pPr>
+              <w:pStyle w:val="TextoTablas"/>
+            </w:pPr>
+            <w:r>
               <w:t>Entrevistas</w:t>
             </w:r>
           </w:p>
         </w:tc>
         <w:tc>
           <w:tcPr>
-            <w:tcW w:w="3321" w:type="dxa"/>
-          </w:tcPr>
-          <w:p>
-            <w:pPr>
-              <w:ind w:firstLine="0"/>
+            <w:tcW w:w="2835" w:type="dxa"/>
+          </w:tcPr>
+          <w:p>
+            <w:pPr>
+              <w:pStyle w:val="TextoTablas"/>
             </w:pPr>
             <w:r>
               <w:t>Conversaciones estructuradas o semiestructuradas con personas o grupos.</w:t>
@@ -3722,11 +3826,11 @@
         </w:tc>
         <w:tc>
           <w:tcPr>
-            <w:tcW w:w="3321" w:type="dxa"/>
-          </w:tcPr>
-          <w:p>
-            <w:pPr>
-              <w:ind w:firstLine="0"/>
+            <w:tcW w:w="4155" w:type="dxa"/>
+          </w:tcPr>
+          <w:p>
+            <w:pPr>
+              <w:pStyle w:val="TextoTablas"/>
             </w:pPr>
             <w:r>
               <w:t>Facilitan la recolección de información sobre necesidades, percepciones y experiencias comunitarias.</w:t>
@@ -3740,11 +3844,11 @@
         </w:trPr>
         <w:tc>
           <w:tcPr>
-            <w:tcW w:w="3320" w:type="dxa"/>
-          </w:tcPr>
-          <w:p>
-            <w:pPr>
-              <w:ind w:firstLine="0"/>
+            <w:tcW w:w="2972" w:type="dxa"/>
+          </w:tcPr>
+          <w:p>
+            <w:pPr>
+              <w:pStyle w:val="TextoTablas"/>
             </w:pPr>
             <w:r>
               <w:t>Grupos focales</w:t>
@@ -3753,11 +3857,11 @@
         </w:tc>
         <w:tc>
           <w:tcPr>
-            <w:tcW w:w="3321" w:type="dxa"/>
-          </w:tcPr>
-          <w:p>
-            <w:pPr>
-              <w:ind w:firstLine="0"/>
+            <w:tcW w:w="2835" w:type="dxa"/>
+          </w:tcPr>
+          <w:p>
+            <w:pPr>
+              <w:pStyle w:val="TextoTablas"/>
             </w:pPr>
             <w:r>
               <w:t>Espacios de diálogo con grupos de personas sobre temas específicos.</w:t>
@@ -3766,11 +3870,11 @@
         </w:tc>
         <w:tc>
           <w:tcPr>
-            <w:tcW w:w="3321" w:type="dxa"/>
-          </w:tcPr>
-          <w:p>
-            <w:pPr>
-              <w:ind w:firstLine="0"/>
+            <w:tcW w:w="4155" w:type="dxa"/>
+          </w:tcPr>
+          <w:p>
+            <w:pPr>
+              <w:pStyle w:val="TextoTablas"/>
             </w:pPr>
             <w:r>
               <w:t>Permiten analizar problemáticas, opiniones y propuestas colectivas.</w:t>
@@ -3781,11 +3885,11 @@
       <w:tr>
         <w:tc>
           <w:tcPr>
-            <w:tcW w:w="3320" w:type="dxa"/>
-          </w:tcPr>
-          <w:p>
-            <w:pPr>
-              <w:ind w:firstLine="0"/>
+            <w:tcW w:w="2972" w:type="dxa"/>
+          </w:tcPr>
+          <w:p>
+            <w:pPr>
+              <w:pStyle w:val="TextoTablas"/>
             </w:pPr>
             <w:r>
               <w:t>Recorridos territoriales</w:t>
@@ -3794,11 +3898,11 @@
         </w:tc>
         <w:tc>
           <w:tcPr>
-            <w:tcW w:w="3321" w:type="dxa"/>
-          </w:tcPr>
-          <w:p>
-            <w:pPr>
-              <w:ind w:firstLine="0"/>
+            <w:tcW w:w="2835" w:type="dxa"/>
+          </w:tcPr>
+          <w:p>
+            <w:pPr>
+              <w:pStyle w:val="TextoTablas"/>
             </w:pPr>
             <w:r>
               <w:t>Observación directa del territorio mediante visitas comunitarias.</w:t>
@@ -3807,11 +3911,11 @@
         </w:tc>
         <w:tc>
           <w:tcPr>
-            <w:tcW w:w="3321" w:type="dxa"/>
-          </w:tcPr>
-          <w:p>
-            <w:pPr>
-              <w:ind w:firstLine="0"/>
+            <w:tcW w:w="4155" w:type="dxa"/>
+          </w:tcPr>
+          <w:p>
+            <w:pPr>
+              <w:pStyle w:val="TextoTablas"/>
             </w:pPr>
             <w:r>
               <w:t>Ayudan a reconocer condiciones ambientales, productivas y sociales del entorno.</w:t>
@@ -3825,11 +3929,11 @@
         </w:trPr>
         <w:tc>
           <w:tcPr>
-            <w:tcW w:w="3320" w:type="dxa"/>
-          </w:tcPr>
-          <w:p>
-            <w:pPr>
-              <w:ind w:firstLine="0"/>
+            <w:tcW w:w="2972" w:type="dxa"/>
+          </w:tcPr>
+          <w:p>
+            <w:pPr>
+              <w:pStyle w:val="TextoTablas"/>
             </w:pPr>
             <w:r>
               <w:t>Lluvias de ideas</w:t>
@@ -3838,11 +3942,11 @@
         </w:tc>
         <w:tc>
           <w:tcPr>
-            <w:tcW w:w="3321" w:type="dxa"/>
-          </w:tcPr>
-          <w:p>
-            <w:pPr>
-              <w:ind w:firstLine="0"/>
+            <w:tcW w:w="2835" w:type="dxa"/>
+          </w:tcPr>
+          <w:p>
+            <w:pPr>
+              <w:pStyle w:val="TextoTablas"/>
             </w:pPr>
             <w:r>
               <w:t>Técnica grupal para generar propuestas y opiniones de manera espontánea.</w:t>
@@ -3851,11 +3955,11 @@
         </w:tc>
         <w:tc>
           <w:tcPr>
-            <w:tcW w:w="3321" w:type="dxa"/>
-          </w:tcPr>
-          <w:p>
-            <w:pPr>
-              <w:ind w:firstLine="0"/>
+            <w:tcW w:w="4155" w:type="dxa"/>
+          </w:tcPr>
+          <w:p>
+            <w:pPr>
+              <w:pStyle w:val="TextoTablas"/>
             </w:pPr>
             <w:r>
               <w:t>Favorece la identificación de necesidades, problemáticas y posibles soluciones.</w:t>
@@ -3866,25 +3970,24 @@
       <w:tr>
         <w:tc>
           <w:tcPr>
-            <w:tcW w:w="3320" w:type="dxa"/>
-          </w:tcPr>
-          <w:p>
-            <w:pPr>
-              <w:ind w:firstLine="0"/>
-            </w:pPr>
-            <w:r>
-              <w:lastRenderedPageBreak/>
+            <w:tcW w:w="2972" w:type="dxa"/>
+          </w:tcPr>
+          <w:p>
+            <w:pPr>
+              <w:pStyle w:val="TextoTablas"/>
+            </w:pPr>
+            <w:r>
               <w:t>Matrices de análisis</w:t>
             </w:r>
           </w:p>
         </w:tc>
         <w:tc>
           <w:tcPr>
-            <w:tcW w:w="3321" w:type="dxa"/>
-          </w:tcPr>
-          <w:p>
-            <w:pPr>
-              <w:ind w:firstLine="0"/>
+            <w:tcW w:w="2835" w:type="dxa"/>
+          </w:tcPr>
+          <w:p>
+            <w:pPr>
+              <w:pStyle w:val="TextoTablas"/>
             </w:pPr>
             <w:r>
               <w:t>Herramientas organizadas en cuadros para clasificar y analizar información.</w:t>
@@ -3893,11 +3996,11 @@
         </w:tc>
         <w:tc>
           <w:tcPr>
-            <w:tcW w:w="3321" w:type="dxa"/>
-          </w:tcPr>
-          <w:p>
-            <w:pPr>
-              <w:ind w:firstLine="0"/>
+            <w:tcW w:w="4155" w:type="dxa"/>
+          </w:tcPr>
+          <w:p>
+            <w:pPr>
+              <w:pStyle w:val="TextoTablas"/>
             </w:pPr>
             <w:r>
               <w:t>Facilitan la priorización de problemas y la toma de decisiones participativas.</w:t>
@@ -3916,14 +4019,18 @@
     </w:p>
     <w:p>
       <w:r>
-        <w:t>El diagnóstico participativo también facilita la identificación de recursos locales, potencialidades productivas y oportunidades de desarrollo comunitario. Asimismo, contribuye a fortalecer la comunicación y el trabajo colaborativo entre los diferentes actores involucrados en los procesos organizacionales y territoriales. La aplicación del DRP favorece la formulación de estrategias y proyectos más pertinentes, sostenibles y articulados con las dinámicas del entorno rural.</w:t>
+        <w:t xml:space="preserve">El diagnóstico participativo también facilita la identificación de recursos locales, potencialidades productivas y oportunidades de desarrollo comunitario. Asimismo, contribuye a fortalecer la comunicación y el trabajo colaborativo entre los diferentes </w:t>
+      </w:r>
+      <w:r>
+        <w:lastRenderedPageBreak/>
+        <w:t>actores involucrados en los procesos organizacionales y territoriales. La aplicación del DRP favorece la formulación de estrategias y proyectos más pertinentes, sostenibles y articulados con las dinámicas del entorno rural.</w:t>
       </w:r>
     </w:p>
     <w:p>
       <w:pPr>
         <w:pStyle w:val="Ttulo2"/>
       </w:pPr>
-      <w:bookmarkStart w:id="9" w:name="_Toc233891864"/>
+      <w:bookmarkStart w:id="9" w:name="_Toc234245590"/>
       <w:r>
         <w:t>Identificación de actores, población objetivo y caracterización del entorno</w:t>
       </w:r>
@@ -3936,7 +4043,6 @@
     </w:p>
     <w:p>
       <w:r>
-        <w:lastRenderedPageBreak/>
         <w:t>La identificación de actores consiste en reconocer las personas, grupos, organizaciones e instituciones que participan o influyen en los procesos organizacionales, comunitarios y territoriales. Los actores pueden ser internos o externos a la organización y desempeñan diferentes roles dentro de las dinámicas de desarrollo rural.</w:t>
       </w:r>
     </w:p>
@@ -3947,6 +4053,20 @@
     </w:p>
     <w:p>
       <w:pPr>
+        <w:spacing w:before="0" w:after="160" w:line="259" w:lineRule="auto"/>
+        <w:ind w:firstLine="0"/>
+      </w:pPr>
+      <w:r>
+        <w:br w:type="page"/>
+      </w:r>
+    </w:p>
+    <w:p>
+      <w:pPr>
+        <w:pStyle w:val="Prrafodelista"/>
+        <w:numPr>
+          <w:ilvl w:val="0"/>
+          <w:numId w:val="27"/>
+        </w:numPr>
         <w:rPr>
           <w:b/>
           <w:bCs/>
@@ -3957,6 +4077,7 @@
           <w:b/>
           <w:bCs/>
         </w:rPr>
+        <w:lastRenderedPageBreak/>
         <w:t>Identificación de actores</w:t>
       </w:r>
     </w:p>
@@ -3971,6 +4092,11 @@
     </w:p>
     <w:p>
       <w:pPr>
+        <w:pStyle w:val="Prrafodelista"/>
+        <w:numPr>
+          <w:ilvl w:val="0"/>
+          <w:numId w:val="27"/>
+        </w:numPr>
         <w:rPr>
           <w:b/>
           <w:bCs/>
@@ -4001,15 +4127,11 @@
     </w:p>
     <w:p>
       <w:pPr>
-        <w:spacing w:before="0" w:after="160" w:line="259" w:lineRule="auto"/>
-        <w:ind w:firstLine="0"/>
-      </w:pPr>
-      <w:r>
-        <w:br w:type="page"/>
-      </w:r>
-    </w:p>
-    <w:p>
-      <w:pPr>
+        <w:pStyle w:val="Prrafodelista"/>
+        <w:numPr>
+          <w:ilvl w:val="0"/>
+          <w:numId w:val="27"/>
+        </w:numPr>
         <w:rPr>
           <w:b/>
           <w:bCs/>
@@ -4020,7 +4142,6 @@
           <w:b/>
           <w:bCs/>
         </w:rPr>
-        <w:lastRenderedPageBreak/>
         <w:t>Caracterización del entorno</w:t>
       </w:r>
     </w:p>
@@ -4049,7 +4170,7 @@
       <w:pPr>
         <w:pStyle w:val="Ttulo2"/>
       </w:pPr>
-      <w:bookmarkStart w:id="10" w:name="_Toc233891865"/>
+      <w:bookmarkStart w:id="10" w:name="_Toc234245591"/>
       <w:r>
         <w:t>Factores internos y externos de la organización</w:t>
       </w:r>
@@ -4057,16 +4178,11 @@
     </w:p>
     <w:p>
       <w:r>
-        <w:t>Las organizaciones rurales y comunitarias se encuentran influenciadas por diferentes factores internos y externos que pueden afectar su funcionamiento, sostenibilidad y capacidad de gestión. El análisis de estos factores permite comprender las fortalezas y debilidades de la organización, así como las oportunidades y amenazas presentes en el entorno.</w:t>
-      </w:r>
-    </w:p>
-    <w:p>
-      <w:pPr>
-        <w:spacing w:before="0" w:after="160" w:line="259" w:lineRule="auto"/>
-        <w:ind w:firstLine="0"/>
-      </w:pPr>
-      <w:r>
-        <w:br w:type="page"/>
+        <w:t xml:space="preserve">Las organizaciones rurales y comunitarias se encuentran influenciadas por diferentes factores internos y externos que pueden afectar su funcionamiento, </w:t>
+      </w:r>
+      <w:r>
+        <w:lastRenderedPageBreak/>
+        <w:t>sostenibilidad y capacidad de gestión. El análisis de estos factores permite comprender las fortalezas y debilidades de la organización, así como las oportunidades y amenazas presentes en el entorno.</w:t>
       </w:r>
     </w:p>
     <w:p>
@@ -4074,19 +4190,21 @@
         <w:pStyle w:val="Figura"/>
       </w:pPr>
       <w:r>
-        <w:lastRenderedPageBreak/>
         <w:t>Factores internos y externos</w:t>
       </w:r>
     </w:p>
     <w:p>
+      <w:pPr>
+        <w:jc w:val="center"/>
+      </w:pPr>
       <w:r>
         <w:rPr>
           <w:noProof/>
         </w:rPr>
         <w:drawing>
-          <wp:inline distT="0" distB="0" distL="0" distR="0" wp14:anchorId="47CD97B7" wp14:editId="519813ED">
-            <wp:extent cx="6063343" cy="3046341"/>
-            <wp:effectExtent l="0" t="0" r="0" b="1905"/>
+          <wp:inline distT="0" distB="0" distL="0" distR="0" wp14:anchorId="47CD97B7" wp14:editId="65E0B659">
+            <wp:extent cx="5400000" cy="2713065"/>
+            <wp:effectExtent l="0" t="0" r="0" b="0"/>
             <wp:docPr id="625306663" name="Imagen 6" descr="La figura presenta un comparativo entre los factores internos y externos que influyen en una organización. Los factores internos incluyen liderazgo, comunicación, trabajo en equipo, recursos, capacidad administrativa y experiencia organizativa. Los factores externos abarcan políticas públicas, condiciones del mercado, acceso a programas institucionales, cambios climáticos, conflictos sociales y dinámicas territoriales. También la figura destaca cómo ambos tipos de factores pueden afectar el desempeño, la gestión y el logro de los objetivos."/>
             <wp:cNvGraphicFramePr>
               <a:graphicFrameLocks xmlns:a="http://schemas.openxmlformats.org/drawingml/2006/main" noChangeAspect="1"/>
@@ -4116,7 +4234,7 @@
                   <pic:spPr bwMode="auto">
                     <a:xfrm>
                       <a:off x="0" y="0"/>
-                      <a:ext cx="6078825" cy="3054120"/>
+                      <a:ext cx="5400000" cy="2713065"/>
                     </a:xfrm>
                     <a:prstGeom prst="rect">
                       <a:avLst/>
@@ -4258,6 +4376,7 @@
                 <w:b/>
                 <w:bCs/>
               </w:rPr>
+              <w:lastRenderedPageBreak/>
               <w:t>Comunicación interna</w:t>
             </w:r>
           </w:p>
@@ -4270,7 +4389,6 @@
               </w:numPr>
             </w:pPr>
             <w:r>
-              <w:lastRenderedPageBreak/>
               <w:t>Flujo de información claro y efectivo.</w:t>
             </w:r>
           </w:p>
@@ -4468,6 +4586,7 @@
                 <w:b/>
                 <w:bCs/>
               </w:rPr>
+              <w:lastRenderedPageBreak/>
               <w:t>Acceso a programas institucionales</w:t>
             </w:r>
           </w:p>
@@ -4480,7 +4599,6 @@
               </w:numPr>
             </w:pPr>
             <w:r>
-              <w:lastRenderedPageBreak/>
               <w:t>Apoyo, financiación y asistencia técnica disponible.</w:t>
             </w:r>
           </w:p>
@@ -4600,6 +4718,7 @@
     </w:p>
     <w:p>
       <w:r>
+        <w:lastRenderedPageBreak/>
         <w:t>Una de las herramientas más utilizadas para el análisis organizacional es la matriz DOFA, la cual permite identificar debilidades, oportunidades, fortalezas y amenazas como base para la formulación de estrategias de fortalecimiento organizacional.</w:t>
       </w:r>
     </w:p>
@@ -4607,9 +4726,8 @@
       <w:pPr>
         <w:pStyle w:val="Ttulo2"/>
       </w:pPr>
-      <w:bookmarkStart w:id="11" w:name="_Toc233891866"/>
-      <w:r>
-        <w:lastRenderedPageBreak/>
+      <w:bookmarkStart w:id="11" w:name="_Toc234245592"/>
+      <w:r>
         <w:t>Identificación, priorización y solución de problemáticas organizacionales</w:t>
       </w:r>
       <w:bookmarkEnd w:id="11"/>
@@ -4640,7 +4758,11 @@
         </w:numPr>
       </w:pPr>
       <w:r>
-        <w:t>La priorización permite establecer cuáles problemáticas requieren atención inmediata según criterios como impacto, urgencia, viabilidad y capacidad de intervención. Este proceso facilita orientar los esfuerzos y recursos hacia las necesidades más relevantes para la comunidad.</w:t>
+        <w:t xml:space="preserve">La priorización permite establecer cuáles problemáticas requieren atención inmediata según criterios como impacto, urgencia, viabilidad y capacidad </w:t>
+      </w:r>
+      <w:r>
+        <w:lastRenderedPageBreak/>
+        <w:t>de intervención. Este proceso facilita orientar los esfuerzos y recursos hacia las necesidades más relevantes para la comunidad.</w:t>
       </w:r>
     </w:p>
     <w:p>
@@ -4684,7 +4806,7 @@
           </w:tcPr>
           <w:p>
             <w:pPr>
-              <w:ind w:firstLine="0"/>
+              <w:pStyle w:val="TextoTablas"/>
             </w:pPr>
             <w:r>
               <w:t>Técnica</w:t>
@@ -4697,7 +4819,7 @@
           </w:tcPr>
           <w:p>
             <w:pPr>
-              <w:ind w:firstLine="0"/>
+              <w:pStyle w:val="TextoTablas"/>
             </w:pPr>
             <w:r>
               <w:t>Descripción</w:t>
@@ -4710,7 +4832,7 @@
           </w:tcPr>
           <w:p>
             <w:pPr>
-              <w:ind w:firstLine="0"/>
+              <w:pStyle w:val="TextoTablas"/>
             </w:pPr>
             <w:r>
               <w:t>Aplicación en la priorización de problemas</w:t>
@@ -4728,7 +4850,7 @@
           </w:tcPr>
           <w:p>
             <w:pPr>
-              <w:ind w:firstLine="0"/>
+              <w:pStyle w:val="TextoTablas"/>
             </w:pPr>
             <w:r>
               <w:t>Matrices de priorización</w:t>
@@ -4741,7 +4863,7 @@
           </w:tcPr>
           <w:p>
             <w:pPr>
-              <w:ind w:firstLine="0"/>
+              <w:pStyle w:val="TextoTablas"/>
             </w:pPr>
             <w:r>
               <w:t>Herramientas que permiten clasificar problemas según criterios definidos.</w:t>
@@ -4754,7 +4876,7 @@
           </w:tcPr>
           <w:p>
             <w:pPr>
-              <w:ind w:firstLine="0"/>
+              <w:pStyle w:val="TextoTablas"/>
             </w:pPr>
             <w:r>
               <w:t>Facilitan identificar las problemáticas más importantes según impacto, urgencia y viabilidad.</w:t>
@@ -4769,7 +4891,7 @@
           </w:tcPr>
           <w:p>
             <w:pPr>
-              <w:ind w:firstLine="0"/>
+              <w:pStyle w:val="TextoTablas"/>
             </w:pPr>
             <w:r>
               <w:t>Análisis causa-efecto</w:t>
@@ -4782,7 +4904,7 @@
           </w:tcPr>
           <w:p>
             <w:pPr>
-              <w:ind w:firstLine="0"/>
+              <w:pStyle w:val="TextoTablas"/>
             </w:pPr>
             <w:r>
               <w:t>Técnica que relaciona las causas y consecuencias de una problemática.</w:t>
@@ -4795,7 +4917,7 @@
           </w:tcPr>
           <w:p>
             <w:pPr>
-              <w:ind w:firstLine="0"/>
+              <w:pStyle w:val="TextoTablas"/>
             </w:pPr>
             <w:r>
               <w:t>Permite comprender el origen de los problemas y orientar posibles soluciones.</w:t>
@@ -4813,7 +4935,7 @@
           </w:tcPr>
           <w:p>
             <w:pPr>
-              <w:ind w:firstLine="0"/>
+              <w:pStyle w:val="TextoTablas"/>
             </w:pPr>
             <w:r>
               <w:t>Votaciones participativas</w:t>
@@ -4826,7 +4948,7 @@
           </w:tcPr>
           <w:p>
             <w:pPr>
-              <w:ind w:firstLine="0"/>
+              <w:pStyle w:val="TextoTablas"/>
             </w:pPr>
             <w:r>
               <w:t>Método de selección colectiva mediante la opinión de los participantes.</w:t>
@@ -4839,7 +4961,7 @@
           </w:tcPr>
           <w:p>
             <w:pPr>
-              <w:ind w:firstLine="0"/>
+              <w:pStyle w:val="TextoTablas"/>
             </w:pPr>
             <w:r>
               <w:t>Ayuda a establecer prioridades de manera democrática y participativa.</w:t>
@@ -4854,7 +4976,7 @@
           </w:tcPr>
           <w:p>
             <w:pPr>
-              <w:ind w:firstLine="0"/>
+              <w:pStyle w:val="TextoTablas"/>
             </w:pPr>
             <w:r>
               <w:t>Árbol de problemas</w:t>
@@ -4867,7 +4989,7 @@
           </w:tcPr>
           <w:p>
             <w:pPr>
-              <w:ind w:firstLine="0"/>
+              <w:pStyle w:val="TextoTablas"/>
             </w:pPr>
             <w:r>
               <w:t>Herramienta gráfica que representa causas, problema central y efectos.</w:t>
@@ -4880,7 +5002,7 @@
           </w:tcPr>
           <w:p>
             <w:pPr>
-              <w:ind w:firstLine="0"/>
+              <w:pStyle w:val="TextoTablas"/>
             </w:pPr>
             <w:r>
               <w:t>Facilita el análisis integral de las problemáticas organizacionales y comunitarias.</w:t>
@@ -4906,16 +5028,16 @@
         </w:numPr>
       </w:pPr>
       <w:r>
+        <w:t>La solución de problemáticas implica la formulación de alternativas y estrategias orientadas al mejoramiento organizacional y comunitario. Las soluciones deben construirse de manera participativa y considerar las capacidades, recursos y características del territorio. La implementación de acciones de mejora contribuye a fortalecer la organización, optimizar procesos y promover el desarrollo sostenible de las comunidades rurales.</w:t>
+      </w:r>
+    </w:p>
+    <w:p>
+      <w:pPr>
+        <w:pStyle w:val="Ttulo2"/>
+      </w:pPr>
+      <w:bookmarkStart w:id="12" w:name="_Toc234245593"/>
+      <w:r>
         <w:lastRenderedPageBreak/>
-        <w:t>La solución de problemáticas implica la formulación de alternativas y estrategias orientadas al mejoramiento organizacional y comunitario. Las soluciones deben construirse de manera participativa y considerar las capacidades, recursos y características del territorio. La implementación de acciones de mejora contribuye a fortalecer la organización, optimizar procesos y promover el desarrollo sostenible de las comunidades rurales.</w:t>
-      </w:r>
-    </w:p>
-    <w:p>
-      <w:pPr>
-        <w:pStyle w:val="Ttulo2"/>
-      </w:pPr>
-      <w:bookmarkStart w:id="12" w:name="_Toc233891867"/>
-      <w:r>
         <w:t>Clasificación, registro de usuarios y manejo de información organizacional</w:t>
       </w:r>
       <w:bookmarkEnd w:id="12"/>
@@ -4932,6 +5054,11 @@
     </w:p>
     <w:p>
       <w:pPr>
+        <w:pStyle w:val="Prrafodelista"/>
+        <w:numPr>
+          <w:ilvl w:val="0"/>
+          <w:numId w:val="7"/>
+        </w:numPr>
         <w:rPr>
           <w:b/>
           <w:bCs/>
@@ -4947,15 +5074,16 @@
     </w:p>
     <w:p>
       <w:r>
-        <w:t xml:space="preserve">Se realiza teniendo en cuenta características sociales, productivas, económicas y territoriales que permiten definir necesidades y orientar estrategias de atención. La </w:t>
-      </w:r>
-      <w:r>
-        <w:lastRenderedPageBreak/>
-        <w:t>información recopilada contribuye a mejorar la focalización de acciones institucionales y comunitarias.</w:t>
-      </w:r>
-    </w:p>
-    <w:p>
-      <w:pPr>
+        <w:t>Se realiza teniendo en cuenta características sociales, productivas, económicas y territoriales que permiten definir necesidades y orientar estrategias de atención. La información recopilada contribuye a mejorar la focalización de acciones institucionales y comunitarias.</w:t>
+      </w:r>
+    </w:p>
+    <w:p>
+      <w:pPr>
+        <w:pStyle w:val="Prrafodelista"/>
+        <w:numPr>
+          <w:ilvl w:val="0"/>
+          <w:numId w:val="7"/>
+        </w:numPr>
         <w:rPr>
           <w:b/>
           <w:bCs/>
@@ -4971,7 +5099,11 @@
     </w:p>
     <w:p>
       <w:r>
-        <w:t>Constituye una herramienta importante para consolidar bases de datos y facilitar el seguimiento de procesos organizacionales y productivos. Asimismo, permite generar información útil para la formulación de proyectos, gestión de recursos y toma de decisiones</w:t>
+        <w:t xml:space="preserve">Constituye una herramienta importante para consolidar bases de datos y facilitar el seguimiento de procesos organizacionales y productivos. Asimismo, permite generar </w:t>
+      </w:r>
+      <w:r>
+        <w:lastRenderedPageBreak/>
+        <w:t>información útil para la formulación de proyectos, gestión de recursos y toma de decisiones</w:t>
       </w:r>
       <w:r>
         <w:t>.</w:t>
@@ -4979,6 +5111,11 @@
     </w:p>
     <w:p>
       <w:pPr>
+        <w:pStyle w:val="Prrafodelista"/>
+        <w:numPr>
+          <w:ilvl w:val="0"/>
+          <w:numId w:val="7"/>
+        </w:numPr>
         <w:rPr>
           <w:b/>
           <w:bCs/>
@@ -5068,21 +5205,76 @@
                 <w:b/>
                 <w:bCs/>
               </w:rPr>
+              <w:t>Hombre:</w:t>
+            </w:r>
+            <w:r>
+              <w:rPr>
+                <w:b/>
+                <w:bCs/>
+              </w:rPr>
+              <w:t xml:space="preserve"> </w:t>
+            </w:r>
+            <w:r>
+              <w:t>l</w:t>
+            </w:r>
+            <w:r>
+              <w:t>o peor de todo es que la población termina aceptando ese proyecto porque quien llega trae los recursos. Pero por dentro, la gente sabe muy bien que ese proyecto no sirve para solucionar ninguno de sus problemas.</w:t>
+            </w:r>
+          </w:p>
+          <w:p>
+            <w:r>
+              <w:rPr>
+                <w:b/>
+                <w:bCs/>
+              </w:rPr>
+              <w:t>Mujer:</w:t>
+            </w:r>
+            <w:r>
+              <w:rPr>
+                <w:b/>
+                <w:bCs/>
+              </w:rPr>
+              <w:t xml:space="preserve"> </w:t>
+            </w:r>
+            <w:r>
+              <w:t>¿</w:t>
+            </w:r>
+            <w:r>
+              <w:t>q</w:t>
+            </w:r>
+            <w:r>
+              <w:t>ué habría pasado si antes de llevar la solución lista, alguien se hubiera sentado a escuchar su realidad?</w:t>
+            </w:r>
+          </w:p>
+          <w:p>
+            <w:r>
+              <w:rPr>
+                <w:b/>
+                <w:bCs/>
+              </w:rPr>
               <w:lastRenderedPageBreak/>
               <w:t>Hombre:</w:t>
             </w:r>
             <w:r>
+              <w:t xml:space="preserve"> e</w:t>
+            </w:r>
+            <w:r>
+              <w:t>sa es justamente la base de la planeación rural. Entender que las soluciones se construyen con la gente, no simplemente para la gente.</w:t>
+            </w:r>
+          </w:p>
+          <w:p>
+            <w:r>
               <w:rPr>
                 <w:b/>
                 <w:bCs/>
               </w:rPr>
-              <w:t xml:space="preserve"> </w:t>
-            </w:r>
-            <w:r>
-              <w:t>l</w:t>
-            </w:r>
-            <w:r>
-              <w:t>o peor de todo es que la población termina aceptando ese proyecto porque quien llega trae los recursos. Pero por dentro, la gente sabe muy bien que ese proyecto no sirve para solucionar ninguno de sus problemas.</w:t>
+              <w:t>Mujer:</w:t>
+            </w:r>
+            <w:r>
+              <w:t xml:space="preserve"> y</w:t>
+            </w:r>
+            <w:r>
+              <w:t xml:space="preserve"> para lograrlo existe una herramienta muy práctica. El Diagnóstico Rural Participativo.</w:t>
             </w:r>
           </w:p>
           <w:p>
@@ -5091,23 +5283,28 @@
                 <w:b/>
                 <w:bCs/>
               </w:rPr>
-              <w:t>Mujer:</w:t>
-            </w:r>
+              <w:t>Hombre:</w:t>
+            </w:r>
+            <w:r>
+              <w:t xml:space="preserve"> b</w:t>
+            </w:r>
+            <w:r>
+              <w:t>ásicamente es darle la voz a la comunidad. Que sean los mismos habitantes quienes analicen su realidad y propongan las soluciones.</w:t>
+            </w:r>
+          </w:p>
+          <w:p>
             <w:r>
               <w:rPr>
                 <w:b/>
                 <w:bCs/>
               </w:rPr>
-              <w:t xml:space="preserve"> </w:t>
-            </w:r>
-            <w:r>
-              <w:t>¿</w:t>
-            </w:r>
-            <w:r>
-              <w:t>q</w:t>
-            </w:r>
-            <w:r>
-              <w:t>ué habría pasado si antes de llevar la solución lista, alguien se hubiera sentado a escuchar su realidad?</w:t>
+              <w:t>Mujer:</w:t>
+            </w:r>
+            <w:r>
+              <w:t xml:space="preserve"> t</w:t>
+            </w:r>
+            <w:r>
+              <w:t>odo esto mediante ejercicios muy cercanos. Como armar un mapa social, caminar el territorio para reconocerlo o hacer una lluvia de ideas.</w:t>
             </w:r>
           </w:p>
           <w:p>
@@ -5119,10 +5316,10 @@
               <w:t>Hombre:</w:t>
             </w:r>
             <w:r>
-              <w:t xml:space="preserve"> e</w:t>
-            </w:r>
-            <w:r>
-              <w:t>sa es justamente la base de la planeación rural. Entender que las soluciones se construyen con la gente, no simplemente para la gente.</w:t>
+              <w:t xml:space="preserve"> a</w:t>
+            </w:r>
+            <w:r>
+              <w:t>sí se identifican los recursos de la zona y se entienden mejor sus dinámicas productivas.</w:t>
             </w:r>
           </w:p>
           <w:p>
@@ -5134,10 +5331,10 @@
               <w:t>Mujer:</w:t>
             </w:r>
             <w:r>
-              <w:t xml:space="preserve"> y</w:t>
-            </w:r>
-            <w:r>
-              <w:t xml:space="preserve"> para lograrlo existe una herramienta muy práctica. El Diagnóstico Rural Participativo.</w:t>
+              <w:t xml:space="preserve"> t</w:t>
+            </w:r>
+            <w:r>
+              <w:t>ambién ayuda a identificar a los actores principales. Saber quiénes influyen en el entorno es vital para formar buenas alianzas.</w:t>
             </w:r>
           </w:p>
           <w:p>
@@ -5149,10 +5346,10 @@
               <w:t>Hombre:</w:t>
             </w:r>
             <w:r>
-              <w:t xml:space="preserve"> b</w:t>
-            </w:r>
-            <w:r>
-              <w:t>ásicamente es darle la voz a la comunidad. Que sean los mismos habitantes quienes analicen su realidad y propongan las soluciones.</w:t>
+              <w:t xml:space="preserve"> p</w:t>
+            </w:r>
+            <w:r>
+              <w:t>ara tener el panorama completo, hay que evaluar a la organización entendiendo qué pasa con la gente, pero sin perder de vista lo que ocurre en el entorno.</w:t>
             </w:r>
           </w:p>
           <w:p>
@@ -5164,10 +5361,10 @@
               <w:t>Mujer:</w:t>
             </w:r>
             <w:r>
-              <w:t xml:space="preserve"> t</w:t>
-            </w:r>
-            <w:r>
-              <w:t>odo esto mediante ejercicios muy cercanos. Como armar un mapa social, caminar el territorio para reconocerlo o hacer una lluvia de ideas.</w:t>
+              <w:t xml:space="preserve"> p</w:t>
+            </w:r>
+            <w:r>
+              <w:t>rimero hay que revisar cómo está el propio grupo. Ver si los líderes están funcionando y si la comunidad realmente está trabajando unida.</w:t>
             </w:r>
           </w:p>
           <w:p>
@@ -5179,10 +5376,10 @@
               <w:t>Hombre:</w:t>
             </w:r>
             <w:r>
-              <w:t xml:space="preserve"> a</w:t>
-            </w:r>
-            <w:r>
-              <w:t>sí se identifican los recursos de la zona y se entienden mejor sus dinámicas productivas.</w:t>
+              <w:t xml:space="preserve"> p</w:t>
+            </w:r>
+            <w:r>
+              <w:t>ero también hay que levantar la cabeza y ver qué pasa en el entorno. Porque la comunidad no está aislada.</w:t>
             </w:r>
           </w:p>
           <w:p>
@@ -5191,13 +5388,14 @@
                 <w:b/>
                 <w:bCs/>
               </w:rPr>
+              <w:lastRenderedPageBreak/>
               <w:t>Mujer:</w:t>
             </w:r>
             <w:r>
-              <w:t xml:space="preserve"> t</w:t>
-            </w:r>
-            <w:r>
-              <w:t>ambién ayuda a identificar a los actores principales. Saber quiénes influyen en el entorno es vital para formar buenas alianzas.</w:t>
+              <w:t xml:space="preserve"> h</w:t>
+            </w:r>
+            <w:r>
+              <w:t>ablamos del clima, de cómo están los precios en la región, o de las decisiones y apoyos del gobierno.</w:t>
             </w:r>
           </w:p>
           <w:p>
@@ -5212,7 +5410,7 @@
               <w:t xml:space="preserve"> p</w:t>
             </w:r>
             <w:r>
-              <w:t>ara tener el panorama completo, hay que evaluar a la organización entendiendo qué pasa con la gente, pero sin perder de vista lo que ocurre en el entorno.</w:t>
+              <w:t>ara ordenar todas esas ideas, lo mejor es ponerlas sobre la mesa para verlas mejor. Hay formas muy sencillas de hacerlo.</w:t>
             </w:r>
           </w:p>
           <w:p>
@@ -5221,14 +5419,13 @@
                 <w:b/>
                 <w:bCs/>
               </w:rPr>
-              <w:lastRenderedPageBreak/>
               <w:t>Mujer:</w:t>
             </w:r>
             <w:r>
-              <w:t xml:space="preserve"> p</w:t>
-            </w:r>
-            <w:r>
-              <w:t>rimero hay que revisar cómo está el propio grupo. Ver si los líderes están funcionando y si la comunidad realmente está trabajando unida.</w:t>
+              <w:t xml:space="preserve">  p</w:t>
+            </w:r>
+            <w:r>
+              <w:t>or ejemplo, hacer un mapa de lo que nos ayuda y lo que nos está frenando. O buscar juntos la raíz de un problema para no quedarnos solo en los síntomas.</w:t>
             </w:r>
           </w:p>
           <w:p>
@@ -5240,10 +5437,10 @@
               <w:t>Hombre:</w:t>
             </w:r>
             <w:r>
-              <w:t xml:space="preserve"> p</w:t>
-            </w:r>
-            <w:r>
-              <w:t>ero también hay que levantar la cabeza y ver qué pasa en el entorno. Porque la comunidad no está aislada.</w:t>
+              <w:t xml:space="preserve"> y</w:t>
+            </w:r>
+            <w:r>
+              <w:t xml:space="preserve"> claro, todo este esfuerzo no sirve de mucho si se queda solo en palabras. Hay que dejar las cosas por escrito y llevar las cuentas claras.</w:t>
             </w:r>
           </w:p>
           <w:p>
@@ -5255,10 +5452,10 @@
               <w:t>Mujer:</w:t>
             </w:r>
             <w:r>
-              <w:t xml:space="preserve"> h</w:t>
-            </w:r>
-            <w:r>
-              <w:t>ablamos del clima, de cómo están los precios en la región, o de las decisiones y apoyos del gobierno.</w:t>
+              <w:t xml:space="preserve"> a</w:t>
+            </w:r>
+            <w:r>
+              <w:t>sí es. Tener los datos organizados y saber quién es quién en el grupo nos permite gestionar mejor los recursos y tomar decisiones con pie firme.</w:t>
             </w:r>
           </w:p>
           <w:p>
@@ -5270,66 +5467,6 @@
               <w:t>Hombre:</w:t>
             </w:r>
             <w:r>
-              <w:t xml:space="preserve"> p</w:t>
-            </w:r>
-            <w:r>
-              <w:t>ara ordenar todas esas ideas, lo mejor es ponerlas sobre la mesa para verlas mejor. Hay formas muy sencillas de hacerlo.</w:t>
-            </w:r>
-          </w:p>
-          <w:p>
-            <w:r>
-              <w:rPr>
-                <w:b/>
-                <w:bCs/>
-              </w:rPr>
-              <w:t>Mujer:</w:t>
-            </w:r>
-            <w:r>
-              <w:t xml:space="preserve">  p</w:t>
-            </w:r>
-            <w:r>
-              <w:t>or ejemplo, hacer un mapa de lo que nos ayuda y lo que nos está frenando. O buscar juntos la raíz de un problema para no quedarnos solo en los síntomas.</w:t>
-            </w:r>
-          </w:p>
-          <w:p>
-            <w:r>
-              <w:rPr>
-                <w:b/>
-                <w:bCs/>
-              </w:rPr>
-              <w:t>Hombre:</w:t>
-            </w:r>
-            <w:r>
-              <w:t xml:space="preserve"> y</w:t>
-            </w:r>
-            <w:r>
-              <w:t xml:space="preserve"> claro, todo este esfuerzo no sirve de mucho si se queda solo en palabras. Hay que dejar las cosas por escrito y llevar las cuentas claras.</w:t>
-            </w:r>
-          </w:p>
-          <w:p>
-            <w:r>
-              <w:rPr>
-                <w:b/>
-                <w:bCs/>
-              </w:rPr>
-              <w:t>Mujer:</w:t>
-            </w:r>
-            <w:r>
-              <w:t xml:space="preserve"> a</w:t>
-            </w:r>
-            <w:r>
-              <w:t>sí es. Tener los datos organizados y saber quién es quién en el grupo nos permite gestionar mejor los recursos y tomar decisiones con pie firme.</w:t>
-            </w:r>
-          </w:p>
-          <w:p>
-            <w:r>
-              <w:rPr>
-                <w:b/>
-                <w:bCs/>
-              </w:rPr>
-              <w:t>Hombre:</w:t>
-            </w:r>
-            <w:r>
               <w:t xml:space="preserve"> f</w:t>
             </w:r>
             <w:r>
@@ -5354,7 +5491,7 @@
       <w:pPr>
         <w:pStyle w:val="Ttulo1"/>
       </w:pPr>
-      <w:bookmarkStart w:id="13" w:name="_Toc233891868"/>
+      <w:bookmarkStart w:id="13" w:name="_Toc234245594"/>
       <w:r>
         <w:lastRenderedPageBreak/>
         <w:t>Modelo organizacional y trabajo participativo</w:t>
@@ -5385,7 +5522,7 @@
       <w:pPr>
         <w:pStyle w:val="Ttulo2"/>
       </w:pPr>
-      <w:bookmarkStart w:id="14" w:name="_Toc233891869"/>
+      <w:bookmarkStart w:id="14" w:name="_Toc234245595"/>
       <w:r>
         <w:lastRenderedPageBreak/>
         <w:t>Concepto, tipos y características de los modelos organizacionales</w:t>
@@ -5434,7 +5571,7 @@
           </w:tcPr>
           <w:p>
             <w:pPr>
-              <w:ind w:firstLine="0"/>
+              <w:pStyle w:val="TextoTablas"/>
             </w:pPr>
             <w:r>
               <w:t>Modelo organizacional</w:t>
@@ -5447,7 +5584,7 @@
           </w:tcPr>
           <w:p>
             <w:pPr>
-              <w:ind w:firstLine="0"/>
+              <w:pStyle w:val="TextoTablas"/>
             </w:pPr>
             <w:r>
               <w:t>Características</w:t>
@@ -5460,7 +5597,7 @@
           </w:tcPr>
           <w:p>
             <w:pPr>
-              <w:ind w:firstLine="0"/>
+              <w:pStyle w:val="TextoTablas"/>
             </w:pPr>
             <w:r>
               <w:t>Ventajas</w:t>
@@ -5473,7 +5610,7 @@
           </w:tcPr>
           <w:p>
             <w:pPr>
-              <w:ind w:firstLine="0"/>
+              <w:pStyle w:val="TextoTablas"/>
             </w:pPr>
             <w:r>
               <w:t>Posibles limitaciones</w:t>
@@ -5491,7 +5628,7 @@
           </w:tcPr>
           <w:p>
             <w:pPr>
-              <w:ind w:firstLine="0"/>
+              <w:pStyle w:val="TextoTablas"/>
             </w:pPr>
             <w:r>
               <w:t>Modelo jerárquico</w:t>
@@ -5504,14 +5641,10 @@
           </w:tcPr>
           <w:p>
             <w:pPr>
-              <w:ind w:firstLine="0"/>
-            </w:pPr>
-            <w:r>
-              <w:t xml:space="preserve">Se organiza en niveles de autoridad y responsabilidad, donde las decisiones se </w:t>
-            </w:r>
-            <w:r>
-              <w:lastRenderedPageBreak/>
-              <w:t>toman de manera vertical.</w:t>
+              <w:pStyle w:val="TextoTablas"/>
+            </w:pPr>
+            <w:r>
+              <w:t>Se organiza en niveles de autoridad y responsabilidad, donde las decisiones se toman de manera vertical.</w:t>
             </w:r>
           </w:p>
         </w:tc>
@@ -5521,10 +5654,9 @@
           </w:tcPr>
           <w:p>
             <w:pPr>
-              <w:ind w:firstLine="0"/>
-            </w:pPr>
-            <w:r>
-              <w:lastRenderedPageBreak/>
+              <w:pStyle w:val="TextoTablas"/>
+            </w:pPr>
+            <w:r>
               <w:t>Facilita el control, la supervisión y la coordinación de actividades.</w:t>
             </w:r>
           </w:p>
@@ -5535,7 +5667,7 @@
           </w:tcPr>
           <w:p>
             <w:pPr>
-              <w:ind w:firstLine="0"/>
+              <w:pStyle w:val="TextoTablas"/>
             </w:pPr>
             <w:r>
               <w:t>Puede limitar la participación y la autonomía de los integrantes.</w:t>
@@ -5550,7 +5682,7 @@
           </w:tcPr>
           <w:p>
             <w:pPr>
-              <w:ind w:firstLine="0"/>
+              <w:pStyle w:val="TextoTablas"/>
             </w:pPr>
             <w:r>
               <w:t>Modelo funcional</w:t>
@@ -5563,7 +5695,7 @@
           </w:tcPr>
           <w:p>
             <w:pPr>
-              <w:ind w:firstLine="0"/>
+              <w:pStyle w:val="TextoTablas"/>
             </w:pPr>
             <w:r>
               <w:t>Organiza las actividades según áreas o funciones específicas dentro de la organización.</w:t>
@@ -5576,7 +5708,7 @@
           </w:tcPr>
           <w:p>
             <w:pPr>
-              <w:ind w:firstLine="0"/>
+              <w:pStyle w:val="TextoTablas"/>
             </w:pPr>
             <w:r>
               <w:t>Permite mayor especialización y distribución eficiente de tareas.</w:t>
@@ -5589,7 +5721,7 @@
           </w:tcPr>
           <w:p>
             <w:pPr>
-              <w:ind w:firstLine="0"/>
+              <w:pStyle w:val="TextoTablas"/>
             </w:pPr>
             <w:r>
               <w:t>Puede generar poca comunicación entre áreas o dependencia de funciones específicas.</w:t>
@@ -5607,7 +5739,7 @@
           </w:tcPr>
           <w:p>
             <w:pPr>
-              <w:ind w:firstLine="0"/>
+              <w:pStyle w:val="TextoTablas"/>
             </w:pPr>
             <w:r>
               <w:t>Modelo participativo</w:t>
@@ -5620,10 +5752,14 @@
           </w:tcPr>
           <w:p>
             <w:pPr>
-              <w:ind w:firstLine="0"/>
-            </w:pPr>
-            <w:r>
-              <w:t>Promueve la intervención activa de los integrantes en la toma de decisiones y formulación de estrategias.</w:t>
+              <w:pStyle w:val="TextoTablas"/>
+            </w:pPr>
+            <w:r>
+              <w:t xml:space="preserve">Promueve la intervención activa de </w:t>
+            </w:r>
+            <w:r>
+              <w:lastRenderedPageBreak/>
+              <w:t>los integrantes en la toma de decisiones y formulación de estrategias.</w:t>
             </w:r>
           </w:p>
         </w:tc>
@@ -5633,10 +5769,15 @@
           </w:tcPr>
           <w:p>
             <w:pPr>
-              <w:ind w:firstLine="0"/>
-            </w:pPr>
-            <w:r>
-              <w:t>Fortalece la comunicación, la cooperación y el sentido de pertenencia.</w:t>
+              <w:pStyle w:val="TextoTablas"/>
+            </w:pPr>
+            <w:r>
+              <w:lastRenderedPageBreak/>
+              <w:t xml:space="preserve">Fortalece la comunicación, la </w:t>
+            </w:r>
+            <w:r>
+              <w:lastRenderedPageBreak/>
+              <w:t>cooperación y el sentido de pertenencia.</w:t>
             </w:r>
           </w:p>
         </w:tc>
@@ -5646,10 +5787,15 @@
           </w:tcPr>
           <w:p>
             <w:pPr>
-              <w:ind w:firstLine="0"/>
-            </w:pPr>
-            <w:r>
-              <w:t>Los procesos de decisión pueden requerir más tiempo y concertación.</w:t>
+              <w:pStyle w:val="TextoTablas"/>
+            </w:pPr>
+            <w:r>
+              <w:lastRenderedPageBreak/>
+              <w:t xml:space="preserve">Los procesos de decisión pueden </w:t>
+            </w:r>
+            <w:r>
+              <w:lastRenderedPageBreak/>
+              <w:t>requerir más tiempo y concertación.</w:t>
             </w:r>
           </w:p>
         </w:tc>
@@ -5661,9 +5807,10 @@
           </w:tcPr>
           <w:p>
             <w:pPr>
-              <w:ind w:firstLine="0"/>
-            </w:pPr>
-            <w:r>
+              <w:pStyle w:val="TextoTablas"/>
+            </w:pPr>
+            <w:r>
+              <w:lastRenderedPageBreak/>
               <w:t>Modelo comunitario</w:t>
             </w:r>
           </w:p>
@@ -5674,14 +5821,10 @@
           </w:tcPr>
           <w:p>
             <w:pPr>
-              <w:ind w:firstLine="0"/>
-            </w:pPr>
-            <w:r>
-              <w:t xml:space="preserve">Se basa en la participación colectiva y la </w:t>
-            </w:r>
-            <w:r>
-              <w:lastRenderedPageBreak/>
-              <w:t>búsqueda de beneficios comunes para la comunidad.</w:t>
+              <w:pStyle w:val="TextoTablas"/>
+            </w:pPr>
+            <w:r>
+              <w:t>Se basa en la participación colectiva y la búsqueda de beneficios comunes para la comunidad.</w:t>
             </w:r>
           </w:p>
         </w:tc>
@@ -5691,15 +5834,10 @@
           </w:tcPr>
           <w:p>
             <w:pPr>
-              <w:ind w:firstLine="0"/>
-            </w:pPr>
-            <w:r>
-              <w:lastRenderedPageBreak/>
-              <w:t xml:space="preserve">Favorece la integración social y </w:t>
-            </w:r>
-            <w:r>
-              <w:lastRenderedPageBreak/>
-              <w:t>el trabajo colaborativo.</w:t>
+              <w:pStyle w:val="TextoTablas"/>
+            </w:pPr>
+            <w:r>
+              <w:t>Favorece la integración social y el trabajo colaborativo.</w:t>
             </w:r>
           </w:p>
         </w:tc>
@@ -5709,15 +5847,10 @@
           </w:tcPr>
           <w:p>
             <w:pPr>
-              <w:ind w:firstLine="0"/>
-            </w:pPr>
-            <w:r>
-              <w:lastRenderedPageBreak/>
-              <w:t xml:space="preserve">Puede presentar dificultades en la coordinación o </w:t>
-            </w:r>
-            <w:r>
-              <w:lastRenderedPageBreak/>
-              <w:t>distribución de responsabilidades.</w:t>
+              <w:pStyle w:val="TextoTablas"/>
+            </w:pPr>
+            <w:r>
+              <w:t>Puede presentar dificultades en la coordinación o distribución de responsabilidades.</w:t>
             </w:r>
           </w:p>
         </w:tc>
@@ -5728,7 +5861,6 @@
         <w:ind w:firstLine="0"/>
       </w:pPr>
       <w:r>
-        <w:lastRenderedPageBreak/>
         <w:t>Nota. SENA, (2026).</w:t>
       </w:r>
     </w:p>
@@ -5885,7 +6017,7 @@
       <w:pPr>
         <w:pStyle w:val="Ttulo2"/>
       </w:pPr>
-      <w:bookmarkStart w:id="15" w:name="_Toc233891870"/>
+      <w:bookmarkStart w:id="15" w:name="_Toc234245596"/>
       <w:r>
         <w:lastRenderedPageBreak/>
         <w:t>Características de las organizaciones rurales y comunitarias</w:t>
@@ -5927,7 +6059,7 @@
           </w:tcPr>
           <w:p>
             <w:pPr>
-              <w:ind w:firstLine="0"/>
+              <w:pStyle w:val="TextoTablas"/>
             </w:pPr>
             <w:r>
               <w:t>Característica</w:t>
@@ -5940,7 +6072,7 @@
           </w:tcPr>
           <w:p>
             <w:pPr>
-              <w:ind w:firstLine="0"/>
+              <w:pStyle w:val="TextoTablas"/>
             </w:pPr>
             <w:r>
               <w:t>Descripción</w:t>
@@ -5958,7 +6090,7 @@
           </w:tcPr>
           <w:p>
             <w:pPr>
-              <w:ind w:firstLine="0"/>
+              <w:pStyle w:val="TextoTablas"/>
             </w:pPr>
             <w:r>
               <w:t>Participación colectiva</w:t>
@@ -5971,7 +6103,7 @@
           </w:tcPr>
           <w:p>
             <w:pPr>
-              <w:ind w:firstLine="0"/>
+              <w:pStyle w:val="TextoTablas"/>
             </w:pPr>
             <w:r>
               <w:t>Los integrantes participan activamente en la toma de decisiones y en el desarrollo de actividades organizacionales.</w:t>
@@ -5986,7 +6118,7 @@
           </w:tcPr>
           <w:p>
             <w:pPr>
-              <w:ind w:firstLine="0"/>
+              <w:pStyle w:val="TextoTablas"/>
             </w:pPr>
             <w:r>
               <w:t>Trabajo solidario y colaborativo</w:t>
@@ -5999,7 +6131,7 @@
           </w:tcPr>
           <w:p>
             <w:pPr>
-              <w:ind w:firstLine="0"/>
+              <w:pStyle w:val="TextoTablas"/>
             </w:pPr>
             <w:r>
               <w:t>Se promueve la cooperación y el apoyo mutuo para alcanzar objetivos comunes.</w:t>
@@ -6017,7 +6149,7 @@
           </w:tcPr>
           <w:p>
             <w:pPr>
-              <w:ind w:firstLine="0"/>
+              <w:pStyle w:val="TextoTablas"/>
             </w:pPr>
             <w:r>
               <w:t>Búsqueda de beneficios comunes</w:t>
@@ -6030,7 +6162,7 @@
           </w:tcPr>
           <w:p>
             <w:pPr>
-              <w:ind w:firstLine="0"/>
+              <w:pStyle w:val="TextoTablas"/>
             </w:pPr>
             <w:r>
               <w:t>Las acciones y proyectos están orientados al bienestar colectivo de la comunidad.</w:t>
@@ -6045,7 +6177,7 @@
           </w:tcPr>
           <w:p>
             <w:pPr>
-              <w:ind w:firstLine="0"/>
+              <w:pStyle w:val="TextoTablas"/>
             </w:pPr>
             <w:r>
               <w:t>Relación directa con el territorio</w:t>
@@ -6058,14 +6190,10 @@
           </w:tcPr>
           <w:p>
             <w:pPr>
-              <w:ind w:firstLine="0"/>
-            </w:pPr>
-            <w:r>
-              <w:t xml:space="preserve">Las organizaciones desarrollan sus actividades de acuerdo con las </w:t>
-            </w:r>
-            <w:r>
-              <w:lastRenderedPageBreak/>
-              <w:t>necesidades y dinámicas del entorno rural.</w:t>
+              <w:pStyle w:val="TextoTablas"/>
+            </w:pPr>
+            <w:r>
+              <w:t>Las organizaciones desarrollan sus actividades de acuerdo con las necesidades y dinámicas del entorno rural.</w:t>
             </w:r>
           </w:p>
         </w:tc>
@@ -6080,10 +6208,9 @@
           </w:tcPr>
           <w:p>
             <w:pPr>
-              <w:ind w:firstLine="0"/>
-            </w:pPr>
-            <w:r>
-              <w:lastRenderedPageBreak/>
+              <w:pStyle w:val="TextoTablas"/>
+            </w:pPr>
+            <w:r>
               <w:t>Gestión comunitaria</w:t>
             </w:r>
           </w:p>
@@ -6094,7 +6221,7 @@
           </w:tcPr>
           <w:p>
             <w:pPr>
-              <w:ind w:firstLine="0"/>
+              <w:pStyle w:val="TextoTablas"/>
             </w:pPr>
             <w:r>
               <w:t>Facilitan procesos de organización, planeación y ejecución de iniciativas comunitarias y productivas.</w:t>
@@ -6109,7 +6236,7 @@
           </w:tcPr>
           <w:p>
             <w:pPr>
-              <w:ind w:firstLine="0"/>
+              <w:pStyle w:val="TextoTablas"/>
             </w:pPr>
             <w:r>
               <w:t>Liderazgo participativo</w:t>
@@ -6122,7 +6249,7 @@
           </w:tcPr>
           <w:p>
             <w:pPr>
-              <w:ind w:firstLine="0"/>
+              <w:pStyle w:val="TextoTablas"/>
             </w:pPr>
             <w:r>
               <w:t>Promueven liderazgos basados en la participación, el diálogo y la concertación.</w:t>
@@ -6140,9 +6267,10 @@
           </w:tcPr>
           <w:p>
             <w:pPr>
-              <w:ind w:firstLine="0"/>
-            </w:pPr>
-            <w:r>
+              <w:pStyle w:val="TextoTablas"/>
+            </w:pPr>
+            <w:r>
+              <w:lastRenderedPageBreak/>
               <w:t>Fortalecimiento de capacidades locales</w:t>
             </w:r>
           </w:p>
@@ -6153,7 +6281,7 @@
           </w:tcPr>
           <w:p>
             <w:pPr>
-              <w:ind w:firstLine="0"/>
+              <w:pStyle w:val="TextoTablas"/>
             </w:pPr>
             <w:r>
               <w:t>Contribuyen al desarrollo de conocimientos, habilidades y capacidades dentro de la comunidad.</w:t>
@@ -6179,9 +6307,8 @@
       <w:pPr>
         <w:pStyle w:val="Ttulo2"/>
       </w:pPr>
-      <w:bookmarkStart w:id="16" w:name="_Toc233891871"/>
-      <w:r>
-        <w:lastRenderedPageBreak/>
+      <w:bookmarkStart w:id="16" w:name="_Toc234245597"/>
+      <w:r>
         <w:t>Criterios técnicos, herramientas e indicadores para el análisis organizacional</w:t>
       </w:r>
       <w:bookmarkEnd w:id="16"/>
@@ -6217,6 +6344,7 @@
         </w:numPr>
       </w:pPr>
       <w:r>
+        <w:lastRenderedPageBreak/>
         <w:t>Nivel de participación comunitaria.</w:t>
       </w:r>
     </w:p>
@@ -6301,7 +6429,6 @@
         </w:numPr>
       </w:pPr>
       <w:r>
-        <w:lastRenderedPageBreak/>
         <w:t xml:space="preserve">Para el desarrollo del análisis organizacional se utilizan diferentes herramientas e instrumentos que facilitan la recopilación y análisis de información. </w:t>
       </w:r>
     </w:p>
@@ -6337,7 +6464,7 @@
           </w:tcPr>
           <w:p>
             <w:pPr>
-              <w:ind w:firstLine="0"/>
+              <w:pStyle w:val="TextoTablas"/>
             </w:pPr>
             <w:r>
               <w:t>Herramienta</w:t>
@@ -6350,7 +6477,7 @@
           </w:tcPr>
           <w:p>
             <w:pPr>
-              <w:ind w:firstLine="0"/>
+              <w:pStyle w:val="TextoTablas"/>
             </w:pPr>
             <w:r>
               <w:t>Descripción</w:t>
@@ -6363,7 +6490,7 @@
           </w:tcPr>
           <w:p>
             <w:pPr>
-              <w:ind w:firstLine="0"/>
+              <w:pStyle w:val="TextoTablas"/>
             </w:pPr>
             <w:r>
               <w:t>Objetivo</w:t>
@@ -6376,7 +6503,7 @@
           </w:tcPr>
           <w:p>
             <w:pPr>
-              <w:ind w:firstLine="0"/>
+              <w:pStyle w:val="TextoTablas"/>
             </w:pPr>
             <w:r>
               <w:t>Aplicación en el análisis organizacional</w:t>
@@ -6394,7 +6521,7 @@
           </w:tcPr>
           <w:p>
             <w:pPr>
-              <w:ind w:firstLine="0"/>
+              <w:pStyle w:val="TextoTablas"/>
             </w:pPr>
             <w:r>
               <w:t>Encuestas</w:t>
@@ -6407,7 +6534,7 @@
           </w:tcPr>
           <w:p>
             <w:pPr>
-              <w:ind w:firstLine="0"/>
+              <w:pStyle w:val="TextoTablas"/>
             </w:pPr>
             <w:r>
               <w:t>Instrumentos compuestos por preguntas estructuradas dirigidas a personas o grupos.</w:t>
@@ -6420,7 +6547,7 @@
           </w:tcPr>
           <w:p>
             <w:pPr>
-              <w:ind w:firstLine="0"/>
+              <w:pStyle w:val="TextoTablas"/>
             </w:pPr>
             <w:r>
               <w:t>Recolectar información cuantitativa y cualitativa sobre la organización.</w:t>
@@ -6433,7 +6560,7 @@
           </w:tcPr>
           <w:p>
             <w:pPr>
-              <w:ind w:firstLine="0"/>
+              <w:pStyle w:val="TextoTablas"/>
             </w:pPr>
             <w:r>
               <w:t>Permiten conocer opiniones, necesidades, niveles de participación y percepción de los integrantes.</w:t>
@@ -6448,7 +6575,7 @@
           </w:tcPr>
           <w:p>
             <w:pPr>
-              <w:ind w:firstLine="0"/>
+              <w:pStyle w:val="TextoTablas"/>
             </w:pPr>
             <w:r>
               <w:t>Entrevistas</w:t>
@@ -6461,7 +6588,7 @@
           </w:tcPr>
           <w:p>
             <w:pPr>
-              <w:ind w:firstLine="0"/>
+              <w:pStyle w:val="TextoTablas"/>
             </w:pPr>
             <w:r>
               <w:t>Conversaciones orientadas mediante preguntas previamente definidas.</w:t>
@@ -6474,7 +6601,7 @@
           </w:tcPr>
           <w:p>
             <w:pPr>
-              <w:ind w:firstLine="0"/>
+              <w:pStyle w:val="TextoTablas"/>
             </w:pPr>
             <w:r>
               <w:t>Obtener información detallada sobre situaciones organizacionales específicas.</w:t>
@@ -6487,7 +6614,7 @@
           </w:tcPr>
           <w:p>
             <w:pPr>
-              <w:ind w:firstLine="0"/>
+              <w:pStyle w:val="TextoTablas"/>
             </w:pPr>
             <w:r>
               <w:t>Facilitan identificar problemáticas, fortalezas, experiencias y propuestas de mejora.</w:t>
@@ -6505,7 +6632,7 @@
           </w:tcPr>
           <w:p>
             <w:pPr>
-              <w:ind w:firstLine="0"/>
+              <w:pStyle w:val="TextoTablas"/>
             </w:pPr>
             <w:r>
               <w:lastRenderedPageBreak/>
@@ -6519,7 +6646,7 @@
           </w:tcPr>
           <w:p>
             <w:pPr>
-              <w:ind w:firstLine="0"/>
+              <w:pStyle w:val="TextoTablas"/>
             </w:pPr>
             <w:r>
               <w:t>Formatos organizados con criterios o aspectos a evaluar.</w:t>
@@ -6532,7 +6659,7 @@
           </w:tcPr>
           <w:p>
             <w:pPr>
-              <w:ind w:firstLine="0"/>
+              <w:pStyle w:val="TextoTablas"/>
             </w:pPr>
             <w:r>
               <w:t>Verificar el cumplimiento de actividades, procesos o requisitos organizacionales.</w:t>
@@ -6545,7 +6672,7 @@
           </w:tcPr>
           <w:p>
             <w:pPr>
-              <w:ind w:firstLine="0"/>
+              <w:pStyle w:val="TextoTablas"/>
             </w:pPr>
             <w:r>
               <w:t>Ayudan a realizar seguimiento y control de procedimientos y actividades institucionales.</w:t>
@@ -6560,7 +6687,7 @@
           </w:tcPr>
           <w:p>
             <w:pPr>
-              <w:ind w:firstLine="0"/>
+              <w:pStyle w:val="TextoTablas"/>
             </w:pPr>
             <w:r>
               <w:t>Matriz DOFA</w:t>
@@ -6573,7 +6700,7 @@
           </w:tcPr>
           <w:p>
             <w:pPr>
-              <w:ind w:firstLine="0"/>
+              <w:pStyle w:val="TextoTablas"/>
             </w:pPr>
             <w:r>
               <w:t>Herramienta de análisis estratégico que identifica debilidades, oportunidades, fortalezas y amenazas.</w:t>
@@ -6586,7 +6713,7 @@
           </w:tcPr>
           <w:p>
             <w:pPr>
-              <w:ind w:firstLine="0"/>
+              <w:pStyle w:val="TextoTablas"/>
             </w:pPr>
             <w:r>
               <w:t>Analizar la situación interna y externa de la organización.</w:t>
@@ -6599,7 +6726,7 @@
           </w:tcPr>
           <w:p>
             <w:pPr>
-              <w:ind w:firstLine="0"/>
+              <w:pStyle w:val="TextoTablas"/>
             </w:pPr>
             <w:r>
               <w:t>Facilita la formulación de estrategias de fortalecimiento organizacional y toma de decisiones.</w:t>
@@ -6617,7 +6744,7 @@
           </w:tcPr>
           <w:p>
             <w:pPr>
-              <w:ind w:firstLine="0"/>
+              <w:pStyle w:val="TextoTablas"/>
             </w:pPr>
             <w:r>
               <w:t>Indicadores de gestión</w:t>
@@ -6630,14 +6757,10 @@
           </w:tcPr>
           <w:p>
             <w:pPr>
-              <w:ind w:firstLine="0"/>
-            </w:pPr>
-            <w:r>
-              <w:t xml:space="preserve">Instrumentos que permiten medir el desempeño y </w:t>
-            </w:r>
-            <w:r>
-              <w:lastRenderedPageBreak/>
-              <w:t>cumplimiento de objetivos.</w:t>
+              <w:pStyle w:val="TextoTablas"/>
+            </w:pPr>
+            <w:r>
+              <w:t>Instrumentos que permiten medir el desempeño y cumplimiento de objetivos.</w:t>
             </w:r>
           </w:p>
         </w:tc>
@@ -6647,10 +6770,9 @@
           </w:tcPr>
           <w:p>
             <w:pPr>
-              <w:ind w:firstLine="0"/>
-            </w:pPr>
-            <w:r>
-              <w:lastRenderedPageBreak/>
+              <w:pStyle w:val="TextoTablas"/>
+            </w:pPr>
+            <w:r>
               <w:t>Evaluar resultados y avances organizacionales.</w:t>
             </w:r>
           </w:p>
@@ -6661,14 +6783,10 @@
           </w:tcPr>
           <w:p>
             <w:pPr>
-              <w:ind w:firstLine="0"/>
-            </w:pPr>
-            <w:r>
-              <w:t xml:space="preserve">Permiten hacer seguimiento a metas, actividades y procesos </w:t>
-            </w:r>
-            <w:r>
-              <w:lastRenderedPageBreak/>
-              <w:t>administrativos y comunitarios.</w:t>
+              <w:pStyle w:val="TextoTablas"/>
+            </w:pPr>
+            <w:r>
+              <w:t>Permiten hacer seguimiento a metas, actividades y procesos administrativos y comunitarios.</w:t>
             </w:r>
           </w:p>
         </w:tc>
@@ -6680,10 +6798,9 @@
           </w:tcPr>
           <w:p>
             <w:pPr>
-              <w:ind w:firstLine="0"/>
-            </w:pPr>
-            <w:r>
-              <w:lastRenderedPageBreak/>
+              <w:pStyle w:val="TextoTablas"/>
+            </w:pPr>
+            <w:r>
               <w:t>Formatos de evaluación organizacional</w:t>
             </w:r>
           </w:p>
@@ -6694,7 +6811,7 @@
           </w:tcPr>
           <w:p>
             <w:pPr>
-              <w:ind w:firstLine="0"/>
+              <w:pStyle w:val="TextoTablas"/>
             </w:pPr>
             <w:r>
               <w:t>Documentos diseñados para registrar y analizar información institucional.</w:t>
@@ -6707,7 +6824,7 @@
           </w:tcPr>
           <w:p>
             <w:pPr>
-              <w:ind w:firstLine="0"/>
+              <w:pStyle w:val="TextoTablas"/>
             </w:pPr>
             <w:r>
               <w:t>Evaluar el funcionamiento y desempeño de la organización.</w:t>
@@ -6720,7 +6837,7 @@
           </w:tcPr>
           <w:p>
             <w:pPr>
-              <w:ind w:firstLine="0"/>
+              <w:pStyle w:val="TextoTablas"/>
             </w:pPr>
             <w:r>
               <w:t>Facilitan la recopilación sistemática de información para procesos de seguimiento y mejoramiento.</w:t>
@@ -6738,7 +6855,7 @@
           </w:tcPr>
           <w:p>
             <w:pPr>
-              <w:ind w:firstLine="0"/>
+              <w:pStyle w:val="TextoTablas"/>
             </w:pPr>
             <w:r>
               <w:t>Observación participativa</w:t>
@@ -6751,7 +6868,7 @@
           </w:tcPr>
           <w:p>
             <w:pPr>
-              <w:ind w:firstLine="0"/>
+              <w:pStyle w:val="TextoTablas"/>
             </w:pPr>
             <w:r>
               <w:t>Técnica basada en la observación directa de actividades y dinámicas organizacionales.</w:t>
@@ -6764,7 +6881,7 @@
           </w:tcPr>
           <w:p>
             <w:pPr>
-              <w:ind w:firstLine="0"/>
+              <w:pStyle w:val="TextoTablas"/>
             </w:pPr>
             <w:r>
               <w:t>Comprender comportamientos, relaciones y procesos internos.</w:t>
@@ -6777,7 +6894,7 @@
           </w:tcPr>
           <w:p>
             <w:pPr>
-              <w:ind w:firstLine="0"/>
+              <w:pStyle w:val="TextoTablas"/>
             </w:pPr>
             <w:r>
               <w:t>Permite identificar fortalezas, dificultades y dinámicas de participación comunitaria.</w:t>
@@ -6792,24 +6909,27 @@
           </w:tcPr>
           <w:p>
             <w:pPr>
-              <w:ind w:firstLine="0"/>
-            </w:pPr>
+              <w:pStyle w:val="TextoTablas"/>
+            </w:pPr>
+            <w:r>
+              <w:t>Registros de asistencia y participación</w:t>
+            </w:r>
+          </w:p>
+        </w:tc>
+        <w:tc>
+          <w:tcPr>
+            <w:tcW w:w="2490" w:type="dxa"/>
+          </w:tcPr>
+          <w:p>
+            <w:pPr>
+              <w:pStyle w:val="TextoTablas"/>
+            </w:pPr>
+            <w:r>
+              <w:t xml:space="preserve">Herramientas para documentar la presencia y </w:t>
+            </w:r>
             <w:r>
               <w:lastRenderedPageBreak/>
-              <w:t>Registros de asistencia y participación</w:t>
-            </w:r>
-          </w:p>
-        </w:tc>
-        <w:tc>
-          <w:tcPr>
-            <w:tcW w:w="2490" w:type="dxa"/>
-          </w:tcPr>
-          <w:p>
-            <w:pPr>
-              <w:ind w:firstLine="0"/>
-            </w:pPr>
-            <w:r>
-              <w:t>Herramientas para documentar la presencia y participación de integrantes en actividades.</w:t>
+              <w:t>participación de integrantes en actividades.</w:t>
             </w:r>
           </w:p>
         </w:tc>
@@ -6819,10 +6939,15 @@
           </w:tcPr>
           <w:p>
             <w:pPr>
-              <w:ind w:firstLine="0"/>
-            </w:pPr>
-            <w:r>
-              <w:t>Controlar la participación y el compromiso organizacional.</w:t>
+              <w:pStyle w:val="TextoTablas"/>
+            </w:pPr>
+            <w:r>
+              <w:lastRenderedPageBreak/>
+              <w:t xml:space="preserve">Controlar la participación y el </w:t>
+            </w:r>
+            <w:r>
+              <w:lastRenderedPageBreak/>
+              <w:t>compromiso organizacional.</w:t>
             </w:r>
           </w:p>
         </w:tc>
@@ -6832,10 +6957,15 @@
           </w:tcPr>
           <w:p>
             <w:pPr>
-              <w:ind w:firstLine="0"/>
-            </w:pPr>
-            <w:r>
-              <w:t>Facilitan el seguimiento a reuniones, capacitaciones y espacios comunitarios.</w:t>
+              <w:pStyle w:val="TextoTablas"/>
+            </w:pPr>
+            <w:r>
+              <w:lastRenderedPageBreak/>
+              <w:t xml:space="preserve">Facilitan el seguimiento a reuniones, </w:t>
+            </w:r>
+            <w:r>
+              <w:lastRenderedPageBreak/>
+              <w:t>capacitaciones y espacios comunitarios.</w:t>
             </w:r>
           </w:p>
         </w:tc>
@@ -6850,9 +6980,10 @@
           </w:tcPr>
           <w:p>
             <w:pPr>
-              <w:ind w:firstLine="0"/>
-            </w:pPr>
-            <w:r>
+              <w:pStyle w:val="TextoTablas"/>
+            </w:pPr>
+            <w:r>
+              <w:lastRenderedPageBreak/>
               <w:t>Mapas organizacionales</w:t>
             </w:r>
           </w:p>
@@ -6863,7 +6994,7 @@
           </w:tcPr>
           <w:p>
             <w:pPr>
-              <w:ind w:firstLine="0"/>
+              <w:pStyle w:val="TextoTablas"/>
             </w:pPr>
             <w:r>
               <w:t>Representaciones gráficas de la estructura y relaciones dentro de la organización.</w:t>
@@ -6876,7 +7007,7 @@
           </w:tcPr>
           <w:p>
             <w:pPr>
-              <w:ind w:firstLine="0"/>
+              <w:pStyle w:val="TextoTablas"/>
             </w:pPr>
             <w:r>
               <w:t>Visualizar funciones, actores y procesos organizativos.</w:t>
@@ -6889,7 +7020,7 @@
           </w:tcPr>
           <w:p>
             <w:pPr>
-              <w:ind w:firstLine="0"/>
+              <w:pStyle w:val="TextoTablas"/>
             </w:pPr>
             <w:r>
               <w:t>Ayudan a comprender la estructura organizacional y los mecanismos de coordinación.</w:t>
@@ -6904,7 +7035,7 @@
           </w:tcPr>
           <w:p>
             <w:pPr>
-              <w:ind w:firstLine="0"/>
+              <w:pStyle w:val="TextoTablas"/>
             </w:pPr>
             <w:r>
               <w:t>Cronogramas de actividades</w:t>
@@ -6917,7 +7048,7 @@
           </w:tcPr>
           <w:p>
             <w:pPr>
-              <w:ind w:firstLine="0"/>
+              <w:pStyle w:val="TextoTablas"/>
             </w:pPr>
             <w:r>
               <w:t>Instrumentos para organizar actividades según tiempos y responsables.</w:t>
@@ -6930,7 +7061,7 @@
           </w:tcPr>
           <w:p>
             <w:pPr>
-              <w:ind w:firstLine="0"/>
+              <w:pStyle w:val="TextoTablas"/>
             </w:pPr>
             <w:r>
               <w:t>Planificar y controlar la ejecución de acciones organizacionales.</w:t>
@@ -6943,14 +7074,10 @@
           </w:tcPr>
           <w:p>
             <w:pPr>
-              <w:ind w:firstLine="0"/>
-            </w:pPr>
-            <w:r>
-              <w:t xml:space="preserve">Facilitan el seguimiento de actividades y el cumplimiento de </w:t>
-            </w:r>
-            <w:r>
-              <w:lastRenderedPageBreak/>
-              <w:t>metas institucionales.</w:t>
+              <w:pStyle w:val="TextoTablas"/>
+            </w:pPr>
+            <w:r>
+              <w:t>Facilitan el seguimiento de actividades y el cumplimiento de metas institucionales.</w:t>
             </w:r>
           </w:p>
         </w:tc>
@@ -6961,7 +7088,6 @@
         <w:ind w:firstLine="0"/>
       </w:pPr>
       <w:r>
-        <w:lastRenderedPageBreak/>
         <w:t>Nota. SENA, (2026).</w:t>
       </w:r>
     </w:p>
@@ -7068,7 +7194,11 @@
               <w:ind w:firstLine="0"/>
             </w:pPr>
             <w:r>
-              <w:t>Número de integrantes que participan en actividades organizacionales.</w:t>
+              <w:t xml:space="preserve">Número de integrantes que participan en </w:t>
+            </w:r>
+            <w:r>
+              <w:lastRenderedPageBreak/>
+              <w:t>actividades organizacionales.</w:t>
             </w:r>
           </w:p>
         </w:tc>
@@ -7081,6 +7211,7 @@
               <w:ind w:firstLine="0"/>
             </w:pPr>
             <w:r>
+              <w:lastRenderedPageBreak/>
               <w:t>Evalúa el nivel de participación comunitaria.</w:t>
             </w:r>
           </w:p>
@@ -7140,7 +7271,6 @@
               <w:ind w:firstLine="0"/>
             </w:pPr>
             <w:r>
-              <w:lastRenderedPageBreak/>
               <w:t>Gestión de recursos</w:t>
             </w:r>
           </w:p>
@@ -7282,8 +7412,9 @@
       <w:pPr>
         <w:pStyle w:val="Ttulo2"/>
       </w:pPr>
-      <w:bookmarkStart w:id="17" w:name="_Toc233891872"/>
-      <w:r>
+      <w:bookmarkStart w:id="17" w:name="_Toc234245598"/>
+      <w:r>
+        <w:lastRenderedPageBreak/>
         <w:t>Trabajo en equipo, roles y responsabilidades organizacionales</w:t>
       </w:r>
       <w:bookmarkEnd w:id="17"/>
@@ -7295,19 +7426,9 @@
     </w:p>
     <w:p>
       <w:pPr>
-        <w:spacing w:before="0" w:after="160" w:line="259" w:lineRule="auto"/>
-        <w:ind w:firstLine="0"/>
-      </w:pPr>
-      <w:r>
-        <w:br w:type="page"/>
-      </w:r>
-    </w:p>
-    <w:p>
-      <w:pPr>
         <w:pStyle w:val="Figura"/>
       </w:pPr>
       <w:r>
-        <w:lastRenderedPageBreak/>
         <w:t>Características del trabajo en equipo en organizaciones rurales y comunitarias</w:t>
       </w:r>
     </w:p>
@@ -7320,8 +7441,8 @@
           <w:noProof/>
         </w:rPr>
         <w:drawing>
-          <wp:inline distT="0" distB="0" distL="0" distR="0" wp14:anchorId="12C2E4F6" wp14:editId="1CE8A438">
-            <wp:extent cx="6157898" cy="3550722"/>
+          <wp:inline distT="0" distB="0" distL="0" distR="0" wp14:anchorId="12C2E4F6" wp14:editId="2B921F57">
+            <wp:extent cx="5400000" cy="3113708"/>
             <wp:effectExtent l="0" t="0" r="0" b="0"/>
             <wp:docPr id="943076222" name="Imagen 8" descr="La figura describe el trabajo en equipo en organizaciones rurales y comunitarias.; la cual presenta tres etapas: integrar conocimientos y capacidades, cooperar para construir soluciones compartidas y desarrollar habilidades de comunicación y resolución de conflictos; destacando además diferentes ventajas."/>
             <wp:cNvGraphicFramePr>
@@ -7352,7 +7473,7 @@
                   <pic:spPr bwMode="auto">
                     <a:xfrm>
                       <a:off x="0" y="0"/>
-                      <a:ext cx="6177066" cy="3561774"/>
+                      <a:ext cx="5400000" cy="3113708"/>
                     </a:xfrm>
                     <a:prstGeom prst="rect">
                       <a:avLst/>
@@ -7436,6 +7557,7 @@
           </w:p>
           <w:p>
             <w:r>
+              <w:lastRenderedPageBreak/>
               <w:t>Colaboración coordinada para alcanzar objetivos comunes en organizaciones rurales y comunitarias.</w:t>
             </w:r>
           </w:p>
@@ -7460,7 +7582,6 @@
               </w:numPr>
             </w:pPr>
             <w:r>
-              <w:lastRenderedPageBreak/>
               <w:t>Cooperar y participar para construir soluciones compartidas y fortalecer el sentido de pertenencia.</w:t>
             </w:r>
           </w:p>
@@ -7589,7 +7710,6 @@
         <w:ind w:firstLine="0"/>
       </w:pPr>
       <w:r>
-        <w:lastRenderedPageBreak/>
         <w:br w:type="page"/>
       </w:r>
     </w:p>
@@ -7611,9 +7731,9 @@
           <w:noProof/>
         </w:rPr>
         <w:drawing>
-          <wp:inline distT="0" distB="0" distL="0" distR="0" wp14:anchorId="7C233F88" wp14:editId="5B346CE9">
-            <wp:extent cx="5370188" cy="2992582"/>
-            <wp:effectExtent l="0" t="0" r="2540" b="0"/>
+          <wp:inline distT="0" distB="0" distL="0" distR="0" wp14:anchorId="7C233F88" wp14:editId="18301500">
+            <wp:extent cx="5400000" cy="3009195"/>
+            <wp:effectExtent l="0" t="0" r="0" b="1270"/>
             <wp:docPr id="1612013169" name="Imagen 10" descr="La figura describe la definición de roles y responsabilidades en organizaciones rurales y comunitarias. Presenta una secuencia de cinco pasos: conocer al equipo, definir roles, identificar tareas y compromisos, coordinar y comunicar actividades, y cumplir los objetivos organizacionales. &#10;Asimismo, destaca la importancia de este proceso para evitar confusiones y duplicidad de tareas, fortalecer la confianza y el trabajo conjunto, y promover la eficiencia y el logro de resultados."/>
             <wp:cNvGraphicFramePr>
               <a:graphicFrameLocks xmlns:a="http://schemas.openxmlformats.org/drawingml/2006/main" noChangeAspect="1"/>
@@ -7643,7 +7763,7 @@
                   <pic:spPr bwMode="auto">
                     <a:xfrm>
                       <a:off x="0" y="0"/>
-                      <a:ext cx="5370188" cy="2992582"/>
+                      <a:ext cx="5400000" cy="3009195"/>
                     </a:xfrm>
                     <a:prstGeom prst="rect">
                       <a:avLst/>
@@ -7929,7 +8049,6 @@
     </w:tbl>
     <w:p>
       <w:r>
-        <w:lastRenderedPageBreak/>
         <w:t>Entre algunos roles presentes en las organizaciones comunitarias se encuentran:</w:t>
       </w:r>
     </w:p>
@@ -8003,7 +8122,7 @@
       <w:pPr>
         <w:pStyle w:val="Ttulo2"/>
       </w:pPr>
-      <w:bookmarkStart w:id="18" w:name="_Toc233891873"/>
+      <w:bookmarkStart w:id="18" w:name="_Toc234245599"/>
       <w:r>
         <w:t>Liderazgo, comunicación y estrategias de participación colaborativa</w:t>
       </w:r>
@@ -8408,10 +8527,11 @@
     </w:p>
     <w:p>
       <w:pPr>
-        <w:rPr>
-          <w:b/>
-          <w:bCs/>
-        </w:rPr>
+        <w:pStyle w:val="Prrafodelista"/>
+        <w:numPr>
+          <w:ilvl w:val="0"/>
+          <w:numId w:val="28"/>
+        </w:numPr>
       </w:pPr>
       <w:r>
         <w:rPr>
@@ -8420,22 +8540,28 @@
         </w:rPr>
         <w:t>Reuniones comunitarias</w:t>
       </w:r>
-    </w:p>
-    <w:p>
-      <w:r>
-        <w:t>Facilitar el diálogo, la toma de decisiones y la socialización de información.</w:t>
-      </w:r>
-      <w:r>
-        <w:tab/>
-        <w:t xml:space="preserve"> </w:t>
-      </w:r>
-    </w:p>
-    <w:p>
-      <w:pPr>
+      <w:r>
         <w:rPr>
           <w:b/>
           <w:bCs/>
         </w:rPr>
+        <w:t xml:space="preserve">. </w:t>
+      </w:r>
+      <w:r>
+        <w:t>Facilitar el diálogo, la toma de decisiones y la socialización de información.</w:t>
+      </w:r>
+      <w:r>
+        <w:tab/>
+        <w:t xml:space="preserve"> </w:t>
+      </w:r>
+    </w:p>
+    <w:p>
+      <w:pPr>
+        <w:pStyle w:val="Prrafodelista"/>
+        <w:numPr>
+          <w:ilvl w:val="0"/>
+          <w:numId w:val="28"/>
+        </w:numPr>
       </w:pPr>
       <w:r>
         <w:rPr>
@@ -8444,21 +8570,27 @@
         </w:rPr>
         <w:t>Mesas de trabajo</w:t>
       </w:r>
-    </w:p>
-    <w:p>
-      <w:r>
-        <w:t>Analizar problemáticas y formular propuestas de manera conjunta.</w:t>
-      </w:r>
-      <w:r>
-        <w:tab/>
-      </w:r>
-    </w:p>
-    <w:p>
-      <w:pPr>
+      <w:r>
         <w:rPr>
           <w:b/>
           <w:bCs/>
         </w:rPr>
+        <w:t xml:space="preserve">. </w:t>
+      </w:r>
+      <w:r>
+        <w:t>Analizar problemáticas y formular propuestas de manera conjunta.</w:t>
+      </w:r>
+      <w:r>
+        <w:tab/>
+      </w:r>
+    </w:p>
+    <w:p>
+      <w:pPr>
+        <w:pStyle w:val="Prrafodelista"/>
+        <w:numPr>
+          <w:ilvl w:val="0"/>
+          <w:numId w:val="28"/>
+        </w:numPr>
       </w:pPr>
       <w:r>
         <w:rPr>
@@ -8467,21 +8599,27 @@
         </w:rPr>
         <w:t>Talleres participativos</w:t>
       </w:r>
-    </w:p>
-    <w:p>
-      <w:r>
-        <w:t>Promover el aprendizaje colectivo y la construcción de soluciones.</w:t>
-      </w:r>
-      <w:r>
-        <w:tab/>
-      </w:r>
-    </w:p>
-    <w:p>
-      <w:pPr>
+      <w:r>
         <w:rPr>
           <w:b/>
           <w:bCs/>
         </w:rPr>
+        <w:t xml:space="preserve">. </w:t>
+      </w:r>
+      <w:r>
+        <w:t>Promover el aprendizaje colectivo y la construcción de soluciones.</w:t>
+      </w:r>
+      <w:r>
+        <w:tab/>
+      </w:r>
+    </w:p>
+    <w:p>
+      <w:pPr>
+        <w:pStyle w:val="Prrafodelista"/>
+        <w:numPr>
+          <w:ilvl w:val="0"/>
+          <w:numId w:val="28"/>
+        </w:numPr>
       </w:pPr>
       <w:r>
         <w:rPr>
@@ -8490,21 +8628,27 @@
         </w:rPr>
         <w:t>Espacios de concertación</w:t>
       </w:r>
-    </w:p>
-    <w:p>
-      <w:r>
-        <w:t>Fortalecer acuerdos y procesos de articulación comunitaria e institucional.</w:t>
-      </w:r>
-      <w:r>
-        <w:tab/>
-      </w:r>
-    </w:p>
-    <w:p>
-      <w:pPr>
+      <w:r>
         <w:rPr>
           <w:b/>
           <w:bCs/>
         </w:rPr>
+        <w:t xml:space="preserve">. </w:t>
+      </w:r>
+      <w:r>
+        <w:t>Fortalecer acuerdos y procesos de articulación comunitaria e institucional.</w:t>
+      </w:r>
+      <w:r>
+        <w:tab/>
+      </w:r>
+    </w:p>
+    <w:p>
+      <w:pPr>
+        <w:pStyle w:val="Prrafodelista"/>
+        <w:numPr>
+          <w:ilvl w:val="0"/>
+          <w:numId w:val="28"/>
+        </w:numPr>
       </w:pPr>
       <w:r>
         <w:rPr>
@@ -8513,21 +8657,27 @@
         </w:rPr>
         <w:t>Comités organizativos</w:t>
       </w:r>
-    </w:p>
-    <w:p>
-      <w:r>
-        <w:t>Coordinar actividades y distribuir responsabilidades dentro de la organización.</w:t>
-      </w:r>
-      <w:r>
-        <w:tab/>
-      </w:r>
-    </w:p>
-    <w:p>
-      <w:pPr>
+      <w:r>
         <w:rPr>
           <w:b/>
           <w:bCs/>
         </w:rPr>
+        <w:t xml:space="preserve">. </w:t>
+      </w:r>
+      <w:r>
+        <w:t>Coordinar actividades y distribuir responsabilidades dentro de la organización.</w:t>
+      </w:r>
+      <w:r>
+        <w:tab/>
+      </w:r>
+    </w:p>
+    <w:p>
+      <w:pPr>
+        <w:pStyle w:val="Prrafodelista"/>
+        <w:numPr>
+          <w:ilvl w:val="0"/>
+          <w:numId w:val="28"/>
+        </w:numPr>
       </w:pPr>
       <w:r>
         <w:rPr>
@@ -8536,8 +8686,13 @@
         </w:rPr>
         <w:t>Actividades de integración comunitaria</w:t>
       </w:r>
-    </w:p>
-    <w:p>
+      <w:r>
+        <w:rPr>
+          <w:b/>
+          <w:bCs/>
+        </w:rPr>
+        <w:t xml:space="preserve">. </w:t>
+      </w:r>
       <w:r>
         <w:t>Fortalecer la convivencia, la cooperación y el sentido de pertenencia.</w:t>
       </w:r>
@@ -8564,7 +8719,7 @@
       <w:pPr>
         <w:pStyle w:val="Ttulo1"/>
       </w:pPr>
-      <w:bookmarkStart w:id="19" w:name="_Toc233891874"/>
+      <w:bookmarkStart w:id="19" w:name="_Toc234245600"/>
       <w:r>
         <w:lastRenderedPageBreak/>
         <w:t>Planeación estratégica y formulación del plan de acción</w:t>
@@ -8595,7 +8750,7 @@
       <w:pPr>
         <w:pStyle w:val="Ttulo2"/>
       </w:pPr>
-      <w:bookmarkStart w:id="20" w:name="_Toc233891875"/>
+      <w:bookmarkStart w:id="20" w:name="_Toc234245601"/>
       <w:r>
         <w:lastRenderedPageBreak/>
         <w:t>Concepto, características y tipos de planeación</w:t>
@@ -8700,6 +8855,11 @@
     </w:p>
     <w:p>
       <w:pPr>
+        <w:pStyle w:val="Prrafodelista"/>
+        <w:numPr>
+          <w:ilvl w:val="0"/>
+          <w:numId w:val="29"/>
+        </w:numPr>
         <w:rPr>
           <w:b/>
           <w:bCs/>
@@ -8725,6 +8885,11 @@
     </w:p>
     <w:p>
       <w:pPr>
+        <w:pStyle w:val="Prrafodelista"/>
+        <w:numPr>
+          <w:ilvl w:val="0"/>
+          <w:numId w:val="29"/>
+        </w:numPr>
         <w:rPr>
           <w:b/>
           <w:bCs/>
@@ -8745,6 +8910,11 @@
     </w:p>
     <w:p>
       <w:pPr>
+        <w:pStyle w:val="Prrafodelista"/>
+        <w:numPr>
+          <w:ilvl w:val="0"/>
+          <w:numId w:val="29"/>
+        </w:numPr>
         <w:rPr>
           <w:b/>
           <w:bCs/>
@@ -8783,7 +8953,7 @@
       <w:pPr>
         <w:pStyle w:val="Ttulo2"/>
       </w:pPr>
-      <w:bookmarkStart w:id="21" w:name="_Toc233891876"/>
+      <w:bookmarkStart w:id="21" w:name="_Toc234245602"/>
       <w:r>
         <w:t>Planeación estratégica y formulación de estrategias organizacionales</w:t>
       </w:r>
@@ -8910,7 +9080,7 @@
           </w:tcPr>
           <w:p>
             <w:pPr>
-              <w:ind w:firstLine="0"/>
+              <w:pStyle w:val="TextoTablas"/>
             </w:pPr>
             <w:r>
               <w:t>Tipo de estrategia</w:t>
@@ -8923,7 +9093,7 @@
           </w:tcPr>
           <w:p>
             <w:pPr>
-              <w:ind w:firstLine="0"/>
+              <w:pStyle w:val="TextoTablas"/>
             </w:pPr>
             <w:r>
               <w:t>Objetivo</w:t>
@@ -8941,7 +9111,7 @@
           </w:tcPr>
           <w:p>
             <w:pPr>
-              <w:ind w:firstLine="0"/>
+              <w:pStyle w:val="TextoTablas"/>
             </w:pPr>
             <w:r>
               <w:t>Estrategias de fortalecimiento organizacional</w:t>
@@ -8954,7 +9124,7 @@
           </w:tcPr>
           <w:p>
             <w:pPr>
-              <w:ind w:firstLine="0"/>
+              <w:pStyle w:val="TextoTablas"/>
             </w:pPr>
             <w:r>
               <w:t>Mejorar la estructura, participación y gestión interna.</w:t>
@@ -8969,10 +9139,9 @@
           </w:tcPr>
           <w:p>
             <w:pPr>
-              <w:ind w:firstLine="0"/>
-            </w:pPr>
-            <w:r>
-              <w:lastRenderedPageBreak/>
+              <w:pStyle w:val="TextoTablas"/>
+            </w:pPr>
+            <w:r>
               <w:t>Estrategias productivas</w:t>
             </w:r>
           </w:p>
@@ -8983,7 +9152,7 @@
           </w:tcPr>
           <w:p>
             <w:pPr>
-              <w:ind w:firstLine="0"/>
+              <w:pStyle w:val="TextoTablas"/>
             </w:pPr>
             <w:r>
               <w:t>Fortalecer procesos agropecuarios y generación de ingresos.</w:t>
@@ -9001,9 +9170,10 @@
           </w:tcPr>
           <w:p>
             <w:pPr>
-              <w:ind w:firstLine="0"/>
-            </w:pPr>
-            <w:r>
+              <w:pStyle w:val="TextoTablas"/>
+            </w:pPr>
+            <w:r>
+              <w:lastRenderedPageBreak/>
               <w:t>Estrategias de participación comunitaria</w:t>
             </w:r>
           </w:p>
@@ -9014,7 +9184,7 @@
           </w:tcPr>
           <w:p>
             <w:pPr>
-              <w:ind w:firstLine="0"/>
+              <w:pStyle w:val="TextoTablas"/>
             </w:pPr>
             <w:r>
               <w:t>Promover la integración y el trabajo colaborativo.</w:t>
@@ -9029,7 +9199,7 @@
           </w:tcPr>
           <w:p>
             <w:pPr>
-              <w:ind w:firstLine="0"/>
+              <w:pStyle w:val="TextoTablas"/>
             </w:pPr>
             <w:r>
               <w:t>Estrategias de capacitación</w:t>
@@ -9042,7 +9212,7 @@
           </w:tcPr>
           <w:p>
             <w:pPr>
-              <w:ind w:firstLine="0"/>
+              <w:pStyle w:val="TextoTablas"/>
             </w:pPr>
             <w:r>
               <w:t>Fortalecer conocimientos y capacidades de los integrantes.</w:t>
@@ -9060,7 +9230,7 @@
           </w:tcPr>
           <w:p>
             <w:pPr>
-              <w:ind w:firstLine="0"/>
+              <w:pStyle w:val="TextoTablas"/>
             </w:pPr>
             <w:r>
               <w:t>Estrategias de articulación institucional</w:t>
@@ -9073,7 +9243,7 @@
           </w:tcPr>
           <w:p>
             <w:pPr>
-              <w:ind w:firstLine="0"/>
+              <w:pStyle w:val="TextoTablas"/>
             </w:pPr>
             <w:r>
               <w:t>Mejorar relaciones con entidades y actores externos.</w:t>
@@ -9099,7 +9269,7 @@
       <w:pPr>
         <w:pStyle w:val="Ttulo2"/>
       </w:pPr>
-      <w:bookmarkStart w:id="22" w:name="_Toc233891877"/>
+      <w:bookmarkStart w:id="22" w:name="_Toc234245603"/>
       <w:r>
         <w:t>Técnicas e instrumentos para la planeación participativa</w:t>
       </w:r>
@@ -9107,11 +9277,7 @@
     </w:p>
     <w:p>
       <w:r>
-        <w:t xml:space="preserve">La planeación participativa requiere el uso de técnicas e instrumentos que permitan integrar a los diferentes actores de la comunidad en los procesos de análisis, formulación de propuestas y toma de decisiones. Estas herramientas facilitan la construcción colectiva de soluciones, fortalecen la participación comunitaria y favorecen la apropiación de los procesos organizacionales. La participación de la </w:t>
-      </w:r>
-      <w:r>
-        <w:lastRenderedPageBreak/>
-        <w:t xml:space="preserve">comunidad en los procesos de planeación permite que las acciones propuestas respondan a las necesidades reales del territorio y fortalece el compromiso de los actores involucrados con el desarrollo de las actividades. </w:t>
+        <w:t xml:space="preserve">La planeación participativa requiere el uso de técnicas e instrumentos que permitan integrar a los diferentes actores de la comunidad en los procesos de análisis, formulación de propuestas y toma de decisiones. Estas herramientas facilitan la construcción colectiva de soluciones, fortalecen la participación comunitaria y favorecen la apropiación de los procesos organizacionales. La participación de la comunidad en los procesos de planeación permite que las acciones propuestas respondan a las necesidades reales del territorio y fortalece el compromiso de los actores involucrados con el desarrollo de las actividades. </w:t>
       </w:r>
     </w:p>
     <w:p>
@@ -9123,7 +9289,11 @@
         </w:numPr>
       </w:pPr>
       <w:r>
-        <w:t>Las técnicas participativas permiten recopilar información, identificar necesidades, priorizar problemáticas y definir acciones de manera concertada. Estas metodologías favorecen el diálogo, la integración comunitaria y la construcción colectiva de propuestas. Entre las principales técnicas participativas se encuentran:</w:t>
+        <w:t xml:space="preserve">Las técnicas participativas permiten recopilar información, identificar necesidades, priorizar problemáticas y definir acciones de manera </w:t>
+      </w:r>
+      <w:r>
+        <w:lastRenderedPageBreak/>
+        <w:t>concertada. Estas metodologías favorecen el diálogo, la integración comunitaria y la construcción colectiva de propuestas. Entre las principales técnicas participativas se encuentran:</w:t>
       </w:r>
     </w:p>
     <w:p>
@@ -9165,13 +9335,6 @@
       <w:r>
         <w:t>Son espacios de encuentro y aprendizaje en los que los participantes analizan situaciones, comparten experiencias y construyen propuestas de manera conjunta. Los talleres combinan actividades prácticas, dinámicas grupales y ejercicios de reflexión para promover la participación de la comunidad.</w:t>
       </w:r>
-      <w:r>
-        <w:tab/>
-        <w:t xml:space="preserve"> </w:t>
-      </w:r>
-      <w:r>
-        <w:br w:type="page"/>
-      </w:r>
     </w:p>
     <w:p>
       <w:pPr>
@@ -9185,7 +9348,6 @@
           <w:b/>
           <w:bCs/>
         </w:rPr>
-        <w:lastRenderedPageBreak/>
         <w:t>Mesas de concertación</w:t>
       </w:r>
     </w:p>
@@ -9215,7 +9377,11 @@
     </w:p>
     <w:p>
       <w:r>
-        <w:t>Instrumentos utilizados para recopilar información sobre las características, necesidades, opiniones y expectativas de una población. Las entrevistas permiten obtener información detallada mediante conversaciones directas con los participantes, mientras que las encuestas facilitan la recolección de datos de un mayor número de personas a través de preguntas estructuradas.</w:t>
+        <w:t xml:space="preserve">Instrumentos utilizados para recopilar información sobre las características, necesidades, opiniones y expectativas de una población. Las entrevistas permiten </w:t>
+      </w:r>
+      <w:r>
+        <w:lastRenderedPageBreak/>
+        <w:t>obtener información detallada mediante conversaciones directas con los participantes, mientras que las encuestas facilitan la recolección de datos de un mayor número de personas a través de preguntas estructuradas.</w:t>
       </w:r>
       <w:r>
         <w:tab/>
@@ -9278,7 +9444,6 @@
           <w:b/>
           <w:bCs/>
         </w:rPr>
-        <w:lastRenderedPageBreak/>
         <w:t>Observación participativa</w:t>
       </w:r>
     </w:p>
@@ -9304,6 +9469,7 @@
         <w:pStyle w:val="Tabla"/>
       </w:pPr>
       <w:r>
+        <w:lastRenderedPageBreak/>
         <w:t>Principales instrumentos de planeación</w:t>
       </w:r>
     </w:p>
@@ -9329,7 +9495,7 @@
           </w:tcPr>
           <w:p>
             <w:pPr>
-              <w:ind w:firstLine="0"/>
+              <w:pStyle w:val="TextoTablas"/>
             </w:pPr>
             <w:r>
               <w:t>Instrumento</w:t>
@@ -9342,7 +9508,7 @@
           </w:tcPr>
           <w:p>
             <w:pPr>
-              <w:ind w:firstLine="0"/>
+              <w:pStyle w:val="TextoTablas"/>
             </w:pPr>
             <w:r>
               <w:t>Aplicación</w:t>
@@ -9360,7 +9526,7 @@
           </w:tcPr>
           <w:p>
             <w:pPr>
-              <w:ind w:firstLine="0"/>
+              <w:pStyle w:val="TextoTablas"/>
             </w:pPr>
             <w:r>
               <w:t>Matriz DOFA</w:t>
@@ -9373,7 +9539,7 @@
           </w:tcPr>
           <w:p>
             <w:pPr>
-              <w:ind w:firstLine="0"/>
+              <w:pStyle w:val="TextoTablas"/>
             </w:pPr>
             <w:r>
               <w:t>Analizar fortalezas, oportunidades, debilidades y amenazas.</w:t>
@@ -9388,7 +9554,7 @@
           </w:tcPr>
           <w:p>
             <w:pPr>
-              <w:ind w:firstLine="0"/>
+              <w:pStyle w:val="TextoTablas"/>
             </w:pPr>
             <w:r>
               <w:t>Árbol de problemas y objetivos</w:t>
@@ -9401,7 +9567,7 @@
           </w:tcPr>
           <w:p>
             <w:pPr>
-              <w:ind w:firstLine="0"/>
+              <w:pStyle w:val="TextoTablas"/>
             </w:pPr>
             <w:r>
               <w:t>Identificar causas, efectos y posibles soluciones.</w:t>
@@ -9419,7 +9585,7 @@
           </w:tcPr>
           <w:p>
             <w:pPr>
-              <w:ind w:firstLine="0"/>
+              <w:pStyle w:val="TextoTablas"/>
             </w:pPr>
             <w:r>
               <w:t>Cronogramas de actividades</w:t>
@@ -9432,7 +9598,7 @@
           </w:tcPr>
           <w:p>
             <w:pPr>
-              <w:ind w:firstLine="0"/>
+              <w:pStyle w:val="TextoTablas"/>
             </w:pPr>
             <w:r>
               <w:t>Organizar actividades según tiempos y responsables.</w:t>
@@ -9447,7 +9613,7 @@
           </w:tcPr>
           <w:p>
             <w:pPr>
-              <w:ind w:firstLine="0"/>
+              <w:pStyle w:val="TextoTablas"/>
             </w:pPr>
             <w:r>
               <w:t>Planes operativos</w:t>
@@ -9460,7 +9626,7 @@
           </w:tcPr>
           <w:p>
             <w:pPr>
-              <w:ind w:firstLine="0"/>
+              <w:pStyle w:val="TextoTablas"/>
             </w:pPr>
             <w:r>
               <w:t>Definir acciones específicas para la ejecución de actividades.</w:t>
@@ -9478,10 +9644,9 @@
           </w:tcPr>
           <w:p>
             <w:pPr>
-              <w:ind w:firstLine="0"/>
-            </w:pPr>
-            <w:r>
-              <w:lastRenderedPageBreak/>
+              <w:pStyle w:val="TextoTablas"/>
+            </w:pPr>
+            <w:r>
               <w:t>Formatos de diagnóstico</w:t>
             </w:r>
           </w:p>
@@ -9492,7 +9657,7 @@
           </w:tcPr>
           <w:p>
             <w:pPr>
-              <w:ind w:firstLine="0"/>
+              <w:pStyle w:val="TextoTablas"/>
             </w:pPr>
             <w:r>
               <w:t>Registrar información organizacional y territorial.</w:t>
@@ -9507,7 +9672,7 @@
           </w:tcPr>
           <w:p>
             <w:pPr>
-              <w:ind w:firstLine="0"/>
+              <w:pStyle w:val="TextoTablas"/>
             </w:pPr>
             <w:r>
               <w:t>Indicadores de seguimiento</w:t>
@@ -9520,7 +9685,7 @@
           </w:tcPr>
           <w:p>
             <w:pPr>
-              <w:ind w:firstLine="0"/>
+              <w:pStyle w:val="TextoTablas"/>
             </w:pPr>
             <w:r>
               <w:t>Medir avances y cumplimiento de objetivos.</w:t>
@@ -9538,7 +9703,7 @@
           </w:tcPr>
           <w:p>
             <w:pPr>
-              <w:ind w:firstLine="0"/>
+              <w:pStyle w:val="TextoTablas"/>
             </w:pPr>
             <w:r>
               <w:t>Matrices de priorización</w:t>
@@ -9551,7 +9716,7 @@
           </w:tcPr>
           <w:p>
             <w:pPr>
-              <w:ind w:firstLine="0"/>
+              <w:pStyle w:val="TextoTablas"/>
             </w:pPr>
             <w:r>
               <w:t>Establecer necesidades y problemas prioritarios.</w:t>
@@ -9567,6 +9732,9 @@
       <w:r>
         <w:t>Nota. SENA, (2026)</w:t>
       </w:r>
+      <w:r>
+        <w:t>.</w:t>
+      </w:r>
     </w:p>
     <w:p>
       <w:r>
@@ -9577,7 +9745,7 @@
       <w:pPr>
         <w:pStyle w:val="Ttulo2"/>
       </w:pPr>
-      <w:bookmarkStart w:id="23" w:name="_Toc233891878"/>
+      <w:bookmarkStart w:id="23" w:name="_Toc234245604"/>
       <w:r>
         <w:t>Construcción y formulación del plan de acción</w:t>
       </w:r>
@@ -9590,11 +9758,8 @@
     </w:p>
     <w:p>
       <w:r>
-        <w:t xml:space="preserve">La construcción del plan de acción debe desarrollarse de manera participativa, garantizando la intervención de los diferentes actores involucrados en el proceso </w:t>
-      </w:r>
-      <w:r>
         <w:lastRenderedPageBreak/>
-        <w:t>organizacional. Esto permite que las acciones propuestas respondan a las necesidades reales del entorno y favorezcan el compromiso colectivo con su implementación.</w:t>
+        <w:t>La construcción del plan de acción debe desarrollarse de manera participativa, garantizando la intervención de los diferentes actores involucrados en el proceso organizacional. Esto permite que las acciones propuestas respondan a las necesidades reales del entorno y favorezcan el compromiso colectivo con su implementación.</w:t>
       </w:r>
     </w:p>
     <w:p>
@@ -9608,6 +9773,311 @@
       </w:pPr>
       <w:r>
         <w:t>Elementos del plan de acción</w:t>
+      </w:r>
+    </w:p>
+    <w:tbl>
+      <w:tblPr>
+        <w:tblStyle w:val="SENA"/>
+        <w:tblW w:w="0" w:type="auto"/>
+        <w:tblLook w:val="04A0" w:firstRow="1" w:lastRow="0" w:firstColumn="1" w:lastColumn="0" w:noHBand="0" w:noVBand="1"/>
+      </w:tblPr>
+      <w:tblGrid>
+        <w:gridCol w:w="3256"/>
+        <w:gridCol w:w="6706"/>
+      </w:tblGrid>
+      <w:tr>
+        <w:trPr>
+          <w:cnfStyle w:val="100000000000" w:firstRow="1" w:lastRow="0" w:firstColumn="0" w:lastColumn="0" w:oddVBand="0" w:evenVBand="0" w:oddHBand="0" w:evenHBand="0" w:firstRowFirstColumn="0" w:firstRowLastColumn="0" w:lastRowFirstColumn="0" w:lastRowLastColumn="0"/>
+          <w:cantSplit/>
+          <w:tblHeader/>
+        </w:trPr>
+        <w:tc>
+          <w:tcPr>
+            <w:tcW w:w="3256" w:type="dxa"/>
+          </w:tcPr>
+          <w:p>
+            <w:pPr>
+              <w:pStyle w:val="TextoTablas"/>
+            </w:pPr>
+            <w:r>
+              <w:t>Elemento</w:t>
+            </w:r>
+          </w:p>
+        </w:tc>
+        <w:tc>
+          <w:tcPr>
+            <w:tcW w:w="6706" w:type="dxa"/>
+          </w:tcPr>
+          <w:p>
+            <w:pPr>
+              <w:pStyle w:val="TextoTablas"/>
+            </w:pPr>
+            <w:r>
+              <w:t>Descripción</w:t>
+            </w:r>
+          </w:p>
+        </w:tc>
+      </w:tr>
+      <w:tr>
+        <w:trPr>
+          <w:cnfStyle w:val="000000100000" w:firstRow="0" w:lastRow="0" w:firstColumn="0" w:lastColumn="0" w:oddVBand="0" w:evenVBand="0" w:oddHBand="1" w:evenHBand="0" w:firstRowFirstColumn="0" w:firstRowLastColumn="0" w:lastRowFirstColumn="0" w:lastRowLastColumn="0"/>
+        </w:trPr>
+        <w:tc>
+          <w:tcPr>
+            <w:tcW w:w="3256" w:type="dxa"/>
+          </w:tcPr>
+          <w:p>
+            <w:pPr>
+              <w:pStyle w:val="TextoTablas"/>
+            </w:pPr>
+            <w:r>
+              <w:t>Objetivos</w:t>
+            </w:r>
+          </w:p>
+        </w:tc>
+        <w:tc>
+          <w:tcPr>
+            <w:tcW w:w="6706" w:type="dxa"/>
+          </w:tcPr>
+          <w:p>
+            <w:pPr>
+              <w:pStyle w:val="TextoTablas"/>
+            </w:pPr>
+            <w:r>
+              <w:t>Resultados que se desean alcanzar.</w:t>
+            </w:r>
+          </w:p>
+        </w:tc>
+      </w:tr>
+      <w:tr>
+        <w:tc>
+          <w:tcPr>
+            <w:tcW w:w="3256" w:type="dxa"/>
+          </w:tcPr>
+          <w:p>
+            <w:pPr>
+              <w:pStyle w:val="TextoTablas"/>
+            </w:pPr>
+            <w:r>
+              <w:t>Metas</w:t>
+            </w:r>
+          </w:p>
+        </w:tc>
+        <w:tc>
+          <w:tcPr>
+            <w:tcW w:w="6706" w:type="dxa"/>
+          </w:tcPr>
+          <w:p>
+            <w:pPr>
+              <w:pStyle w:val="TextoTablas"/>
+            </w:pPr>
+            <w:r>
+              <w:t>Logros específicos y medibles.</w:t>
+            </w:r>
+          </w:p>
+        </w:tc>
+      </w:tr>
+      <w:tr>
+        <w:trPr>
+          <w:cnfStyle w:val="000000100000" w:firstRow="0" w:lastRow="0" w:firstColumn="0" w:lastColumn="0" w:oddVBand="0" w:evenVBand="0" w:oddHBand="1" w:evenHBand="0" w:firstRowFirstColumn="0" w:firstRowLastColumn="0" w:lastRowFirstColumn="0" w:lastRowLastColumn="0"/>
+        </w:trPr>
+        <w:tc>
+          <w:tcPr>
+            <w:tcW w:w="3256" w:type="dxa"/>
+          </w:tcPr>
+          <w:p>
+            <w:pPr>
+              <w:pStyle w:val="TextoTablas"/>
+            </w:pPr>
+            <w:r>
+              <w:t>Actividades</w:t>
+            </w:r>
+          </w:p>
+        </w:tc>
+        <w:tc>
+          <w:tcPr>
+            <w:tcW w:w="6706" w:type="dxa"/>
+          </w:tcPr>
+          <w:p>
+            <w:pPr>
+              <w:pStyle w:val="TextoTablas"/>
+            </w:pPr>
+            <w:r>
+              <w:t>Acciones necesarias para cumplir los objetivos.</w:t>
+            </w:r>
+          </w:p>
+        </w:tc>
+      </w:tr>
+      <w:tr>
+        <w:tc>
+          <w:tcPr>
+            <w:tcW w:w="3256" w:type="dxa"/>
+          </w:tcPr>
+          <w:p>
+            <w:pPr>
+              <w:pStyle w:val="TextoTablas"/>
+            </w:pPr>
+            <w:r>
+              <w:t>Responsables</w:t>
+            </w:r>
+          </w:p>
+        </w:tc>
+        <w:tc>
+          <w:tcPr>
+            <w:tcW w:w="6706" w:type="dxa"/>
+          </w:tcPr>
+          <w:p>
+            <w:pPr>
+              <w:pStyle w:val="TextoTablas"/>
+            </w:pPr>
+            <w:r>
+              <w:t>Personas o grupos encargados de ejecutar actividades.</w:t>
+            </w:r>
+          </w:p>
+        </w:tc>
+      </w:tr>
+      <w:tr>
+        <w:trPr>
+          <w:cnfStyle w:val="000000100000" w:firstRow="0" w:lastRow="0" w:firstColumn="0" w:lastColumn="0" w:oddVBand="0" w:evenVBand="0" w:oddHBand="1" w:evenHBand="0" w:firstRowFirstColumn="0" w:firstRowLastColumn="0" w:lastRowFirstColumn="0" w:lastRowLastColumn="0"/>
+        </w:trPr>
+        <w:tc>
+          <w:tcPr>
+            <w:tcW w:w="3256" w:type="dxa"/>
+          </w:tcPr>
+          <w:p>
+            <w:pPr>
+              <w:pStyle w:val="TextoTablas"/>
+            </w:pPr>
+            <w:r>
+              <w:t>Recursos</w:t>
+            </w:r>
+          </w:p>
+        </w:tc>
+        <w:tc>
+          <w:tcPr>
+            <w:tcW w:w="6706" w:type="dxa"/>
+          </w:tcPr>
+          <w:p>
+            <w:pPr>
+              <w:pStyle w:val="TextoTablas"/>
+            </w:pPr>
+            <w:r>
+              <w:t>Elementos humanos, técnicos y financieros requeridos.</w:t>
+            </w:r>
+          </w:p>
+        </w:tc>
+      </w:tr>
+      <w:tr>
+        <w:tc>
+          <w:tcPr>
+            <w:tcW w:w="3256" w:type="dxa"/>
+          </w:tcPr>
+          <w:p>
+            <w:pPr>
+              <w:pStyle w:val="TextoTablas"/>
+            </w:pPr>
+            <w:r>
+              <w:t>Cronograma</w:t>
+            </w:r>
+          </w:p>
+        </w:tc>
+        <w:tc>
+          <w:tcPr>
+            <w:tcW w:w="6706" w:type="dxa"/>
+          </w:tcPr>
+          <w:p>
+            <w:pPr>
+              <w:pStyle w:val="TextoTablas"/>
+            </w:pPr>
+            <w:r>
+              <w:t>Distribución de actividades en el tiempo.</w:t>
+            </w:r>
+          </w:p>
+        </w:tc>
+      </w:tr>
+      <w:tr>
+        <w:trPr>
+          <w:cnfStyle w:val="000000100000" w:firstRow="0" w:lastRow="0" w:firstColumn="0" w:lastColumn="0" w:oddVBand="0" w:evenVBand="0" w:oddHBand="1" w:evenHBand="0" w:firstRowFirstColumn="0" w:firstRowLastColumn="0" w:lastRowFirstColumn="0" w:lastRowLastColumn="0"/>
+        </w:trPr>
+        <w:tc>
+          <w:tcPr>
+            <w:tcW w:w="3256" w:type="dxa"/>
+          </w:tcPr>
+          <w:p>
+            <w:pPr>
+              <w:pStyle w:val="TextoTablas"/>
+            </w:pPr>
+            <w:r>
+              <w:t>Indicadores de seguimiento</w:t>
+            </w:r>
+          </w:p>
+        </w:tc>
+        <w:tc>
+          <w:tcPr>
+            <w:tcW w:w="6706" w:type="dxa"/>
+          </w:tcPr>
+          <w:p>
+            <w:pPr>
+              <w:pStyle w:val="TextoTablas"/>
+            </w:pPr>
+            <w:r>
+              <w:t>Herramientas para medir avances y resultados.</w:t>
+            </w:r>
+          </w:p>
+        </w:tc>
+      </w:tr>
+      <w:tr>
+        <w:tc>
+          <w:tcPr>
+            <w:tcW w:w="3256" w:type="dxa"/>
+          </w:tcPr>
+          <w:p>
+            <w:pPr>
+              <w:pStyle w:val="TextoTablas"/>
+            </w:pPr>
+            <w:r>
+              <w:t>Resultados esperados</w:t>
+            </w:r>
+          </w:p>
+        </w:tc>
+        <w:tc>
+          <w:tcPr>
+            <w:tcW w:w="6706" w:type="dxa"/>
+          </w:tcPr>
+          <w:p>
+            <w:pPr>
+              <w:pStyle w:val="TextoTablas"/>
+            </w:pPr>
+            <w:r>
+              <w:t>Cambios o logros previstos con la ejecución del plan.</w:t>
+            </w:r>
+          </w:p>
+        </w:tc>
+      </w:tr>
+    </w:tbl>
+    <w:p>
+      <w:pPr>
+        <w:ind w:firstLine="0"/>
+      </w:pPr>
+      <w:r>
+        <w:t>Nota. SENA, (2026)</w:t>
+      </w:r>
+      <w:r>
+        <w:t>.</w:t>
+      </w:r>
+    </w:p>
+    <w:p>
+      <w:r>
+        <w:lastRenderedPageBreak/>
+        <w:t>La elaboración de un plan de acción requiere seguir una serie de etapas que permiten organizar de manera lógica y sistemática el proceso de planificación. Cada una de estas etapas aporta elementos fundamentales para la definición de objetivos, la priorización de actividades, la asignación de recursos y el seguimiento de los resultados esperados. Su desarrollo facilita la toma de decisiones, fortalece la participación de los actores involucrados y contribuye al logro de las metas establecidas. A continuación, se presentan las principales etapas para la formulación de un plan de acción, así como su importancia dentro del proceso de planeación organizacional.</w:t>
+      </w:r>
+    </w:p>
+    <w:p>
+      <w:pPr>
+        <w:pStyle w:val="Tabla"/>
+      </w:pPr>
+      <w:r>
+        <w:t>Etapas para la formulación del plan de acción</w:t>
       </w:r>
     </w:p>
     <w:tbl>
@@ -9632,10 +10102,10 @@
           </w:tcPr>
           <w:p>
             <w:pPr>
-              <w:ind w:firstLine="0"/>
-            </w:pPr>
-            <w:r>
-              <w:t>Elemento</w:t>
+              <w:pStyle w:val="TextoTablas"/>
+            </w:pPr>
+            <w:r>
+              <w:t>Etapa</w:t>
             </w:r>
           </w:p>
         </w:tc>
@@ -9645,7 +10115,7 @@
           </w:tcPr>
           <w:p>
             <w:pPr>
-              <w:ind w:firstLine="0"/>
+              <w:pStyle w:val="TextoTablas"/>
             </w:pPr>
             <w:r>
               <w:t>Descripción</w:t>
@@ -9663,10 +10133,10 @@
           </w:tcPr>
           <w:p>
             <w:pPr>
-              <w:ind w:firstLine="0"/>
-            </w:pPr>
-            <w:r>
-              <w:t>Objetivos</w:t>
+              <w:pStyle w:val="TextoTablas"/>
+            </w:pPr>
+            <w:r>
+              <w:t>Identificación de necesidades y problemáticas</w:t>
             </w:r>
           </w:p>
         </w:tc>
@@ -9676,10 +10146,10 @@
           </w:tcPr>
           <w:p>
             <w:pPr>
-              <w:ind w:firstLine="0"/>
-            </w:pPr>
-            <w:r>
-              <w:t>Resultados que se desean alcanzar.</w:t>
+              <w:pStyle w:val="TextoTablas"/>
+            </w:pPr>
+            <w:r>
+              <w:t>Reconocimiento de situaciones que requieren intervención</w:t>
             </w:r>
           </w:p>
         </w:tc>
@@ -9691,10 +10161,10 @@
           </w:tcPr>
           <w:p>
             <w:pPr>
-              <w:ind w:firstLine="0"/>
-            </w:pPr>
-            <w:r>
-              <w:t>Metas</w:t>
+              <w:pStyle w:val="TextoTablas"/>
+            </w:pPr>
+            <w:r>
+              <w:t>Priorización de acciones</w:t>
             </w:r>
           </w:p>
         </w:tc>
@@ -9704,10 +10174,10 @@
           </w:tcPr>
           <w:p>
             <w:pPr>
-              <w:ind w:firstLine="0"/>
-            </w:pPr>
-            <w:r>
-              <w:t>Logros específicos y medibles.</w:t>
+              <w:pStyle w:val="TextoTablas"/>
+            </w:pPr>
+            <w:r>
+              <w:t>Definición de actividades según importancia y viabilidad</w:t>
             </w:r>
           </w:p>
         </w:tc>
@@ -9722,10 +10192,10 @@
           </w:tcPr>
           <w:p>
             <w:pPr>
-              <w:ind w:firstLine="0"/>
-            </w:pPr>
-            <w:r>
-              <w:t>Actividades</w:t>
+              <w:pStyle w:val="TextoTablas"/>
+            </w:pPr>
+            <w:r>
+              <w:t>Definición de objetivos y metas</w:t>
             </w:r>
           </w:p>
         </w:tc>
@@ -9735,10 +10205,10 @@
           </w:tcPr>
           <w:p>
             <w:pPr>
-              <w:ind w:firstLine="0"/>
-            </w:pPr>
-            <w:r>
-              <w:t>Acciones necesarias para cumplir los objetivos.</w:t>
+              <w:pStyle w:val="TextoTablas"/>
+            </w:pPr>
+            <w:r>
+              <w:t>Establecimiento de resultados esperados</w:t>
             </w:r>
           </w:p>
         </w:tc>
@@ -9750,10 +10220,10 @@
           </w:tcPr>
           <w:p>
             <w:pPr>
-              <w:ind w:firstLine="0"/>
-            </w:pPr>
-            <w:r>
-              <w:t>Responsables</w:t>
+              <w:pStyle w:val="TextoTablas"/>
+            </w:pPr>
+            <w:r>
+              <w:t>Formulación de actividades</w:t>
             </w:r>
           </w:p>
         </w:tc>
@@ -9763,10 +10233,10 @@
           </w:tcPr>
           <w:p>
             <w:pPr>
-              <w:ind w:firstLine="0"/>
-            </w:pPr>
-            <w:r>
-              <w:t>Personas o grupos encargados de ejecutar actividades.</w:t>
+              <w:pStyle w:val="TextoTablas"/>
+            </w:pPr>
+            <w:r>
+              <w:t>Organización de acciones concretas</w:t>
             </w:r>
           </w:p>
         </w:tc>
@@ -9781,10 +10251,10 @@
           </w:tcPr>
           <w:p>
             <w:pPr>
-              <w:ind w:firstLine="0"/>
-            </w:pPr>
-            <w:r>
-              <w:t>Recursos</w:t>
+              <w:pStyle w:val="TextoTablas"/>
+            </w:pPr>
+            <w:r>
+              <w:t>Asignación de responsables y recursos</w:t>
             </w:r>
           </w:p>
         </w:tc>
@@ -9794,10 +10264,10 @@
           </w:tcPr>
           <w:p>
             <w:pPr>
-              <w:ind w:firstLine="0"/>
-            </w:pPr>
-            <w:r>
-              <w:t>Elementos humanos, técnicos y financieros requeridos.</w:t>
+              <w:pStyle w:val="TextoTablas"/>
+            </w:pPr>
+            <w:r>
+              <w:t>Distribución de funciones y recursos disponibles</w:t>
             </w:r>
           </w:p>
         </w:tc>
@@ -9809,11 +10279,10 @@
           </w:tcPr>
           <w:p>
             <w:pPr>
-              <w:ind w:firstLine="0"/>
-            </w:pPr>
-            <w:r>
-              <w:lastRenderedPageBreak/>
-              <w:t>Cronograma</w:t>
+              <w:pStyle w:val="TextoTablas"/>
+            </w:pPr>
+            <w:r>
+              <w:t>Elaboración del cronograma</w:t>
             </w:r>
           </w:p>
         </w:tc>
@@ -9823,10 +10292,10 @@
           </w:tcPr>
           <w:p>
             <w:pPr>
-              <w:ind w:firstLine="0"/>
-            </w:pPr>
-            <w:r>
-              <w:t>Distribución de actividades en el tiempo.</w:t>
+              <w:pStyle w:val="TextoTablas"/>
+            </w:pPr>
+            <w:r>
+              <w:t>Organización de actividades según tiempos de ejecución</w:t>
             </w:r>
           </w:p>
         </w:tc>
@@ -9841,10 +10310,10 @@
           </w:tcPr>
           <w:p>
             <w:pPr>
-              <w:ind w:firstLine="0"/>
-            </w:pPr>
-            <w:r>
-              <w:t>Indicadores de seguimiento</w:t>
+              <w:pStyle w:val="TextoTablas"/>
+            </w:pPr>
+            <w:r>
+              <w:t>Definición de indicadores de seguimiento</w:t>
             </w:r>
           </w:p>
         </w:tc>
@@ -9854,38 +10323,10 @@
           </w:tcPr>
           <w:p>
             <w:pPr>
-              <w:ind w:firstLine="0"/>
-            </w:pPr>
-            <w:r>
-              <w:t>Herramientas para medir avances y resultados.</w:t>
-            </w:r>
-          </w:p>
-        </w:tc>
-      </w:tr>
-      <w:tr>
-        <w:tc>
-          <w:tcPr>
-            <w:tcW w:w="4981" w:type="dxa"/>
-          </w:tcPr>
-          <w:p>
-            <w:pPr>
-              <w:ind w:firstLine="0"/>
-            </w:pPr>
-            <w:r>
-              <w:t>Resultados esperados</w:t>
-            </w:r>
-          </w:p>
-        </w:tc>
-        <w:tc>
-          <w:tcPr>
-            <w:tcW w:w="4981" w:type="dxa"/>
-          </w:tcPr>
-          <w:p>
-            <w:pPr>
-              <w:ind w:firstLine="0"/>
-            </w:pPr>
-            <w:r>
-              <w:t>Cambios o logros previstos con la ejecución del plan.</w:t>
+              <w:pStyle w:val="TextoTablas"/>
+            </w:pPr>
+            <w:r>
+              <w:t>Establecimiento de mecanismos de evaluación y control</w:t>
             </w:r>
           </w:p>
         </w:tc>
@@ -9898,10 +10339,34 @@
       <w:r>
         <w:t>Nota. SENA, (2026)</w:t>
       </w:r>
-    </w:p>
-    <w:p>
-      <w:r>
-        <w:t>La elaboración de un plan de acción requiere seguir una serie de etapas que permiten organizar de manera lógica y sistemática el proceso de planificación. Cada una de estas etapas aporta elementos fundamentales para la definición de objetivos, la priorización de actividades, la asignación de recursos y el seguimiento de los resultados esperados. Su desarrollo facilita la toma de decisiones, fortalece la participación de los actores involucrados y contribuye al logro de las metas establecidas. A continuación, se presentan las principales etapas para la formulación de un plan de acción, así como su importancia dentro del proceso de planeación organizacional.</w:t>
+      <w:r>
+        <w:t>.</w:t>
+      </w:r>
+    </w:p>
+    <w:p>
+      <w:r>
+        <w:lastRenderedPageBreak/>
+        <w:t>La formulación adecuada del plan de acción fortalece la organización institucional y facilita la ejecución ordenada de procesos comunitarios y territoriales.</w:t>
+      </w:r>
+    </w:p>
+    <w:p>
+      <w:pPr>
+        <w:pStyle w:val="Ttulo2"/>
+      </w:pPr>
+      <w:bookmarkStart w:id="24" w:name="_Toc234245605"/>
+      <w:r>
+        <w:t>Implementación, seguimiento y evaluación del plan de acción</w:t>
+      </w:r>
+      <w:bookmarkEnd w:id="24"/>
+    </w:p>
+    <w:p>
+      <w:r>
+        <w:t>La implementación del plan de acción corresponde a la ejecución de las actividades programadas para alcanzar los objetivos organizacionales y comunitarios. Durante esta etapa se ponen en marcha las estrategias, se asignan responsabilidades y se utilizan los recursos definidos en la fase de planeación. La implementación requiere coordinación, participación de los actores involucrados y seguimiento permanente para garantizar el cumplimiento de las actividades programadas.</w:t>
+      </w:r>
+    </w:p>
+    <w:p>
+      <w:r>
+        <w:t>Para que el seguimiento sea efectivo, es necesario considerar diversos aspectos que permitan recopilar información confiable, evaluar los avances alcanzados y orientar la toma de decisiones. Estos elementos facilitan el control de las actividades, el análisis de los resultados y la identificación de oportunidades de mejora dentro de la organización. Asimismo, contribuyen a fortalecer la transparencia, la participación y la gestión de los procesos organizacionales. A continuación, se presentan los aspectos fundamentales del seguimiento y su importancia dentro de los procesos de planeación, ejecución y evaluación de las acciones organizacionales. Por su parte, la evaluación consiste en analizar los resultados obtenidos, comparándolos con los objetivos y metas planteadas inicialmente. A través de la evaluación es posible determinar la efectividad de las acciones desarrolladas y establecer recomendaciones para fortalecer futuros procesos organizacionales.</w:t>
       </w:r>
     </w:p>
     <w:p>
@@ -9919,7 +10384,7 @@
       </w:pPr>
       <w:r>
         <w:lastRenderedPageBreak/>
-        <w:t>Etapas para la formulación del plan de acción</w:t>
+        <w:t>Aspectos fundamentales del seguimiento</w:t>
       </w:r>
     </w:p>
     <w:tbl>
@@ -9929,8 +10394,8 @@
         <w:tblLook w:val="04A0" w:firstRow="1" w:lastRow="0" w:firstColumn="1" w:lastColumn="0" w:noHBand="0" w:noVBand="1"/>
       </w:tblPr>
       <w:tblGrid>
-        <w:gridCol w:w="4981"/>
-        <w:gridCol w:w="4981"/>
+        <w:gridCol w:w="3681"/>
+        <w:gridCol w:w="6281"/>
       </w:tblGrid>
       <w:tr>
         <w:trPr>
@@ -9940,27 +10405,27 @@
         </w:trPr>
         <w:tc>
           <w:tcPr>
-            <w:tcW w:w="4981" w:type="dxa"/>
-          </w:tcPr>
-          <w:p>
-            <w:pPr>
-              <w:ind w:firstLine="0"/>
-            </w:pPr>
-            <w:r>
-              <w:t>Etapa</w:t>
-            </w:r>
-          </w:p>
-        </w:tc>
-        <w:tc>
-          <w:tcPr>
-            <w:tcW w:w="4981" w:type="dxa"/>
-          </w:tcPr>
-          <w:p>
-            <w:pPr>
-              <w:ind w:firstLine="0"/>
-            </w:pPr>
-            <w:r>
-              <w:t>Descripción</w:t>
+            <w:tcW w:w="3681" w:type="dxa"/>
+          </w:tcPr>
+          <w:p>
+            <w:pPr>
+              <w:pStyle w:val="TextoTablas"/>
+            </w:pPr>
+            <w:r>
+              <w:t>Aspecto</w:t>
+            </w:r>
+          </w:p>
+        </w:tc>
+        <w:tc>
+          <w:tcPr>
+            <w:tcW w:w="6281" w:type="dxa"/>
+          </w:tcPr>
+          <w:p>
+            <w:pPr>
+              <w:pStyle w:val="TextoTablas"/>
+            </w:pPr>
+            <w:r>
+              <w:t>Finalidad</w:t>
             </w:r>
           </w:p>
         </w:tc>
@@ -9971,27 +10436,27 @@
         </w:trPr>
         <w:tc>
           <w:tcPr>
-            <w:tcW w:w="4981" w:type="dxa"/>
-          </w:tcPr>
-          <w:p>
-            <w:pPr>
-              <w:ind w:firstLine="0"/>
-            </w:pPr>
-            <w:r>
-              <w:t>Identificación de necesidades y problemáticas</w:t>
-            </w:r>
-          </w:p>
-        </w:tc>
-        <w:tc>
-          <w:tcPr>
-            <w:tcW w:w="4981" w:type="dxa"/>
-          </w:tcPr>
-          <w:p>
-            <w:pPr>
-              <w:ind w:firstLine="0"/>
-            </w:pPr>
-            <w:r>
-              <w:t>Reconocimiento de situaciones que requieren intervención</w:t>
+            <w:tcW w:w="3681" w:type="dxa"/>
+          </w:tcPr>
+          <w:p>
+            <w:pPr>
+              <w:pStyle w:val="TextoTablas"/>
+            </w:pPr>
+            <w:r>
+              <w:t>Verificación de actividades ejecutadas</w:t>
+            </w:r>
+          </w:p>
+        </w:tc>
+        <w:tc>
+          <w:tcPr>
+            <w:tcW w:w="6281" w:type="dxa"/>
+          </w:tcPr>
+          <w:p>
+            <w:pPr>
+              <w:pStyle w:val="TextoTablas"/>
+            </w:pPr>
+            <w:r>
+              <w:t>Confirmar el cumplimiento de las acciones programadas.</w:t>
             </w:r>
           </w:p>
         </w:tc>
@@ -9999,27 +10464,27 @@
       <w:tr>
         <w:tc>
           <w:tcPr>
-            <w:tcW w:w="4981" w:type="dxa"/>
-          </w:tcPr>
-          <w:p>
-            <w:pPr>
-              <w:ind w:firstLine="0"/>
-            </w:pPr>
-            <w:r>
-              <w:t>Priorización de acciones</w:t>
-            </w:r>
-          </w:p>
-        </w:tc>
-        <w:tc>
-          <w:tcPr>
-            <w:tcW w:w="4981" w:type="dxa"/>
-          </w:tcPr>
-          <w:p>
-            <w:pPr>
-              <w:ind w:firstLine="0"/>
-            </w:pPr>
-            <w:r>
-              <w:t>Definición de actividades según importancia y viabilidad</w:t>
+            <w:tcW w:w="3681" w:type="dxa"/>
+          </w:tcPr>
+          <w:p>
+            <w:pPr>
+              <w:pStyle w:val="TextoTablas"/>
+            </w:pPr>
+            <w:r>
+              <w:t>Cumplimiento de cronogramas</w:t>
+            </w:r>
+          </w:p>
+        </w:tc>
+        <w:tc>
+          <w:tcPr>
+            <w:tcW w:w="6281" w:type="dxa"/>
+          </w:tcPr>
+          <w:p>
+            <w:pPr>
+              <w:pStyle w:val="TextoTablas"/>
+            </w:pPr>
+            <w:r>
+              <w:t>Revisar tiempos y avances de ejecución.</w:t>
             </w:r>
           </w:p>
         </w:tc>
@@ -10030,27 +10495,27 @@
         </w:trPr>
         <w:tc>
           <w:tcPr>
-            <w:tcW w:w="4981" w:type="dxa"/>
-          </w:tcPr>
-          <w:p>
-            <w:pPr>
-              <w:ind w:firstLine="0"/>
-            </w:pPr>
-            <w:r>
-              <w:t>Definición de objetivos y metas</w:t>
-            </w:r>
-          </w:p>
-        </w:tc>
-        <w:tc>
-          <w:tcPr>
-            <w:tcW w:w="4981" w:type="dxa"/>
-          </w:tcPr>
-          <w:p>
-            <w:pPr>
-              <w:ind w:firstLine="0"/>
-            </w:pPr>
-            <w:r>
-              <w:t>Establecimiento de resultados esperados</w:t>
+            <w:tcW w:w="3681" w:type="dxa"/>
+          </w:tcPr>
+          <w:p>
+            <w:pPr>
+              <w:pStyle w:val="TextoTablas"/>
+            </w:pPr>
+            <w:r>
+              <w:t>Uso adecuado de recursos</w:t>
+            </w:r>
+          </w:p>
+        </w:tc>
+        <w:tc>
+          <w:tcPr>
+            <w:tcW w:w="6281" w:type="dxa"/>
+          </w:tcPr>
+          <w:p>
+            <w:pPr>
+              <w:pStyle w:val="TextoTablas"/>
+            </w:pPr>
+            <w:r>
+              <w:t>Controlar la utilización eficiente de recursos humanos y financieros.</w:t>
             </w:r>
           </w:p>
         </w:tc>
@@ -10058,27 +10523,27 @@
       <w:tr>
         <w:tc>
           <w:tcPr>
-            <w:tcW w:w="4981" w:type="dxa"/>
-          </w:tcPr>
-          <w:p>
-            <w:pPr>
-              <w:ind w:firstLine="0"/>
-            </w:pPr>
-            <w:r>
-              <w:t>Formulación de actividades</w:t>
-            </w:r>
-          </w:p>
-        </w:tc>
-        <w:tc>
-          <w:tcPr>
-            <w:tcW w:w="4981" w:type="dxa"/>
-          </w:tcPr>
-          <w:p>
-            <w:pPr>
-              <w:ind w:firstLine="0"/>
-            </w:pPr>
-            <w:r>
-              <w:t>Organización de acciones concretas</w:t>
+            <w:tcW w:w="3681" w:type="dxa"/>
+          </w:tcPr>
+          <w:p>
+            <w:pPr>
+              <w:pStyle w:val="TextoTablas"/>
+            </w:pPr>
+            <w:r>
+              <w:t>Participación de los actores involucrados</w:t>
+            </w:r>
+          </w:p>
+        </w:tc>
+        <w:tc>
+          <w:tcPr>
+            <w:tcW w:w="6281" w:type="dxa"/>
+          </w:tcPr>
+          <w:p>
+            <w:pPr>
+              <w:pStyle w:val="TextoTablas"/>
+            </w:pPr>
+            <w:r>
+              <w:t>Evaluar el nivel de integración comunitaria.</w:t>
             </w:r>
           </w:p>
         </w:tc>
@@ -10089,55 +10554,27 @@
         </w:trPr>
         <w:tc>
           <w:tcPr>
-            <w:tcW w:w="4981" w:type="dxa"/>
-          </w:tcPr>
-          <w:p>
-            <w:pPr>
-              <w:ind w:firstLine="0"/>
-            </w:pPr>
-            <w:r>
-              <w:t>Asignación de responsables y recursos</w:t>
-            </w:r>
-          </w:p>
-        </w:tc>
-        <w:tc>
-          <w:tcPr>
-            <w:tcW w:w="4981" w:type="dxa"/>
-          </w:tcPr>
-          <w:p>
-            <w:pPr>
-              <w:ind w:firstLine="0"/>
-            </w:pPr>
-            <w:r>
-              <w:t>Distribución de funciones y recursos disponibles</w:t>
-            </w:r>
-          </w:p>
-        </w:tc>
-      </w:tr>
-      <w:tr>
-        <w:tc>
-          <w:tcPr>
-            <w:tcW w:w="4981" w:type="dxa"/>
-          </w:tcPr>
-          <w:p>
-            <w:pPr>
-              <w:ind w:firstLine="0"/>
-            </w:pPr>
-            <w:r>
-              <w:t>Elaboración del cronograma</w:t>
-            </w:r>
-          </w:p>
-        </w:tc>
-        <w:tc>
-          <w:tcPr>
-            <w:tcW w:w="4981" w:type="dxa"/>
-          </w:tcPr>
-          <w:p>
-            <w:pPr>
-              <w:ind w:firstLine="0"/>
-            </w:pPr>
-            <w:r>
-              <w:t>Organización de actividades según tiempos de ejecución</w:t>
+            <w:tcW w:w="3681" w:type="dxa"/>
+          </w:tcPr>
+          <w:p>
+            <w:pPr>
+              <w:pStyle w:val="TextoTablas"/>
+            </w:pPr>
+            <w:r>
+              <w:t>Registro y análisis de información</w:t>
+            </w:r>
+          </w:p>
+        </w:tc>
+        <w:tc>
+          <w:tcPr>
+            <w:tcW w:w="6281" w:type="dxa"/>
+          </w:tcPr>
+          <w:p>
+            <w:pPr>
+              <w:pStyle w:val="TextoTablas"/>
+            </w:pPr>
+            <w:r>
+              <w:t>Facilitar la toma de decisiones y el seguimiento organizacional.</w:t>
             </w:r>
           </w:p>
         </w:tc>
@@ -10148,44 +10585,30 @@
         <w:ind w:firstLine="0"/>
       </w:pPr>
       <w:r>
-        <w:t>Nota. SENA, (2026)</w:t>
-      </w:r>
-    </w:p>
-    <w:p>
-      <w:r>
-        <w:t>La formulación adecuada del plan de acción fortalece la organización institucional y facilita la ejecución ordenada de procesos comunitarios y territoriales.</w:t>
-      </w:r>
-    </w:p>
-    <w:p>
-      <w:pPr>
-        <w:pStyle w:val="Ttulo2"/>
-      </w:pPr>
-      <w:bookmarkStart w:id="24" w:name="_Toc233891879"/>
-      <w:r>
-        <w:t>Implementación, seguimiento y evaluación del plan de acción</w:t>
-      </w:r>
-      <w:bookmarkEnd w:id="24"/>
-    </w:p>
-    <w:p>
-      <w:r>
-        <w:t xml:space="preserve">La implementación del plan de acción corresponde a la ejecución de las actividades programadas para alcanzar los objetivos organizacionales y comunitarios. </w:t>
-      </w:r>
+        <w:t>Nota. SENA, (2026).</w:t>
+      </w:r>
+    </w:p>
+    <w:p>
+      <w:r>
+        <w:t>El seguimiento y la evaluación requieren el uso de herramientas que permitan registrar información, verificar el cumplimiento de las actividades y analizar los resultados alcanzados. Cada herramienta cumple una función específica dentro del proceso de gestión organizacional, aportando información útil para la toma de decisiones y el mejoramiento de las acciones implementadas. Su adecuada utilización facilita el control de los procesos, fortalece la participación de los actores involucrados y contribuye al logro de los objetivos organizacionales. A continuación, se presentan algunas de las principales herramientas utilizadas en los procesos de seguimiento y evaluación, así como su propósito dentro de la gestión organizacional y comunitaria.</w:t>
+      </w:r>
+    </w:p>
+    <w:p>
+      <w:pPr>
+        <w:spacing w:before="0" w:after="160" w:line="259" w:lineRule="auto"/>
+        <w:ind w:firstLine="0"/>
+      </w:pPr>
+      <w:r>
+        <w:br w:type="page"/>
+      </w:r>
+    </w:p>
+    <w:p>
+      <w:pPr>
+        <w:pStyle w:val="Tabla"/>
+      </w:pPr>
       <w:r>
         <w:lastRenderedPageBreak/>
-        <w:t>Durante esta etapa se ponen en marcha las estrategias, se asignan responsabilidades y se utilizan los recursos definidos en la fase de planeación. La implementación requiere coordinación, participación de los actores involucrados y seguimiento permanente para garantizar el cumplimiento de las actividades programadas.</w:t>
-      </w:r>
-    </w:p>
-    <w:p>
-      <w:r>
-        <w:t>Para que el seguimiento sea efectivo, es necesario considerar diversos aspectos que permitan recopilar información confiable, evaluar los avances alcanzados y orientar la toma de decisiones. Estos elementos facilitan el control de las actividades, el análisis de los resultados y la identificación de oportunidades de mejora dentro de la organización. Asimismo, contribuyen a fortalecer la transparencia, la participación y la gestión de los procesos organizacionales. A continuación, se presentan los aspectos fundamentales del seguimiento y su importancia dentro de los procesos de planeación, ejecución y evaluación de las acciones organizacionales. Por su parte, la evaluación consiste en analizar los resultados obtenidos, comparándolos con los objetivos y metas planteadas inicialmente. A través de la evaluación es posible determinar la efectividad de las acciones desarrolladas y establecer recomendaciones para fortalecer futuros procesos organizacionales.</w:t>
-      </w:r>
-    </w:p>
-    <w:p>
-      <w:pPr>
-        <w:pStyle w:val="Tabla"/>
-      </w:pPr>
-      <w:r>
-        <w:t>Aspectos fundamentales del seguimiento</w:t>
+        <w:t>Herramientas para el seguimiento y evaluación</w:t>
       </w:r>
     </w:p>
     <w:tbl>
@@ -10195,8 +10618,8 @@
         <w:tblLook w:val="04A0" w:firstRow="1" w:lastRow="0" w:firstColumn="1" w:lastColumn="0" w:noHBand="0" w:noVBand="1"/>
       </w:tblPr>
       <w:tblGrid>
-        <w:gridCol w:w="4981"/>
-        <w:gridCol w:w="4981"/>
+        <w:gridCol w:w="3397"/>
+        <w:gridCol w:w="6565"/>
       </w:tblGrid>
       <w:tr>
         <w:trPr>
@@ -10206,27 +10629,27 @@
         </w:trPr>
         <w:tc>
           <w:tcPr>
-            <w:tcW w:w="4981" w:type="dxa"/>
-          </w:tcPr>
-          <w:p>
-            <w:pPr>
-              <w:ind w:firstLine="0"/>
-            </w:pPr>
-            <w:r>
-              <w:t>Aspecto</w:t>
-            </w:r>
-          </w:p>
-        </w:tc>
-        <w:tc>
-          <w:tcPr>
-            <w:tcW w:w="4981" w:type="dxa"/>
-          </w:tcPr>
-          <w:p>
-            <w:pPr>
-              <w:ind w:firstLine="0"/>
-            </w:pPr>
-            <w:r>
-              <w:t>Finalidad</w:t>
+            <w:tcW w:w="3397" w:type="dxa"/>
+          </w:tcPr>
+          <w:p>
+            <w:pPr>
+              <w:pStyle w:val="TextoTablas"/>
+            </w:pPr>
+            <w:r>
+              <w:t>Herramienta</w:t>
+            </w:r>
+          </w:p>
+        </w:tc>
+        <w:tc>
+          <w:tcPr>
+            <w:tcW w:w="6565" w:type="dxa"/>
+          </w:tcPr>
+          <w:p>
+            <w:pPr>
+              <w:pStyle w:val="TextoTablas"/>
+            </w:pPr>
+            <w:r>
+              <w:t>Aplicación</w:t>
             </w:r>
           </w:p>
         </w:tc>
@@ -10237,27 +10660,27 @@
         </w:trPr>
         <w:tc>
           <w:tcPr>
-            <w:tcW w:w="4981" w:type="dxa"/>
-          </w:tcPr>
-          <w:p>
-            <w:pPr>
-              <w:ind w:firstLine="0"/>
-            </w:pPr>
-            <w:r>
-              <w:t>Verificación de actividades ejecutadas</w:t>
-            </w:r>
-          </w:p>
-        </w:tc>
-        <w:tc>
-          <w:tcPr>
-            <w:tcW w:w="4981" w:type="dxa"/>
-          </w:tcPr>
-          <w:p>
-            <w:pPr>
-              <w:ind w:firstLine="0"/>
-            </w:pPr>
-            <w:r>
-              <w:t>Confirmar el cumplimiento de las acciones programadas.</w:t>
+            <w:tcW w:w="3397" w:type="dxa"/>
+          </w:tcPr>
+          <w:p>
+            <w:pPr>
+              <w:pStyle w:val="TextoTablas"/>
+            </w:pPr>
+            <w:r>
+              <w:t>Informes de avance</w:t>
+            </w:r>
+          </w:p>
+        </w:tc>
+        <w:tc>
+          <w:tcPr>
+            <w:tcW w:w="6565" w:type="dxa"/>
+          </w:tcPr>
+          <w:p>
+            <w:pPr>
+              <w:pStyle w:val="TextoTablas"/>
+            </w:pPr>
+            <w:r>
+              <w:t>Registrar resultados y avances de actividades.</w:t>
             </w:r>
           </w:p>
         </w:tc>
@@ -10265,28 +10688,27 @@
       <w:tr>
         <w:tc>
           <w:tcPr>
-            <w:tcW w:w="4981" w:type="dxa"/>
-          </w:tcPr>
-          <w:p>
-            <w:pPr>
-              <w:ind w:firstLine="0"/>
-            </w:pPr>
-            <w:r>
-              <w:lastRenderedPageBreak/>
-              <w:t>Cumplimiento de cronogramas</w:t>
-            </w:r>
-          </w:p>
-        </w:tc>
-        <w:tc>
-          <w:tcPr>
-            <w:tcW w:w="4981" w:type="dxa"/>
-          </w:tcPr>
-          <w:p>
-            <w:pPr>
-              <w:ind w:firstLine="0"/>
-            </w:pPr>
-            <w:r>
-              <w:t>Revisar tiempos y avances de ejecución.</w:t>
+            <w:tcW w:w="3397" w:type="dxa"/>
+          </w:tcPr>
+          <w:p>
+            <w:pPr>
+              <w:pStyle w:val="TextoTablas"/>
+            </w:pPr>
+            <w:r>
+              <w:t>Listas de verificación</w:t>
+            </w:r>
+          </w:p>
+        </w:tc>
+        <w:tc>
+          <w:tcPr>
+            <w:tcW w:w="6565" w:type="dxa"/>
+          </w:tcPr>
+          <w:p>
+            <w:pPr>
+              <w:pStyle w:val="TextoTablas"/>
+            </w:pPr>
+            <w:r>
+              <w:t>Comprobar cumplimiento de tareas y procesos.</w:t>
             </w:r>
           </w:p>
         </w:tc>
@@ -10297,27 +10719,27 @@
         </w:trPr>
         <w:tc>
           <w:tcPr>
-            <w:tcW w:w="4981" w:type="dxa"/>
-          </w:tcPr>
-          <w:p>
-            <w:pPr>
-              <w:ind w:firstLine="0"/>
-            </w:pPr>
-            <w:r>
-              <w:t>Uso adecuado de recursos</w:t>
-            </w:r>
-          </w:p>
-        </w:tc>
-        <w:tc>
-          <w:tcPr>
-            <w:tcW w:w="4981" w:type="dxa"/>
-          </w:tcPr>
-          <w:p>
-            <w:pPr>
-              <w:ind w:firstLine="0"/>
-            </w:pPr>
-            <w:r>
-              <w:t>Controlar la utilización eficiente de recursos humanos y financieros.</w:t>
+            <w:tcW w:w="3397" w:type="dxa"/>
+          </w:tcPr>
+          <w:p>
+            <w:pPr>
+              <w:pStyle w:val="TextoTablas"/>
+            </w:pPr>
+            <w:r>
+              <w:t>Indicadores de gestión</w:t>
+            </w:r>
+          </w:p>
+        </w:tc>
+        <w:tc>
+          <w:tcPr>
+            <w:tcW w:w="6565" w:type="dxa"/>
+          </w:tcPr>
+          <w:p>
+            <w:pPr>
+              <w:pStyle w:val="TextoTablas"/>
+            </w:pPr>
+            <w:r>
+              <w:t>Medir desempeño y cumplimiento de metas.</w:t>
             </w:r>
           </w:p>
         </w:tc>
@@ -10325,96 +10747,27 @@
       <w:tr>
         <w:tc>
           <w:tcPr>
-            <w:tcW w:w="4981" w:type="dxa"/>
-          </w:tcPr>
-          <w:p>
-            <w:pPr>
-              <w:ind w:firstLine="0"/>
-            </w:pPr>
-            <w:r>
-              <w:t>Participación de los actores involucrados</w:t>
-            </w:r>
-          </w:p>
-        </w:tc>
-        <w:tc>
-          <w:tcPr>
-            <w:tcW w:w="4981" w:type="dxa"/>
-          </w:tcPr>
-          <w:p>
-            <w:pPr>
-              <w:ind w:firstLine="0"/>
-            </w:pPr>
-            <w:r>
-              <w:t>Evaluar el nivel de integración comunitaria.</w:t>
-            </w:r>
-          </w:p>
-        </w:tc>
-      </w:tr>
-    </w:tbl>
-    <w:p>
-      <w:pPr>
-        <w:ind w:firstLine="0"/>
-      </w:pPr>
-      <w:r>
-        <w:t>Nota. SENA, (2026).</w:t>
-      </w:r>
-    </w:p>
-    <w:p>
-      <w:r>
-        <w:t>El seguimiento y la evaluación requieren el uso de herramientas que permitan registrar información, verificar el cumplimiento de las actividades y analizar los resultados alcanzados. Cada herramienta cumple una función específica dentro del proceso de gestión organizacional, aportando información útil para la toma de decisiones y el mejoramiento de las acciones implementadas. Su adecuada utilización facilita el control de los procesos, fortalece la participación de los actores involucrados y contribuye al logro de los objetivos organizacionales. A continuación, se presentan algunas de las principales herramientas utilizadas en los procesos de seguimiento y evaluación, así como su propósito dentro de la gestión organizacional y comunitaria.</w:t>
-      </w:r>
-      <w:r>
-        <w:br w:type="page"/>
-      </w:r>
-    </w:p>
-    <w:p>
-      <w:pPr>
-        <w:pStyle w:val="Tabla"/>
-      </w:pPr>
-      <w:r>
-        <w:lastRenderedPageBreak/>
-        <w:t>Herramientas para el seguimiento y evaluación</w:t>
-      </w:r>
-    </w:p>
-    <w:tbl>
-      <w:tblPr>
-        <w:tblStyle w:val="SENA"/>
-        <w:tblW w:w="0" w:type="auto"/>
-        <w:tblLook w:val="04A0" w:firstRow="1" w:lastRow="0" w:firstColumn="1" w:lastColumn="0" w:noHBand="0" w:noVBand="1"/>
-      </w:tblPr>
-      <w:tblGrid>
-        <w:gridCol w:w="4981"/>
-        <w:gridCol w:w="4981"/>
-      </w:tblGrid>
-      <w:tr>
-        <w:trPr>
-          <w:cnfStyle w:val="100000000000" w:firstRow="1" w:lastRow="0" w:firstColumn="0" w:lastColumn="0" w:oddVBand="0" w:evenVBand="0" w:oddHBand="0" w:evenHBand="0" w:firstRowFirstColumn="0" w:firstRowLastColumn="0" w:lastRowFirstColumn="0" w:lastRowLastColumn="0"/>
-          <w:cantSplit/>
-          <w:tblHeader/>
-        </w:trPr>
-        <w:tc>
-          <w:tcPr>
-            <w:tcW w:w="4981" w:type="dxa"/>
-          </w:tcPr>
-          <w:p>
-            <w:pPr>
-              <w:ind w:firstLine="0"/>
-            </w:pPr>
-            <w:r>
-              <w:t>Herramienta</w:t>
-            </w:r>
-          </w:p>
-        </w:tc>
-        <w:tc>
-          <w:tcPr>
-            <w:tcW w:w="4981" w:type="dxa"/>
-          </w:tcPr>
-          <w:p>
-            <w:pPr>
-              <w:ind w:firstLine="0"/>
-            </w:pPr>
-            <w:r>
-              <w:t>Aplicación</w:t>
+            <w:tcW w:w="3397" w:type="dxa"/>
+          </w:tcPr>
+          <w:p>
+            <w:pPr>
+              <w:pStyle w:val="TextoTablas"/>
+            </w:pPr>
+            <w:r>
+              <w:t>Encuestas y entrevistas</w:t>
+            </w:r>
+          </w:p>
+        </w:tc>
+        <w:tc>
+          <w:tcPr>
+            <w:tcW w:w="6565" w:type="dxa"/>
+          </w:tcPr>
+          <w:p>
+            <w:pPr>
+              <w:pStyle w:val="TextoTablas"/>
+            </w:pPr>
+            <w:r>
+              <w:t>Obtener información sobre resultados y percepción comunitaria.</w:t>
             </w:r>
           </w:p>
         </w:tc>
@@ -10425,27 +10778,27 @@
         </w:trPr>
         <w:tc>
           <w:tcPr>
-            <w:tcW w:w="4981" w:type="dxa"/>
-          </w:tcPr>
-          <w:p>
-            <w:pPr>
-              <w:ind w:firstLine="0"/>
-            </w:pPr>
-            <w:r>
-              <w:t>Informes de avance</w:t>
-            </w:r>
-          </w:p>
-        </w:tc>
-        <w:tc>
-          <w:tcPr>
-            <w:tcW w:w="4981" w:type="dxa"/>
-          </w:tcPr>
-          <w:p>
-            <w:pPr>
-              <w:ind w:firstLine="0"/>
-            </w:pPr>
-            <w:r>
-              <w:t>Registrar resultados y avances de actividades.</w:t>
+            <w:tcW w:w="3397" w:type="dxa"/>
+          </w:tcPr>
+          <w:p>
+            <w:pPr>
+              <w:pStyle w:val="TextoTablas"/>
+            </w:pPr>
+            <w:r>
+              <w:t>Registros de participación</w:t>
+            </w:r>
+          </w:p>
+        </w:tc>
+        <w:tc>
+          <w:tcPr>
+            <w:tcW w:w="6565" w:type="dxa"/>
+          </w:tcPr>
+          <w:p>
+            <w:pPr>
+              <w:pStyle w:val="TextoTablas"/>
+            </w:pPr>
+            <w:r>
+              <w:t>Controlar asistencia y participación en actividades.</w:t>
             </w:r>
           </w:p>
         </w:tc>
@@ -10453,129 +10806,11 @@
       <w:tr>
         <w:tc>
           <w:tcPr>
-            <w:tcW w:w="4981" w:type="dxa"/>
-          </w:tcPr>
-          <w:p>
-            <w:pPr>
-              <w:ind w:firstLine="0"/>
-            </w:pPr>
-            <w:r>
-              <w:t>Listas de verificación</w:t>
-            </w:r>
-          </w:p>
-        </w:tc>
-        <w:tc>
-          <w:tcPr>
-            <w:tcW w:w="4981" w:type="dxa"/>
-          </w:tcPr>
-          <w:p>
-            <w:pPr>
-              <w:ind w:firstLine="0"/>
-            </w:pPr>
-            <w:r>
-              <w:t>Comprobar cumplimiento de tareas y procesos.</w:t>
-            </w:r>
-          </w:p>
-        </w:tc>
-      </w:tr>
-      <w:tr>
-        <w:trPr>
-          <w:cnfStyle w:val="000000100000" w:firstRow="0" w:lastRow="0" w:firstColumn="0" w:lastColumn="0" w:oddVBand="0" w:evenVBand="0" w:oddHBand="1" w:evenHBand="0" w:firstRowFirstColumn="0" w:firstRowLastColumn="0" w:lastRowFirstColumn="0" w:lastRowLastColumn="0"/>
-        </w:trPr>
-        <w:tc>
-          <w:tcPr>
-            <w:tcW w:w="4981" w:type="dxa"/>
-          </w:tcPr>
-          <w:p>
-            <w:pPr>
-              <w:ind w:firstLine="0"/>
-            </w:pPr>
-            <w:r>
-              <w:t>Indicadores de gestión</w:t>
-            </w:r>
-          </w:p>
-        </w:tc>
-        <w:tc>
-          <w:tcPr>
-            <w:tcW w:w="4981" w:type="dxa"/>
-          </w:tcPr>
-          <w:p>
-            <w:pPr>
-              <w:ind w:firstLine="0"/>
-            </w:pPr>
-            <w:r>
-              <w:t>Medir desempeño y cumplimiento de metas.</w:t>
-            </w:r>
-          </w:p>
-        </w:tc>
-      </w:tr>
-      <w:tr>
-        <w:tc>
-          <w:tcPr>
-            <w:tcW w:w="4981" w:type="dxa"/>
-          </w:tcPr>
-          <w:p>
-            <w:pPr>
-              <w:ind w:firstLine="0"/>
-            </w:pPr>
-            <w:r>
-              <w:t>Encuestas y entrevistas</w:t>
-            </w:r>
-          </w:p>
-        </w:tc>
-        <w:tc>
-          <w:tcPr>
-            <w:tcW w:w="4981" w:type="dxa"/>
-          </w:tcPr>
-          <w:p>
-            <w:pPr>
-              <w:ind w:firstLine="0"/>
-            </w:pPr>
-            <w:r>
-              <w:t>Obtener información sobre resultados y percepción comunitaria.</w:t>
-            </w:r>
-          </w:p>
-        </w:tc>
-      </w:tr>
-      <w:tr>
-        <w:trPr>
-          <w:cnfStyle w:val="000000100000" w:firstRow="0" w:lastRow="0" w:firstColumn="0" w:lastColumn="0" w:oddVBand="0" w:evenVBand="0" w:oddHBand="1" w:evenHBand="0" w:firstRowFirstColumn="0" w:firstRowLastColumn="0" w:lastRowFirstColumn="0" w:lastRowLastColumn="0"/>
-        </w:trPr>
-        <w:tc>
-          <w:tcPr>
-            <w:tcW w:w="4981" w:type="dxa"/>
-          </w:tcPr>
-          <w:p>
-            <w:pPr>
-              <w:ind w:firstLine="0"/>
-            </w:pPr>
-            <w:r>
-              <w:t>Registros de participación</w:t>
-            </w:r>
-          </w:p>
-        </w:tc>
-        <w:tc>
-          <w:tcPr>
-            <w:tcW w:w="4981" w:type="dxa"/>
-          </w:tcPr>
-          <w:p>
-            <w:pPr>
-              <w:ind w:firstLine="0"/>
-            </w:pPr>
-            <w:r>
-              <w:t>Controlar asistencia y participación en actividades.</w:t>
-            </w:r>
-          </w:p>
-        </w:tc>
-      </w:tr>
-      <w:tr>
-        <w:tc>
-          <w:tcPr>
-            <w:tcW w:w="4981" w:type="dxa"/>
-          </w:tcPr>
-          <w:p>
-            <w:pPr>
-              <w:ind w:firstLine="0"/>
+            <w:tcW w:w="3397" w:type="dxa"/>
+          </w:tcPr>
+          <w:p>
+            <w:pPr>
+              <w:pStyle w:val="TextoTablas"/>
             </w:pPr>
             <w:r>
               <w:t>Matrices de seguimiento</w:t>
@@ -10584,11 +10819,11 @@
         </w:tc>
         <w:tc>
           <w:tcPr>
-            <w:tcW w:w="4981" w:type="dxa"/>
-          </w:tcPr>
-          <w:p>
-            <w:pPr>
-              <w:ind w:firstLine="0"/>
+            <w:tcW w:w="6565" w:type="dxa"/>
+          </w:tcPr>
+          <w:p>
+            <w:pPr>
+              <w:pStyle w:val="TextoTablas"/>
             </w:pPr>
             <w:r>
               <w:t>Organizar información para el control y evaluación de procesos.</w:t>
@@ -10616,7 +10851,6 @@
           <w:b/>
           <w:bCs/>
         </w:rPr>
-        <w:lastRenderedPageBreak/>
         <w:t>NOTA</w:t>
       </w:r>
       <w:r>
@@ -10647,6 +10881,89 @@
         <w:t xml:space="preserve">En la planeación: se utilizan para formular acciones, estrategias y procesos de seguimiento. </w:t>
       </w:r>
     </w:p>
+    <w:p>
+      <w:r>
+        <w:lastRenderedPageBreak/>
+        <w:t>Lo invitamos al siguiente pódcast.</w:t>
+      </w:r>
+    </w:p>
+    <w:tbl>
+      <w:tblPr>
+        <w:tblStyle w:val="Tablaconcuadrcula"/>
+        <w:tblW w:w="0" w:type="auto"/>
+        <w:tblLook w:val="04A0" w:firstRow="1" w:lastRow="0" w:firstColumn="1" w:lastColumn="0" w:noHBand="0" w:noVBand="1"/>
+      </w:tblPr>
+      <w:tblGrid>
+        <w:gridCol w:w="9962"/>
+      </w:tblGrid>
+      <w:tr>
+        <w:tc>
+          <w:tcPr>
+            <w:tcW w:w="9962" w:type="dxa"/>
+          </w:tcPr>
+          <w:p>
+            <w:pPr>
+              <w:spacing w:before="0" w:after="160" w:line="259" w:lineRule="auto"/>
+              <w:ind w:firstLine="0"/>
+              <w:rPr>
+                <w:b/>
+                <w:bCs/>
+              </w:rPr>
+            </w:pPr>
+            <w:r>
+              <w:rPr>
+                <w:b/>
+                <w:bCs/>
+                <w:highlight w:val="yellow"/>
+              </w:rPr>
+              <w:t>Transcripción del pódcast. Planear</w:t>
+            </w:r>
+            <w:r>
+              <w:rPr>
+                <w:b/>
+                <w:bCs/>
+              </w:rPr>
+              <w:t xml:space="preserve"> para avanzar: Diagnóstico participativo y fortalecimiento organizacional en las comunidades rurales</w:t>
+            </w:r>
+          </w:p>
+        </w:tc>
+      </w:tr>
+      <w:tr>
+        <w:tc>
+          <w:tcPr>
+            <w:tcW w:w="9962" w:type="dxa"/>
+          </w:tcPr>
+          <w:p>
+            <w:r>
+              <w:rPr>
+                <w:b/>
+                <w:bCs/>
+              </w:rPr>
+              <w:t>Mujer:</w:t>
+            </w:r>
+            <w:r>
+              <w:t xml:space="preserve"> </w:t>
+            </w:r>
+          </w:p>
+          <w:p>
+            <w:r>
+              <w:rPr>
+                <w:b/>
+                <w:bCs/>
+              </w:rPr>
+              <w:t>Hombre:</w:t>
+            </w:r>
+            <w:r>
+              <w:rPr>
+                <w:b/>
+                <w:bCs/>
+              </w:rPr>
+              <w:t xml:space="preserve"> </w:t>
+            </w:r>
+          </w:p>
+        </w:tc>
+      </w:tr>
+    </w:tbl>
     <w:p/>
     <w:p/>
     <w:p>
@@ -10657,7 +10974,7 @@
           <w:u w:val="single"/>
         </w:rPr>
       </w:pPr>
-      <w:bookmarkStart w:id="25" w:name="_Toc233891880"/>
+      <w:bookmarkStart w:id="25" w:name="_Toc234245606"/>
       <w:r>
         <w:lastRenderedPageBreak/>
         <w:t>Síntesis</w:t>
@@ -10770,7 +11087,7 @@
       <w:pPr>
         <w:pStyle w:val="Titulosgenerales"/>
       </w:pPr>
-      <w:bookmarkStart w:id="26" w:name="_Toc233891881"/>
+      <w:bookmarkStart w:id="26" w:name="_Toc234245607"/>
       <w:r>
         <w:lastRenderedPageBreak/>
         <w:t>Glosario</w:t>
@@ -10965,7 +11282,7 @@
       <w:pPr>
         <w:pStyle w:val="Titulosgenerales"/>
       </w:pPr>
-      <w:bookmarkStart w:id="27" w:name="_Toc233891882"/>
+      <w:bookmarkStart w:id="27" w:name="_Toc234245608"/>
       <w:r>
         <w:lastRenderedPageBreak/>
         <w:t>Referencias bibliográficas</w:t>
@@ -11108,7 +11425,7 @@
       <w:pPr>
         <w:pStyle w:val="Titulosgenerales"/>
       </w:pPr>
-      <w:bookmarkStart w:id="28" w:name="_Toc233891883"/>
+      <w:bookmarkStart w:id="28" w:name="_Toc234245609"/>
       <w:r>
         <w:lastRenderedPageBreak/>
         <w:t>Créditos</w:t>
@@ -11251,13 +11568,7 @@
               </w:rPr>
             </w:pPr>
             <w:r>
-              <w:t xml:space="preserve">Centro Agroturístico </w:t>
-            </w:r>
-            <w:r>
-              <w:t xml:space="preserve">– </w:t>
-            </w:r>
-            <w:r>
-              <w:t>Regional Santander</w:t>
+              <w:t xml:space="preserve">Centro Agroturístico – Regional Santander  </w:t>
             </w:r>
           </w:p>
         </w:tc>
@@ -11275,7 +11586,7 @@
               </w:rPr>
             </w:pPr>
             <w:r>
-              <w:t>Miguel de Jesús Paredes Maestre</w:t>
+              <w:t>Miguel De Jesús Paredes Maestre</w:t>
             </w:r>
           </w:p>
         </w:tc>
@@ -11291,7 +11602,7 @@
               </w:rPr>
             </w:pPr>
             <w:r>
-              <w:t>Responsable de la línea de producción</w:t>
+              <w:t>Responsable de línea de producción</w:t>
             </w:r>
           </w:p>
         </w:tc>
@@ -11307,13 +11618,7 @@
               </w:rPr>
             </w:pPr>
             <w:r>
-              <w:t xml:space="preserve">Centro de Comercio y Servicios </w:t>
-            </w:r>
-            <w:r>
-              <w:t xml:space="preserve">– </w:t>
-            </w:r>
-            <w:r>
-              <w:t>Regional Atlántico</w:t>
+              <w:t>Centro de Comercio y Servicios – Regional Atlántico</w:t>
             </w:r>
           </w:p>
         </w:tc>
@@ -11334,7 +11639,7 @@
               </w:rPr>
             </w:pPr>
             <w:r>
-              <w:t>Roberto Augusto Bernal Duque</w:t>
+              <w:t>Andrés Javier Pacheco Wandurraga</w:t>
             </w:r>
           </w:p>
         </w:tc>
@@ -11366,7 +11671,7 @@
               </w:rPr>
             </w:pPr>
             <w:r>
-              <w:t>Centro de Desarrollo Agroempresarial - Regional Cundinamarca</w:t>
+              <w:t xml:space="preserve">Centro Agroturístico – Regional Santander  </w:t>
             </w:r>
           </w:p>
         </w:tc>
@@ -11384,7 +11689,13 @@
               </w:rPr>
             </w:pPr>
             <w:r>
-              <w:t>Yeison Farid Méndez Ortiz</w:t>
+              <w:t xml:space="preserve">Jair </w:t>
+            </w:r>
+            <w:r>
+              <w:t xml:space="preserve">Enrique </w:t>
+            </w:r>
+            <w:r>
+              <w:t>Coll Gallardo</w:t>
             </w:r>
           </w:p>
         </w:tc>
@@ -11400,7 +11711,7 @@
               </w:rPr>
             </w:pPr>
             <w:r>
-              <w:t>Experto temático</w:t>
+              <w:t>Evaluador instruccional</w:t>
             </w:r>
           </w:p>
         </w:tc>
@@ -11416,7 +11727,7 @@
               </w:rPr>
             </w:pPr>
             <w:r>
-              <w:t>Centro Agropecuario “La Granja” – Regional Tolima.</w:t>
+              <w:t xml:space="preserve">Centro de Comercio y Servicios – Regional Atlántico  </w:t>
             </w:r>
           </w:p>
         </w:tc>
@@ -11437,7 +11748,7 @@
               </w:rPr>
             </w:pPr>
             <w:r>
-              <w:t>Orlando Barón Méndez</w:t>
+              <w:t>Luis Gabriel Urueta</w:t>
             </w:r>
           </w:p>
         </w:tc>
@@ -11453,7 +11764,7 @@
               </w:rPr>
             </w:pPr>
             <w:r>
-              <w:t>Experto temático</w:t>
+              <w:t>Diseñador de contenidos digitales</w:t>
             </w:r>
           </w:p>
         </w:tc>
@@ -11469,7 +11780,7 @@
               </w:rPr>
             </w:pPr>
             <w:r>
-              <w:t>Centro de Desarrollo Agroempresarial - Regional Cundinamarca</w:t>
+              <w:t xml:space="preserve">Centro de Comercio y Servicios – Regional Atlántico  </w:t>
             </w:r>
           </w:p>
         </w:tc>
@@ -11487,7 +11798,7 @@
               </w:rPr>
             </w:pPr>
             <w:r>
-              <w:t>Paula Andrea Taborda Ortiz</w:t>
+              <w:t>Alexander Donado Molinares</w:t>
             </w:r>
           </w:p>
         </w:tc>
@@ -11503,7 +11814,13 @@
               </w:rPr>
             </w:pPr>
             <w:r>
-              <w:t>Diseñadora instruccional</w:t>
+              <w:t xml:space="preserve">Desarrollador </w:t>
+            </w:r>
+            <w:r>
+              <w:rPr>
+                <w:rStyle w:val="Extranjerismo"/>
+              </w:rPr>
+              <w:t>full stack</w:t>
             </w:r>
           </w:p>
         </w:tc>
@@ -11519,7 +11836,7 @@
               </w:rPr>
             </w:pPr>
             <w:r>
-              <w:t>Centro de Diseño y Metrología – Regional Distrito Capital</w:t>
+              <w:t xml:space="preserve">Centro de Comercio y Servicios – Regional Atlántico  </w:t>
             </w:r>
           </w:p>
         </w:tc>
@@ -11537,7 +11854,7 @@
               <w:pStyle w:val="TextoTablas"/>
             </w:pPr>
             <w:r>
-              <w:t>Sandra Patricia Hoyos Sepúlveda</w:t>
+              <w:t>Nelson Iván Vera Briceño</w:t>
             </w:r>
           </w:p>
         </w:tc>
@@ -11553,7 +11870,7 @@
               </w:rPr>
             </w:pPr>
             <w:r>
-              <w:t>Evaluadora instruccional</w:t>
+              <w:t>Animador y productor audiovisual</w:t>
             </w:r>
           </w:p>
         </w:tc>
@@ -11569,7 +11886,7 @@
               </w:rPr>
             </w:pPr>
             <w:r>
-              <w:t>Centro para la Industria de la Comunicación Gráfica</w:t>
+              <w:t xml:space="preserve">Centro de Comercio y Servicios – Regional Atlántico  </w:t>
             </w:r>
           </w:p>
         </w:tc>
@@ -11584,7 +11901,7 @@
               <w:pStyle w:val="TextoTablas"/>
             </w:pPr>
             <w:r>
-              <w:t>Rafael Neftalí Lizcano Reyes</w:t>
+              <w:t>Alexander Rafael Acosta Bedoya</w:t>
             </w:r>
           </w:p>
         </w:tc>
@@ -11600,7 +11917,7 @@
               </w:rPr>
             </w:pPr>
             <w:r>
-              <w:t>Asesor pedagógico</w:t>
+              <w:t>Animador y productor audiovisual</w:t>
             </w:r>
           </w:p>
         </w:tc>
@@ -11616,7 +11933,7 @@
               </w:rPr>
             </w:pPr>
             <w:r>
-              <w:t>Centro Industrial del Diseño y la Manufactura – Regional Santander</w:t>
+              <w:t xml:space="preserve">Centro de Comercio y Servicios – Regional Atlántico  </w:t>
             </w:r>
           </w:p>
         </w:tc>
@@ -11634,7 +11951,7 @@
               <w:pStyle w:val="TextoTablas"/>
             </w:pPr>
             <w:r>
-              <w:t>Fabian Cuartas Donado</w:t>
+              <w:t>Luz Karime Amaya Cabra</w:t>
             </w:r>
           </w:p>
         </w:tc>
@@ -11650,7 +11967,7 @@
               </w:rPr>
             </w:pPr>
             <w:r>
-              <w:t xml:space="preserve">Evaluador instruccional </w:t>
+              <w:t>Evaluador de contenidos inclusivos y accesibles</w:t>
             </w:r>
           </w:p>
         </w:tc>
@@ -11666,7 +11983,7 @@
               </w:rPr>
             </w:pPr>
             <w:r>
-              <w:t>Centro Para El Desarrollo Agroecológico Y Agroindustrial Sabanalarga - Regional Atlántico</w:t>
+              <w:t xml:space="preserve">Centro de Comercio y Servicios – Regional Atlántico  </w:t>
             </w:r>
           </w:p>
         </w:tc>
@@ -11684,13 +12001,7 @@
               </w:rPr>
             </w:pPr>
             <w:r>
-              <w:t xml:space="preserve">Carmen Alicia </w:t>
-            </w:r>
-            <w:r>
-              <w:t>Martínez</w:t>
-            </w:r>
-            <w:r>
-              <w:t xml:space="preserve"> Torres</w:t>
+              <w:t>Laura Daniela Burgos Rueda</w:t>
             </w:r>
           </w:p>
         </w:tc>
@@ -11706,7 +12017,7 @@
               </w:rPr>
             </w:pPr>
             <w:r>
-              <w:t xml:space="preserve">Diseñador web </w:t>
+              <w:t>Evaluador de contenidos inclusivos y accesibles</w:t>
             </w:r>
           </w:p>
         </w:tc>
@@ -11722,7 +12033,7 @@
               </w:rPr>
             </w:pPr>
             <w:r>
-              <w:t>Centro de Comercio y Servicios – Regional Atlántico</w:t>
+              <w:t xml:space="preserve">Centro de Comercio y Servicios – Regional Atlántico  </w:t>
             </w:r>
           </w:p>
         </w:tc>
@@ -11744,7 +12055,7 @@
             </w:pPr>
             <w:r>
               <w:lastRenderedPageBreak/>
-              <w:t>Álvaro Guillermo Araújo Angarita</w:t>
+              <w:t>Jonathan Adié Villafañe</w:t>
             </w:r>
           </w:p>
         </w:tc>
@@ -11760,13 +12071,7 @@
               </w:rPr>
             </w:pPr>
             <w:r>
-              <w:t xml:space="preserve">Desarrollador </w:t>
-            </w:r>
-            <w:r>
-              <w:rPr>
-                <w:rStyle w:val="Extranjerismo"/>
-              </w:rPr>
-              <w:t>full stack</w:t>
+              <w:t>Validador y vinculador de recursos educativos digitales</w:t>
             </w:r>
           </w:p>
         </w:tc>
@@ -11782,7 +12087,7 @@
               </w:rPr>
             </w:pPr>
             <w:r>
-              <w:t>Centro de Comercio y Servicios – Regional Atlántico</w:t>
+              <w:t xml:space="preserve">Centro de Comercio y Servicios – Regional Atlántico  </w:t>
             </w:r>
           </w:p>
         </w:tc>
@@ -11800,7 +12105,7 @@
               </w:rPr>
             </w:pPr>
             <w:r>
-              <w:t>Carmen Alicia Martínez Torres</w:t>
+              <w:t>Karine Isabel Ospino Fritz</w:t>
             </w:r>
           </w:p>
         </w:tc>
@@ -11816,7 +12121,7 @@
               </w:rPr>
             </w:pPr>
             <w:r>
-              <w:t xml:space="preserve">Animador y productor audiovisual </w:t>
+              <w:t>Validador y vinculador de recursos educativos digitales</w:t>
             </w:r>
           </w:p>
         </w:tc>
@@ -11832,266 +12137,7 @@
               </w:rPr>
             </w:pPr>
             <w:r>
-              <w:t>Centro de Comercio y Servicios – Regional Atlántico</w:t>
-            </w:r>
-          </w:p>
-        </w:tc>
-      </w:tr>
-      <w:tr>
-        <w:trPr>
-          <w:cnfStyle w:val="000000100000" w:firstRow="0" w:lastRow="0" w:firstColumn="0" w:lastColumn="0" w:oddVBand="0" w:evenVBand="0" w:oddHBand="1" w:evenHBand="0" w:firstRowFirstColumn="0" w:firstRowLastColumn="0" w:lastRowFirstColumn="0" w:lastRowLastColumn="0"/>
-        </w:trPr>
-        <w:tc>
-          <w:tcPr>
-            <w:tcW w:w="2830" w:type="dxa"/>
-          </w:tcPr>
-          <w:p>
-            <w:pPr>
-              <w:pStyle w:val="TextoTablas"/>
-              <w:rPr>
-                <w:lang w:val="es-CO"/>
-              </w:rPr>
-            </w:pPr>
-            <w:r>
-              <w:t>Alexander Rafael Acosta Bedoya</w:t>
-            </w:r>
-          </w:p>
-        </w:tc>
-        <w:tc>
-          <w:tcPr>
-            <w:tcW w:w="3261" w:type="dxa"/>
-          </w:tcPr>
-          <w:p>
-            <w:pPr>
-              <w:pStyle w:val="TextoTablas"/>
-              <w:rPr>
-                <w:lang w:val="es-CO"/>
-              </w:rPr>
-            </w:pPr>
-            <w:r>
-              <w:t xml:space="preserve">Animador y productor audiovisual </w:t>
-            </w:r>
-          </w:p>
-        </w:tc>
-        <w:tc>
-          <w:tcPr>
-            <w:tcW w:w="3969" w:type="dxa"/>
-          </w:tcPr>
-          <w:p>
-            <w:pPr>
-              <w:pStyle w:val="TextoTablas"/>
-              <w:rPr>
-                <w:lang w:val="es-CO"/>
-              </w:rPr>
-            </w:pPr>
-            <w:r>
-              <w:t>Centro de Comercio y Servicios – Regional Atlántico</w:t>
-            </w:r>
-          </w:p>
-        </w:tc>
-      </w:tr>
-      <w:tr>
-        <w:tc>
-          <w:tcPr>
-            <w:tcW w:w="2830" w:type="dxa"/>
-          </w:tcPr>
-          <w:p>
-            <w:pPr>
-              <w:pStyle w:val="TextoTablas"/>
-              <w:rPr>
-                <w:lang w:val="es-CO"/>
-              </w:rPr>
-            </w:pPr>
-            <w:r>
-              <w:t>Laura Daniela Burgos Rueda</w:t>
-            </w:r>
-          </w:p>
-        </w:tc>
-        <w:tc>
-          <w:tcPr>
-            <w:tcW w:w="3261" w:type="dxa"/>
-          </w:tcPr>
-          <w:p>
-            <w:pPr>
-              <w:pStyle w:val="TextoTablas"/>
-              <w:rPr>
-                <w:lang w:val="es-CO"/>
-              </w:rPr>
-            </w:pPr>
-            <w:r>
-              <w:t xml:space="preserve">Evaluador de contenidos inclusivos y accesibles </w:t>
-            </w:r>
-          </w:p>
-        </w:tc>
-        <w:tc>
-          <w:tcPr>
-            <w:tcW w:w="3969" w:type="dxa"/>
-          </w:tcPr>
-          <w:p>
-            <w:pPr>
-              <w:pStyle w:val="TextoTablas"/>
-              <w:rPr>
-                <w:lang w:val="es-CO"/>
-              </w:rPr>
-            </w:pPr>
-            <w:r>
-              <w:t>Centro de Comercio y Servicios – Regional Atlántico</w:t>
-            </w:r>
-          </w:p>
-        </w:tc>
-      </w:tr>
-      <w:tr>
-        <w:trPr>
-          <w:cnfStyle w:val="000000100000" w:firstRow="0" w:lastRow="0" w:firstColumn="0" w:lastColumn="0" w:oddVBand="0" w:evenVBand="0" w:oddHBand="1" w:evenHBand="0" w:firstRowFirstColumn="0" w:firstRowLastColumn="0" w:lastRowFirstColumn="0" w:lastRowLastColumn="0"/>
-        </w:trPr>
-        <w:tc>
-          <w:tcPr>
-            <w:tcW w:w="2830" w:type="dxa"/>
-          </w:tcPr>
-          <w:p>
-            <w:pPr>
-              <w:pStyle w:val="TextoTablas"/>
-              <w:rPr>
-                <w:lang w:val="es-CO"/>
-              </w:rPr>
-            </w:pPr>
-            <w:r>
-              <w:t>Luz Karime Amaya Cabra</w:t>
-            </w:r>
-          </w:p>
-        </w:tc>
-        <w:tc>
-          <w:tcPr>
-            <w:tcW w:w="3261" w:type="dxa"/>
-          </w:tcPr>
-          <w:p>
-            <w:pPr>
-              <w:pStyle w:val="TextoTablas"/>
-              <w:rPr>
-                <w:lang w:val="es-CO"/>
-              </w:rPr>
-            </w:pPr>
-            <w:r>
-              <w:t xml:space="preserve">Evaluador de contenidos inclusivos y accesibles </w:t>
-            </w:r>
-          </w:p>
-        </w:tc>
-        <w:tc>
-          <w:tcPr>
-            <w:tcW w:w="3969" w:type="dxa"/>
-          </w:tcPr>
-          <w:p>
-            <w:pPr>
-              <w:pStyle w:val="TextoTablas"/>
-              <w:rPr>
-                <w:lang w:val="es-CO"/>
-              </w:rPr>
-            </w:pPr>
-            <w:r>
-              <w:t>Centro de Comercio y Servicios – Regional Atlántico</w:t>
-            </w:r>
-          </w:p>
-        </w:tc>
-      </w:tr>
-      <w:tr>
-        <w:tc>
-          <w:tcPr>
-            <w:tcW w:w="2830" w:type="dxa"/>
-          </w:tcPr>
-          <w:p>
-            <w:pPr>
-              <w:pStyle w:val="TextoTablas"/>
-              <w:rPr>
-                <w:lang w:val="es-CO"/>
-              </w:rPr>
-            </w:pPr>
-            <w:r>
-              <w:t>Jonathan Adié Villafañe</w:t>
-            </w:r>
-          </w:p>
-        </w:tc>
-        <w:tc>
-          <w:tcPr>
-            <w:tcW w:w="3261" w:type="dxa"/>
-          </w:tcPr>
-          <w:p>
-            <w:pPr>
-              <w:pStyle w:val="TextoTablas"/>
-              <w:rPr>
-                <w:lang w:val="es-CO"/>
-              </w:rPr>
-            </w:pPr>
-            <w:r>
-              <w:t xml:space="preserve">Validador y vinculador de recursos digitales </w:t>
-            </w:r>
-          </w:p>
-        </w:tc>
-        <w:tc>
-          <w:tcPr>
-            <w:tcW w:w="3969" w:type="dxa"/>
-          </w:tcPr>
-          <w:p>
-            <w:pPr>
-              <w:pStyle w:val="TextoTablas"/>
-              <w:rPr>
-                <w:lang w:val="es-CO"/>
-              </w:rPr>
-            </w:pPr>
-            <w:r>
-              <w:t>Centro de Comercio y Servicios – Regional Atlántico</w:t>
-            </w:r>
-          </w:p>
-        </w:tc>
-      </w:tr>
-      <w:tr>
-        <w:trPr>
-          <w:cnfStyle w:val="000000100000" w:firstRow="0" w:lastRow="0" w:firstColumn="0" w:lastColumn="0" w:oddVBand="0" w:evenVBand="0" w:oddHBand="1" w:evenHBand="0" w:firstRowFirstColumn="0" w:firstRowLastColumn="0" w:lastRowFirstColumn="0" w:lastRowLastColumn="0"/>
-        </w:trPr>
-        <w:tc>
-          <w:tcPr>
-            <w:tcW w:w="2830" w:type="dxa"/>
-          </w:tcPr>
-          <w:p>
-            <w:pPr>
-              <w:pStyle w:val="TextoTablas"/>
-              <w:rPr>
-                <w:lang w:val="es-CO"/>
-              </w:rPr>
-            </w:pPr>
-            <w:r>
-              <w:t>Karine Isabel Ospino Fritz</w:t>
-            </w:r>
-          </w:p>
-        </w:tc>
-        <w:tc>
-          <w:tcPr>
-            <w:tcW w:w="3261" w:type="dxa"/>
-          </w:tcPr>
-          <w:p>
-            <w:pPr>
-              <w:pStyle w:val="TextoTablas"/>
-              <w:rPr>
-                <w:lang w:val="es-CO"/>
-              </w:rPr>
-            </w:pPr>
-            <w:r>
-              <w:t xml:space="preserve">Validador y vinculador de recursos digitales </w:t>
-            </w:r>
-          </w:p>
-        </w:tc>
-        <w:tc>
-          <w:tcPr>
-            <w:tcW w:w="3969" w:type="dxa"/>
-          </w:tcPr>
-          <w:p>
-            <w:pPr>
-              <w:pStyle w:val="TextoTablas"/>
-              <w:rPr>
-                <w:lang w:val="es-CO"/>
-              </w:rPr>
-            </w:pPr>
-            <w:r>
-              <w:t>Centro de Comercio y Servicios – Regional Atlántico</w:t>
+              <w:t xml:space="preserve">Centro de Comercio y Servicios – Regional Atlántico  </w:t>
             </w:r>
           </w:p>
         </w:tc>
@@ -12331,7 +12377,7 @@
   <w:abstractNum w:abstractNumId="1" w15:restartNumberingAfterBreak="0">
     <w:nsid w:val="064B1647"/>
     <w:multiLevelType w:val="hybridMultilevel"/>
-    <w:tmpl w:val="EDEE7276"/>
+    <w:tmpl w:val="7D025CDE"/>
     <w:lvl w:ilvl="0" w:tplc="240A0001">
       <w:start w:val="1"/>
       <w:numFmt w:val="bullet"/>
@@ -12867,6 +12913,119 @@
     </w:lvl>
   </w:abstractNum>
   <w:abstractNum w:abstractNumId="6" w15:restartNumberingAfterBreak="0">
+    <w:nsid w:val="133C1809"/>
+    <w:multiLevelType w:val="hybridMultilevel"/>
+    <w:tmpl w:val="6798CB28"/>
+    <w:lvl w:ilvl="0" w:tplc="240A0001">
+      <w:start w:val="1"/>
+      <w:numFmt w:val="bullet"/>
+      <w:lvlText w:val=""/>
+      <w:lvlJc w:val="left"/>
+      <w:pPr>
+        <w:ind w:left="1429" w:hanging="360"/>
+      </w:pPr>
+      <w:rPr>
+        <w:rFonts w:ascii="Symbol" w:hAnsi="Symbol" w:hint="default"/>
+      </w:rPr>
+    </w:lvl>
+    <w:lvl w:ilvl="1" w:tplc="240A0003" w:tentative="1">
+      <w:start w:val="1"/>
+      <w:numFmt w:val="bullet"/>
+      <w:lvlText w:val="o"/>
+      <w:lvlJc w:val="left"/>
+      <w:pPr>
+        <w:ind w:left="2149" w:hanging="360"/>
+      </w:pPr>
+      <w:rPr>
+        <w:rFonts w:ascii="Courier New" w:hAnsi="Courier New" w:cs="Courier New" w:hint="default"/>
+      </w:rPr>
+    </w:lvl>
+    <w:lvl w:ilvl="2" w:tplc="240A0005" w:tentative="1">
+      <w:start w:val="1"/>
+      <w:numFmt w:val="bullet"/>
+      <w:lvlText w:val=""/>
+      <w:lvlJc w:val="left"/>
+      <w:pPr>
+        <w:ind w:left="2869" w:hanging="360"/>
+      </w:pPr>
+      <w:rPr>
+        <w:rFonts w:ascii="Wingdings" w:hAnsi="Wingdings" w:hint="default"/>
+      </w:rPr>
+    </w:lvl>
+    <w:lvl w:ilvl="3" w:tplc="240A0001" w:tentative="1">
+      <w:start w:val="1"/>
+      <w:numFmt w:val="bullet"/>
+      <w:lvlText w:val=""/>
+      <w:lvlJc w:val="left"/>
+      <w:pPr>
+        <w:ind w:left="3589" w:hanging="360"/>
+      </w:pPr>
+      <w:rPr>
+        <w:rFonts w:ascii="Symbol" w:hAnsi="Symbol" w:hint="default"/>
+      </w:rPr>
+    </w:lvl>
+    <w:lvl w:ilvl="4" w:tplc="240A0003" w:tentative="1">
+      <w:start w:val="1"/>
+      <w:numFmt w:val="bullet"/>
+      <w:lvlText w:val="o"/>
+      <w:lvlJc w:val="left"/>
+      <w:pPr>
+        <w:ind w:left="4309" w:hanging="360"/>
+      </w:pPr>
+      <w:rPr>
+        <w:rFonts w:ascii="Courier New" w:hAnsi="Courier New" w:cs="Courier New" w:hint="default"/>
+      </w:rPr>
+    </w:lvl>
+    <w:lvl w:ilvl="5" w:tplc="240A0005" w:tentative="1">
+      <w:start w:val="1"/>
+      <w:numFmt w:val="bullet"/>
+      <w:lvlText w:val=""/>
+      <w:lvlJc w:val="left"/>
+      <w:pPr>
+        <w:ind w:left="5029" w:hanging="360"/>
+      </w:pPr>
+      <w:rPr>
+        <w:rFonts w:ascii="Wingdings" w:hAnsi="Wingdings" w:hint="default"/>
+      </w:rPr>
+    </w:lvl>
+    <w:lvl w:ilvl="6" w:tplc="240A0001" w:tentative="1">
+      <w:start w:val="1"/>
+      <w:numFmt w:val="bullet"/>
+      <w:lvlText w:val=""/>
+      <w:lvlJc w:val="left"/>
+      <w:pPr>
+        <w:ind w:left="5749" w:hanging="360"/>
+      </w:pPr>
+      <w:rPr>
+        <w:rFonts w:ascii="Symbol" w:hAnsi="Symbol" w:hint="default"/>
+      </w:rPr>
+    </w:lvl>
+    <w:lvl w:ilvl="7" w:tplc="240A0003" w:tentative="1">
+      <w:start w:val="1"/>
+      <w:numFmt w:val="bullet"/>
+      <w:lvlText w:val="o"/>
+      <w:lvlJc w:val="left"/>
+      <w:pPr>
+        <w:ind w:left="6469" w:hanging="360"/>
+      </w:pPr>
+      <w:rPr>
+        <w:rFonts w:ascii="Courier New" w:hAnsi="Courier New" w:cs="Courier New" w:hint="default"/>
+      </w:rPr>
+    </w:lvl>
+    <w:lvl w:ilvl="8" w:tplc="240A0005" w:tentative="1">
+      <w:start w:val="1"/>
+      <w:numFmt w:val="bullet"/>
+      <w:lvlText w:val=""/>
+      <w:lvlJc w:val="left"/>
+      <w:pPr>
+        <w:ind w:left="7189" w:hanging="360"/>
+      </w:pPr>
+      <w:rPr>
+        <w:rFonts w:ascii="Wingdings" w:hAnsi="Wingdings" w:hint="default"/>
+      </w:rPr>
+    </w:lvl>
+  </w:abstractNum>
+  <w:abstractNum w:abstractNumId="7" w15:restartNumberingAfterBreak="0">
     <w:nsid w:val="137227D1"/>
     <w:multiLevelType w:val="hybridMultilevel"/>
     <w:tmpl w:val="6BA64BFC"/>
@@ -12979,7 +13138,7 @@
       </w:rPr>
     </w:lvl>
   </w:abstractNum>
-  <w:abstractNum w:abstractNumId="7" w15:restartNumberingAfterBreak="0">
+  <w:abstractNum w:abstractNumId="8" w15:restartNumberingAfterBreak="0">
     <w:nsid w:val="13903417"/>
     <w:multiLevelType w:val="hybridMultilevel"/>
     <w:tmpl w:val="4224A9D0"/>
@@ -13092,7 +13251,7 @@
       </w:rPr>
     </w:lvl>
   </w:abstractNum>
-  <w:abstractNum w:abstractNumId="8" w15:restartNumberingAfterBreak="0">
+  <w:abstractNum w:abstractNumId="9" w15:restartNumberingAfterBreak="0">
     <w:nsid w:val="2211173C"/>
     <w:multiLevelType w:val="hybridMultilevel"/>
     <w:tmpl w:val="E8A233DA"/>
@@ -13205,7 +13364,7 @@
       </w:rPr>
     </w:lvl>
   </w:abstractNum>
-  <w:abstractNum w:abstractNumId="9" w15:restartNumberingAfterBreak="0">
+  <w:abstractNum w:abstractNumId="10" w15:restartNumberingAfterBreak="0">
     <w:nsid w:val="22B22D39"/>
     <w:multiLevelType w:val="hybridMultilevel"/>
     <w:tmpl w:val="57724734"/>
@@ -13291,7 +13450,7 @@
       </w:pPr>
     </w:lvl>
   </w:abstractNum>
-  <w:abstractNum w:abstractNumId="10" w15:restartNumberingAfterBreak="0">
+  <w:abstractNum w:abstractNumId="11" w15:restartNumberingAfterBreak="0">
     <w:nsid w:val="27412B07"/>
     <w:multiLevelType w:val="hybridMultilevel"/>
     <w:tmpl w:val="9FDADF5E"/>
@@ -13382,7 +13541,7 @@
       </w:pPr>
     </w:lvl>
   </w:abstractNum>
-  <w:abstractNum w:abstractNumId="11" w15:restartNumberingAfterBreak="0">
+  <w:abstractNum w:abstractNumId="12" w15:restartNumberingAfterBreak="0">
     <w:nsid w:val="32424006"/>
     <w:multiLevelType w:val="hybridMultilevel"/>
     <w:tmpl w:val="E0DE5204"/>
@@ -13495,7 +13654,7 @@
       </w:rPr>
     </w:lvl>
   </w:abstractNum>
-  <w:abstractNum w:abstractNumId="12" w15:restartNumberingAfterBreak="0">
+  <w:abstractNum w:abstractNumId="13" w15:restartNumberingAfterBreak="0">
     <w:nsid w:val="368E176E"/>
     <w:multiLevelType w:val="hybridMultilevel"/>
     <w:tmpl w:val="BDF054FE"/>
@@ -13589,7 +13748,7 @@
       </w:pPr>
     </w:lvl>
   </w:abstractNum>
-  <w:abstractNum w:abstractNumId="13" w15:restartNumberingAfterBreak="0">
+  <w:abstractNum w:abstractNumId="14" w15:restartNumberingAfterBreak="0">
     <w:nsid w:val="398A1FA5"/>
     <w:multiLevelType w:val="hybridMultilevel"/>
     <w:tmpl w:val="00644AC0"/>
@@ -13675,7 +13834,7 @@
       </w:pPr>
     </w:lvl>
   </w:abstractNum>
-  <w:abstractNum w:abstractNumId="14" w15:restartNumberingAfterBreak="0">
+  <w:abstractNum w:abstractNumId="15" w15:restartNumberingAfterBreak="0">
     <w:nsid w:val="3DDF6562"/>
     <w:multiLevelType w:val="multilevel"/>
     <w:tmpl w:val="6C7AF928"/>
@@ -13796,7 +13955,7 @@
       </w:rPr>
     </w:lvl>
   </w:abstractNum>
-  <w:abstractNum w:abstractNumId="15" w15:restartNumberingAfterBreak="0">
+  <w:abstractNum w:abstractNumId="16" w15:restartNumberingAfterBreak="0">
     <w:nsid w:val="40780E64"/>
     <w:multiLevelType w:val="hybridMultilevel"/>
     <w:tmpl w:val="68F28DEC"/>
@@ -13909,7 +14068,7 @@
       </w:rPr>
     </w:lvl>
   </w:abstractNum>
-  <w:abstractNum w:abstractNumId="16" w15:restartNumberingAfterBreak="0">
+  <w:abstractNum w:abstractNumId="17" w15:restartNumberingAfterBreak="0">
     <w:nsid w:val="42074480"/>
     <w:multiLevelType w:val="hybridMultilevel"/>
     <w:tmpl w:val="608E9DDA"/>
@@ -14022,7 +14181,120 @@
       </w:rPr>
     </w:lvl>
   </w:abstractNum>
-  <w:abstractNum w:abstractNumId="17" w15:restartNumberingAfterBreak="0">
+  <w:abstractNum w:abstractNumId="18" w15:restartNumberingAfterBreak="0">
+    <w:nsid w:val="469D4ABE"/>
+    <w:multiLevelType w:val="hybridMultilevel"/>
+    <w:tmpl w:val="B3B47DF0"/>
+    <w:lvl w:ilvl="0" w:tplc="240A0001">
+      <w:start w:val="1"/>
+      <w:numFmt w:val="bullet"/>
+      <w:lvlText w:val=""/>
+      <w:lvlJc w:val="left"/>
+      <w:pPr>
+        <w:ind w:left="1429" w:hanging="360"/>
+      </w:pPr>
+      <w:rPr>
+        <w:rFonts w:ascii="Symbol" w:hAnsi="Symbol" w:hint="default"/>
+      </w:rPr>
+    </w:lvl>
+    <w:lvl w:ilvl="1" w:tplc="240A0003" w:tentative="1">
+      <w:start w:val="1"/>
+      <w:numFmt w:val="bullet"/>
+      <w:lvlText w:val="o"/>
+      <w:lvlJc w:val="left"/>
+      <w:pPr>
+        <w:ind w:left="2149" w:hanging="360"/>
+      </w:pPr>
+      <w:rPr>
+        <w:rFonts w:ascii="Courier New" w:hAnsi="Courier New" w:cs="Courier New" w:hint="default"/>
+      </w:rPr>
+    </w:lvl>
+    <w:lvl w:ilvl="2" w:tplc="240A0005" w:tentative="1">
+      <w:start w:val="1"/>
+      <w:numFmt w:val="bullet"/>
+      <w:lvlText w:val=""/>
+      <w:lvlJc w:val="left"/>
+      <w:pPr>
+        <w:ind w:left="2869" w:hanging="360"/>
+      </w:pPr>
+      <w:rPr>
+        <w:rFonts w:ascii="Wingdings" w:hAnsi="Wingdings" w:hint="default"/>
+      </w:rPr>
+    </w:lvl>
+    <w:lvl w:ilvl="3" w:tplc="240A0001" w:tentative="1">
+      <w:start w:val="1"/>
+      <w:numFmt w:val="bullet"/>
+      <w:lvlText w:val=""/>
+      <w:lvlJc w:val="left"/>
+      <w:pPr>
+        <w:ind w:left="3589" w:hanging="360"/>
+      </w:pPr>
+      <w:rPr>
+        <w:rFonts w:ascii="Symbol" w:hAnsi="Symbol" w:hint="default"/>
+      </w:rPr>
+    </w:lvl>
+    <w:lvl w:ilvl="4" w:tplc="240A0003" w:tentative="1">
+      <w:start w:val="1"/>
+      <w:numFmt w:val="bullet"/>
+      <w:lvlText w:val="o"/>
+      <w:lvlJc w:val="left"/>
+      <w:pPr>
+        <w:ind w:left="4309" w:hanging="360"/>
+      </w:pPr>
+      <w:rPr>
+        <w:rFonts w:ascii="Courier New" w:hAnsi="Courier New" w:cs="Courier New" w:hint="default"/>
+      </w:rPr>
+    </w:lvl>
+    <w:lvl w:ilvl="5" w:tplc="240A0005" w:tentative="1">
+      <w:start w:val="1"/>
+      <w:numFmt w:val="bullet"/>
+      <w:lvlText w:val=""/>
+      <w:lvlJc w:val="left"/>
+      <w:pPr>
+        <w:ind w:left="5029" w:hanging="360"/>
+      </w:pPr>
+      <w:rPr>
+        <w:rFonts w:ascii="Wingdings" w:hAnsi="Wingdings" w:hint="default"/>
+      </w:rPr>
+    </w:lvl>
+    <w:lvl w:ilvl="6" w:tplc="240A0001" w:tentative="1">
+      <w:start w:val="1"/>
+      <w:numFmt w:val="bullet"/>
+      <w:lvlText w:val=""/>
+      <w:lvlJc w:val="left"/>
+      <w:pPr>
+        <w:ind w:left="5749" w:hanging="360"/>
+      </w:pPr>
+      <w:rPr>
+        <w:rFonts w:ascii="Symbol" w:hAnsi="Symbol" w:hint="default"/>
+      </w:rPr>
+    </w:lvl>
+    <w:lvl w:ilvl="7" w:tplc="240A0003" w:tentative="1">
+      <w:start w:val="1"/>
+      <w:numFmt w:val="bullet"/>
+      <w:lvlText w:val="o"/>
+      <w:lvlJc w:val="left"/>
+      <w:pPr>
+        <w:ind w:left="6469" w:hanging="360"/>
+      </w:pPr>
+      <w:rPr>
+        <w:rFonts w:ascii="Courier New" w:hAnsi="Courier New" w:cs="Courier New" w:hint="default"/>
+      </w:rPr>
+    </w:lvl>
+    <w:lvl w:ilvl="8" w:tplc="240A0005" w:tentative="1">
+      <w:start w:val="1"/>
+      <w:numFmt w:val="bullet"/>
+      <w:lvlText w:val=""/>
+      <w:lvlJc w:val="left"/>
+      <w:pPr>
+        <w:ind w:left="7189" w:hanging="360"/>
+      </w:pPr>
+      <w:rPr>
+        <w:rFonts w:ascii="Wingdings" w:hAnsi="Wingdings" w:hint="default"/>
+      </w:rPr>
+    </w:lvl>
+  </w:abstractNum>
+  <w:abstractNum w:abstractNumId="19" w15:restartNumberingAfterBreak="0">
     <w:nsid w:val="4D976A89"/>
     <w:multiLevelType w:val="hybridMultilevel"/>
     <w:tmpl w:val="5E38077C"/>
@@ -14135,7 +14407,7 @@
       </w:rPr>
     </w:lvl>
   </w:abstractNum>
-  <w:abstractNum w:abstractNumId="18" w15:restartNumberingAfterBreak="0">
+  <w:abstractNum w:abstractNumId="20" w15:restartNumberingAfterBreak="0">
     <w:nsid w:val="4EBE1EF6"/>
     <w:multiLevelType w:val="hybridMultilevel"/>
     <w:tmpl w:val="AF3C2E24"/>
@@ -14226,7 +14498,7 @@
       </w:pPr>
     </w:lvl>
   </w:abstractNum>
-  <w:abstractNum w:abstractNumId="19" w15:restartNumberingAfterBreak="0">
+  <w:abstractNum w:abstractNumId="21" w15:restartNumberingAfterBreak="0">
     <w:nsid w:val="60FA3534"/>
     <w:multiLevelType w:val="hybridMultilevel"/>
     <w:tmpl w:val="8A1A87BA"/>
@@ -14312,7 +14584,7 @@
       </w:pPr>
     </w:lvl>
   </w:abstractNum>
-  <w:abstractNum w:abstractNumId="20" w15:restartNumberingAfterBreak="0">
+  <w:abstractNum w:abstractNumId="22" w15:restartNumberingAfterBreak="0">
     <w:nsid w:val="6AF45F2C"/>
     <w:multiLevelType w:val="hybridMultilevel"/>
     <w:tmpl w:val="C7E4F7E2"/>
@@ -14425,7 +14697,7 @@
       </w:rPr>
     </w:lvl>
   </w:abstractNum>
-  <w:abstractNum w:abstractNumId="21" w15:restartNumberingAfterBreak="0">
+  <w:abstractNum w:abstractNumId="23" w15:restartNumberingAfterBreak="0">
     <w:nsid w:val="6BB830AE"/>
     <w:multiLevelType w:val="hybridMultilevel"/>
     <w:tmpl w:val="9C4EED78"/>
@@ -14538,7 +14810,120 @@
       </w:rPr>
     </w:lvl>
   </w:abstractNum>
-  <w:abstractNum w:abstractNumId="22" w15:restartNumberingAfterBreak="0">
+  <w:abstractNum w:abstractNumId="24" w15:restartNumberingAfterBreak="0">
+    <w:nsid w:val="711E59D5"/>
+    <w:multiLevelType w:val="hybridMultilevel"/>
+    <w:tmpl w:val="DD163C3E"/>
+    <w:lvl w:ilvl="0" w:tplc="240A0001">
+      <w:start w:val="1"/>
+      <w:numFmt w:val="bullet"/>
+      <w:lvlText w:val=""/>
+      <w:lvlJc w:val="left"/>
+      <w:pPr>
+        <w:ind w:left="1429" w:hanging="360"/>
+      </w:pPr>
+      <w:rPr>
+        <w:rFonts w:ascii="Symbol" w:hAnsi="Symbol" w:hint="default"/>
+      </w:rPr>
+    </w:lvl>
+    <w:lvl w:ilvl="1" w:tplc="240A0003" w:tentative="1">
+      <w:start w:val="1"/>
+      <w:numFmt w:val="bullet"/>
+      <w:lvlText w:val="o"/>
+      <w:lvlJc w:val="left"/>
+      <w:pPr>
+        <w:ind w:left="2149" w:hanging="360"/>
+      </w:pPr>
+      <w:rPr>
+        <w:rFonts w:ascii="Courier New" w:hAnsi="Courier New" w:cs="Courier New" w:hint="default"/>
+      </w:rPr>
+    </w:lvl>
+    <w:lvl w:ilvl="2" w:tplc="240A0005" w:tentative="1">
+      <w:start w:val="1"/>
+      <w:numFmt w:val="bullet"/>
+      <w:lvlText w:val=""/>
+      <w:lvlJc w:val="left"/>
+      <w:pPr>
+        <w:ind w:left="2869" w:hanging="360"/>
+      </w:pPr>
+      <w:rPr>
+        <w:rFonts w:ascii="Wingdings" w:hAnsi="Wingdings" w:hint="default"/>
+      </w:rPr>
+    </w:lvl>
+    <w:lvl w:ilvl="3" w:tplc="240A0001" w:tentative="1">
+      <w:start w:val="1"/>
+      <w:numFmt w:val="bullet"/>
+      <w:lvlText w:val=""/>
+      <w:lvlJc w:val="left"/>
+      <w:pPr>
+        <w:ind w:left="3589" w:hanging="360"/>
+      </w:pPr>
+      <w:rPr>
+        <w:rFonts w:ascii="Symbol" w:hAnsi="Symbol" w:hint="default"/>
+      </w:rPr>
+    </w:lvl>
+    <w:lvl w:ilvl="4" w:tplc="240A0003" w:tentative="1">
+      <w:start w:val="1"/>
+      <w:numFmt w:val="bullet"/>
+      <w:lvlText w:val="o"/>
+      <w:lvlJc w:val="left"/>
+      <w:pPr>
+        <w:ind w:left="4309" w:hanging="360"/>
+      </w:pPr>
+      <w:rPr>
+        <w:rFonts w:ascii="Courier New" w:hAnsi="Courier New" w:cs="Courier New" w:hint="default"/>
+      </w:rPr>
+    </w:lvl>
+    <w:lvl w:ilvl="5" w:tplc="240A0005" w:tentative="1">
+      <w:start w:val="1"/>
+      <w:numFmt w:val="bullet"/>
+      <w:lvlText w:val=""/>
+      <w:lvlJc w:val="left"/>
+      <w:pPr>
+        <w:ind w:left="5029" w:hanging="360"/>
+      </w:pPr>
+      <w:rPr>
+        <w:rFonts w:ascii="Wingdings" w:hAnsi="Wingdings" w:hint="default"/>
+      </w:rPr>
+    </w:lvl>
+    <w:lvl w:ilvl="6" w:tplc="240A0001" w:tentative="1">
+      <w:start w:val="1"/>
+      <w:numFmt w:val="bullet"/>
+      <w:lvlText w:val=""/>
+      <w:lvlJc w:val="left"/>
+      <w:pPr>
+        <w:ind w:left="5749" w:hanging="360"/>
+      </w:pPr>
+      <w:rPr>
+        <w:rFonts w:ascii="Symbol" w:hAnsi="Symbol" w:hint="default"/>
+      </w:rPr>
+    </w:lvl>
+    <w:lvl w:ilvl="7" w:tplc="240A0003" w:tentative="1">
+      <w:start w:val="1"/>
+      <w:numFmt w:val="bullet"/>
+      <w:lvlText w:val="o"/>
+      <w:lvlJc w:val="left"/>
+      <w:pPr>
+        <w:ind w:left="6469" w:hanging="360"/>
+      </w:pPr>
+      <w:rPr>
+        <w:rFonts w:ascii="Courier New" w:hAnsi="Courier New" w:cs="Courier New" w:hint="default"/>
+      </w:rPr>
+    </w:lvl>
+    <w:lvl w:ilvl="8" w:tplc="240A0005" w:tentative="1">
+      <w:start w:val="1"/>
+      <w:numFmt w:val="bullet"/>
+      <w:lvlText w:val=""/>
+      <w:lvlJc w:val="left"/>
+      <w:pPr>
+        <w:ind w:left="7189" w:hanging="360"/>
+      </w:pPr>
+      <w:rPr>
+        <w:rFonts w:ascii="Wingdings" w:hAnsi="Wingdings" w:hint="default"/>
+      </w:rPr>
+    </w:lvl>
+  </w:abstractNum>
+  <w:abstractNum w:abstractNumId="25" w15:restartNumberingAfterBreak="0">
     <w:nsid w:val="749D7F2E"/>
     <w:multiLevelType w:val="hybridMultilevel"/>
     <w:tmpl w:val="49D8445A"/>
@@ -14624,14 +15009,14 @@
       </w:pPr>
     </w:lvl>
   </w:abstractNum>
-  <w:abstractNum w:abstractNumId="23" w15:restartNumberingAfterBreak="0">
+  <w:abstractNum w:abstractNumId="26" w15:restartNumberingAfterBreak="0">
     <w:nsid w:val="787E5599"/>
     <w:multiLevelType w:val="hybridMultilevel"/>
-    <w:tmpl w:val="BD40C1F2"/>
-    <w:lvl w:ilvl="0" w:tplc="FFFFFFFF">
-      <w:start w:val="1"/>
-      <w:numFmt w:val="lowerLetter"/>
-      <w:lvlText w:val="%1)"/>
+    <w:tmpl w:val="A670CB0C"/>
+    <w:lvl w:ilvl="0" w:tplc="240A0015">
+      <w:start w:val="1"/>
+      <w:numFmt w:val="upperLetter"/>
+      <w:lvlText w:val="%1."/>
       <w:lvlJc w:val="left"/>
       <w:pPr>
         <w:ind w:left="1429" w:hanging="360"/>
@@ -14710,10 +15095,123 @@
       </w:pPr>
     </w:lvl>
   </w:abstractNum>
-  <w:abstractNum w:abstractNumId="24" w15:restartNumberingAfterBreak="0">
+  <w:abstractNum w:abstractNumId="27" w15:restartNumberingAfterBreak="0">
     <w:nsid w:val="7AF02B57"/>
     <w:multiLevelType w:val="hybridMultilevel"/>
     <w:tmpl w:val="B5BA2390"/>
+    <w:lvl w:ilvl="0" w:tplc="240A0001">
+      <w:start w:val="1"/>
+      <w:numFmt w:val="bullet"/>
+      <w:lvlText w:val=""/>
+      <w:lvlJc w:val="left"/>
+      <w:pPr>
+        <w:ind w:left="1429" w:hanging="360"/>
+      </w:pPr>
+      <w:rPr>
+        <w:rFonts w:ascii="Symbol" w:hAnsi="Symbol" w:hint="default"/>
+      </w:rPr>
+    </w:lvl>
+    <w:lvl w:ilvl="1" w:tplc="240A0003" w:tentative="1">
+      <w:start w:val="1"/>
+      <w:numFmt w:val="bullet"/>
+      <w:lvlText w:val="o"/>
+      <w:lvlJc w:val="left"/>
+      <w:pPr>
+        <w:ind w:left="2149" w:hanging="360"/>
+      </w:pPr>
+      <w:rPr>
+        <w:rFonts w:ascii="Courier New" w:hAnsi="Courier New" w:cs="Courier New" w:hint="default"/>
+      </w:rPr>
+    </w:lvl>
+    <w:lvl w:ilvl="2" w:tplc="240A0005" w:tentative="1">
+      <w:start w:val="1"/>
+      <w:numFmt w:val="bullet"/>
+      <w:lvlText w:val=""/>
+      <w:lvlJc w:val="left"/>
+      <w:pPr>
+        <w:ind w:left="2869" w:hanging="360"/>
+      </w:pPr>
+      <w:rPr>
+        <w:rFonts w:ascii="Wingdings" w:hAnsi="Wingdings" w:hint="default"/>
+      </w:rPr>
+    </w:lvl>
+    <w:lvl w:ilvl="3" w:tplc="240A0001" w:tentative="1">
+      <w:start w:val="1"/>
+      <w:numFmt w:val="bullet"/>
+      <w:lvlText w:val=""/>
+      <w:lvlJc w:val="left"/>
+      <w:pPr>
+        <w:ind w:left="3589" w:hanging="360"/>
+      </w:pPr>
+      <w:rPr>
+        <w:rFonts w:ascii="Symbol" w:hAnsi="Symbol" w:hint="default"/>
+      </w:rPr>
+    </w:lvl>
+    <w:lvl w:ilvl="4" w:tplc="240A0003" w:tentative="1">
+      <w:start w:val="1"/>
+      <w:numFmt w:val="bullet"/>
+      <w:lvlText w:val="o"/>
+      <w:lvlJc w:val="left"/>
+      <w:pPr>
+        <w:ind w:left="4309" w:hanging="360"/>
+      </w:pPr>
+      <w:rPr>
+        <w:rFonts w:ascii="Courier New" w:hAnsi="Courier New" w:cs="Courier New" w:hint="default"/>
+      </w:rPr>
+    </w:lvl>
+    <w:lvl w:ilvl="5" w:tplc="240A0005" w:tentative="1">
+      <w:start w:val="1"/>
+      <w:numFmt w:val="bullet"/>
+      <w:lvlText w:val=""/>
+      <w:lvlJc w:val="left"/>
+      <w:pPr>
+        <w:ind w:left="5029" w:hanging="360"/>
+      </w:pPr>
+      <w:rPr>
+        <w:rFonts w:ascii="Wingdings" w:hAnsi="Wingdings" w:hint="default"/>
+      </w:rPr>
+    </w:lvl>
+    <w:lvl w:ilvl="6" w:tplc="240A0001" w:tentative="1">
+      <w:start w:val="1"/>
+      <w:numFmt w:val="bullet"/>
+      <w:lvlText w:val=""/>
+      <w:lvlJc w:val="left"/>
+      <w:pPr>
+        <w:ind w:left="5749" w:hanging="360"/>
+      </w:pPr>
+      <w:rPr>
+        <w:rFonts w:ascii="Symbol" w:hAnsi="Symbol" w:hint="default"/>
+      </w:rPr>
+    </w:lvl>
+    <w:lvl w:ilvl="7" w:tplc="240A0003" w:tentative="1">
+      <w:start w:val="1"/>
+      <w:numFmt w:val="bullet"/>
+      <w:lvlText w:val="o"/>
+      <w:lvlJc w:val="left"/>
+      <w:pPr>
+        <w:ind w:left="6469" w:hanging="360"/>
+      </w:pPr>
+      <w:rPr>
+        <w:rFonts w:ascii="Courier New" w:hAnsi="Courier New" w:cs="Courier New" w:hint="default"/>
+      </w:rPr>
+    </w:lvl>
+    <w:lvl w:ilvl="8" w:tplc="240A0005" w:tentative="1">
+      <w:start w:val="1"/>
+      <w:numFmt w:val="bullet"/>
+      <w:lvlText w:val=""/>
+      <w:lvlJc w:val="left"/>
+      <w:pPr>
+        <w:ind w:left="7189" w:hanging="360"/>
+      </w:pPr>
+      <w:rPr>
+        <w:rFonts w:ascii="Wingdings" w:hAnsi="Wingdings" w:hint="default"/>
+      </w:rPr>
+    </w:lvl>
+  </w:abstractNum>
+  <w:abstractNum w:abstractNumId="28" w15:restartNumberingAfterBreak="0">
+    <w:nsid w:val="7F065FC3"/>
+    <w:multiLevelType w:val="hybridMultilevel"/>
+    <w:tmpl w:val="1B722BFA"/>
     <w:lvl w:ilvl="0" w:tplc="240A0001">
       <w:start w:val="1"/>
       <w:numFmt w:val="bullet"/>
@@ -14827,76 +15325,88 @@
     <w:abstractNumId w:val="0"/>
   </w:num>
   <w:num w:numId="2" w16cid:durableId="399139361">
-    <w:abstractNumId w:val="10"/>
+    <w:abstractNumId w:val="11"/>
   </w:num>
   <w:num w:numId="3" w16cid:durableId="610863320">
-    <w:abstractNumId w:val="18"/>
+    <w:abstractNumId w:val="20"/>
   </w:num>
   <w:num w:numId="4" w16cid:durableId="1026562646">
-    <w:abstractNumId w:val="12"/>
+    <w:abstractNumId w:val="13"/>
   </w:num>
   <w:num w:numId="5" w16cid:durableId="2006132240">
-    <w:abstractNumId w:val="14"/>
+    <w:abstractNumId w:val="15"/>
   </w:num>
   <w:num w:numId="6" w16cid:durableId="301473110">
-    <w:abstractNumId w:val="11"/>
+    <w:abstractNumId w:val="12"/>
   </w:num>
   <w:num w:numId="7" w16cid:durableId="649401761">
     <w:abstractNumId w:val="1"/>
   </w:num>
   <w:num w:numId="8" w16cid:durableId="455098429">
-    <w:abstractNumId w:val="9"/>
+    <w:abstractNumId w:val="10"/>
   </w:num>
   <w:num w:numId="9" w16cid:durableId="1389571678">
-    <w:abstractNumId w:val="6"/>
+    <w:abstractNumId w:val="7"/>
   </w:num>
   <w:num w:numId="10" w16cid:durableId="96020692">
-    <w:abstractNumId w:val="22"/>
+    <w:abstractNumId w:val="25"/>
   </w:num>
   <w:num w:numId="11" w16cid:durableId="639309980">
-    <w:abstractNumId w:val="16"/>
+    <w:abstractNumId w:val="17"/>
   </w:num>
   <w:num w:numId="12" w16cid:durableId="1801342157">
-    <w:abstractNumId w:val="7"/>
+    <w:abstractNumId w:val="8"/>
   </w:num>
   <w:num w:numId="13" w16cid:durableId="491874484">
     <w:abstractNumId w:val="2"/>
   </w:num>
   <w:num w:numId="14" w16cid:durableId="1919366243">
-    <w:abstractNumId w:val="20"/>
+    <w:abstractNumId w:val="22"/>
   </w:num>
   <w:num w:numId="15" w16cid:durableId="223689038">
-    <w:abstractNumId w:val="23"/>
+    <w:abstractNumId w:val="26"/>
   </w:num>
   <w:num w:numId="16" w16cid:durableId="1499923325">
-    <w:abstractNumId w:val="24"/>
+    <w:abstractNumId w:val="27"/>
   </w:num>
   <w:num w:numId="17" w16cid:durableId="566041238">
     <w:abstractNumId w:val="5"/>
   </w:num>
   <w:num w:numId="18" w16cid:durableId="511067523">
-    <w:abstractNumId w:val="8"/>
+    <w:abstractNumId w:val="9"/>
   </w:num>
   <w:num w:numId="19" w16cid:durableId="1175799970">
-    <w:abstractNumId w:val="17"/>
+    <w:abstractNumId w:val="19"/>
   </w:num>
   <w:num w:numId="20" w16cid:durableId="1237083845">
-    <w:abstractNumId w:val="21"/>
+    <w:abstractNumId w:val="23"/>
   </w:num>
   <w:num w:numId="21" w16cid:durableId="116682312">
     <w:abstractNumId w:val="4"/>
   </w:num>
   <w:num w:numId="22" w16cid:durableId="899827085">
-    <w:abstractNumId w:val="13"/>
+    <w:abstractNumId w:val="14"/>
   </w:num>
   <w:num w:numId="23" w16cid:durableId="1675762402">
     <w:abstractNumId w:val="3"/>
   </w:num>
   <w:num w:numId="24" w16cid:durableId="710610456">
-    <w:abstractNumId w:val="19"/>
+    <w:abstractNumId w:val="21"/>
   </w:num>
   <w:num w:numId="25" w16cid:durableId="60104500">
-    <w:abstractNumId w:val="15"/>
+    <w:abstractNumId w:val="16"/>
+  </w:num>
+  <w:num w:numId="26" w16cid:durableId="1684477148">
+    <w:abstractNumId w:val="28"/>
+  </w:num>
+  <w:num w:numId="27" w16cid:durableId="1112095106">
+    <w:abstractNumId w:val="24"/>
+  </w:num>
+  <w:num w:numId="28" w16cid:durableId="720057817">
+    <w:abstractNumId w:val="6"/>
+  </w:num>
+  <w:num w:numId="29" w16cid:durableId="836188435">
+    <w:abstractNumId w:val="18"/>
   </w:num>
   <w:numIdMacAtCleanup w:val="25"/>
 </w:numbering>
@@ -16178,7 +16688,6 @@
     <w:name w:val="Normal (Web)"/>
     <w:basedOn w:val="Normal"/>
     <w:uiPriority w:val="99"/>
-    <w:semiHidden/>
     <w:unhideWhenUsed/>
     <w:rsid w:val="004B6B9D"/>
     <w:pPr>
@@ -16681,6 +17190,10 @@
 </file>
 
 <file path=customXml/item1.xml><?xml version="1.0" encoding="utf-8"?>
+<b:Sources xmlns:b="http://schemas.openxmlformats.org/officeDocument/2006/bibliography" xmlns="http://schemas.openxmlformats.org/officeDocument/2006/bibliography" SelectedStyle="\APASixthEditionOfficeOnline.xsl" StyleName="APA" Version="6"/>
+</file>
+
+<file path=customXml/item2.xml><?xml version="1.0" encoding="utf-8"?>
 <ct:contentTypeSchema xmlns:ct="http://schemas.microsoft.com/office/2006/metadata/contentType" xmlns:ma="http://schemas.microsoft.com/office/2006/metadata/properties/metaAttributes" ct:_="" ma:_="" ma:contentTypeName="Documento" ma:contentTypeID="0x01010005252A1EF3BD024F856B47B579AB5244" ma:contentTypeVersion="11" ma:contentTypeDescription="Crear nuevo documento." ma:contentTypeScope="" ma:versionID="92b81066167b779aaeee7a3d91bad2fd">
   <xsd:schema xmlns:xsd="http://www.w3.org/2001/XMLSchema" xmlns:xs="http://www.w3.org/2001/XMLSchema" xmlns:p="http://schemas.microsoft.com/office/2006/metadata/properties" xmlns:ns2="42760c81-fd8e-4d59-8953-7cdb9f38b14f" xmlns:ns3="67a0edcd-0de5-43ed-8c27-e32f38a00c91" targetNamespace="http://schemas.microsoft.com/office/2006/metadata/properties" ma:root="true" ma:fieldsID="83cd6766d967e870b9368cac1ade74e6" ns2:_="" ns3:_="">
     <xsd:import namespace="42760c81-fd8e-4d59-8953-7cdb9f38b14f"/>
@@ -16875,20 +17388,7 @@
 </ct:contentTypeSchema>
 </file>
 
-<file path=customXml/item2.xml><?xml version="1.0" encoding="utf-8"?>
-<b:Sources xmlns:b="http://schemas.openxmlformats.org/officeDocument/2006/bibliography" xmlns="http://schemas.openxmlformats.org/officeDocument/2006/bibliography" SelectedStyle="\APASixthEditionOfficeOnline.xsl" StyleName="APA" Version="6"/>
-</file>
-
 <file path=customXml/item3.xml><?xml version="1.0" encoding="utf-8"?>
-<?mso-contentType ?>
-<FormTemplates xmlns="http://schemas.microsoft.com/sharepoint/v3/contenttype/forms">
-  <Display>DocumentLibraryForm</Display>
-  <Edit>DocumentLibraryForm</Edit>
-  <New>DocumentLibraryForm</New>
-</FormTemplates>
-</file>
-
-<file path=customXml/item4.xml><?xml version="1.0" encoding="utf-8"?>
 <p:properties xmlns:p="http://schemas.microsoft.com/office/2006/metadata/properties" xmlns:xsi="http://www.w3.org/2001/XMLSchema-instance" xmlns:pc="http://schemas.microsoft.com/office/infopath/2007/PartnerControls">
   <documentManagement>
     <TaxCatchAll xmlns="67a0edcd-0de5-43ed-8c27-e32f38a00c91" xsi:nil="true"/>
@@ -16899,11 +17399,16 @@
 </p:properties>
 </file>
 
-<file path=customXml/itemProps1.xml><?xml version="1.0" encoding="utf-8"?>
-<ds:datastoreItem xmlns:ds="http://schemas.openxmlformats.org/officeDocument/2006/customXml" ds:itemID="{37541B4F-A773-4DBB-AFCF-04EB54B6C962}"/>
+<file path=customXml/item4.xml><?xml version="1.0" encoding="utf-8"?>
+<?mso-contentType ?>
+<FormTemplates xmlns="http://schemas.microsoft.com/sharepoint/v3/contenttype/forms">
+  <Display>DocumentLibraryForm</Display>
+  <Edit>DocumentLibraryForm</Edit>
+  <New>DocumentLibraryForm</New>
+</FormTemplates>
 </file>
 
-<file path=customXml/itemProps2.xml><?xml version="1.0" encoding="utf-8"?>
+<file path=customXml/itemProps1.xml><?xml version="1.0" encoding="utf-8"?>
 <ds:datastoreItem xmlns:ds="http://schemas.openxmlformats.org/officeDocument/2006/customXml" ds:itemID="{EAE431FD-7059-4C09-804B-C9D69EB7B213}">
   <ds:schemaRefs>
     <ds:schemaRef ds:uri="http://schemas.openxmlformats.org/officeDocument/2006/bibliography"/>
@@ -16911,15 +17416,11 @@
 </ds:datastoreItem>
 </file>
 
-<file path=customXml/itemProps3.xml><?xml version="1.0" encoding="utf-8"?>
-<ds:datastoreItem xmlns:ds="http://schemas.openxmlformats.org/officeDocument/2006/customXml" ds:itemID="{10663269-2064-4804-8290-36D4A57F5557}">
-  <ds:schemaRefs>
-    <ds:schemaRef ds:uri="http://schemas.microsoft.com/sharepoint/v3/contenttype/forms"/>
-  </ds:schemaRefs>
-</ds:datastoreItem>
+<file path=customXml/itemProps2.xml><?xml version="1.0" encoding="utf-8"?>
+<ds:datastoreItem xmlns:ds="http://schemas.openxmlformats.org/officeDocument/2006/customXml" ds:itemID="{8B7FF882-C663-4789-ADA3-256C28C06044}"/>
 </file>
 
-<file path=customXml/itemProps4.xml><?xml version="1.0" encoding="utf-8"?>
+<file path=customXml/itemProps3.xml><?xml version="1.0" encoding="utf-8"?>
 <ds:datastoreItem xmlns:ds="http://schemas.openxmlformats.org/officeDocument/2006/customXml" ds:itemID="{1279454D-02BE-4A9C-A117-DCD1573E2608}">
   <ds:schemaRefs>
     <ds:schemaRef ds:uri="http://schemas.microsoft.com/office/2006/metadata/properties"/>
@@ -16928,4 +17429,12 @@
     <ds:schemaRef ds:uri="13c93bba-48ce-428c-bfe5-88b42c19b028"/>
   </ds:schemaRefs>
 </ds:datastoreItem>
+</file>
+
+<file path=customXml/itemProps4.xml><?xml version="1.0" encoding="utf-8"?>
+<ds:datastoreItem xmlns:ds="http://schemas.openxmlformats.org/officeDocument/2006/customXml" ds:itemID="{10663269-2064-4804-8290-36D4A57F5557}">
+  <ds:schemaRefs>
+    <ds:schemaRef ds:uri="http://schemas.microsoft.com/sharepoint/v3/contenttype/forms"/>
+  </ds:schemaRefs>
+</ds:datastoreItem>
 </file>
--- a/fuentes/722109_CF01_DU.docx
+++ b/fuentes/722109_CF01_DU.docx
@@ -556,7 +556,7 @@
           <w:r>
             <w:fldChar w:fldCharType="separate"/>
           </w:r>
-          <w:hyperlink w:anchor="_Toc234245581" w:history="1">
+          <w:hyperlink w:anchor="_Toc234583932" w:history="1">
             <w:r>
               <w:rPr>
                 <w:rStyle w:val="Hipervnculo"/>
@@ -583,7 +583,7 @@
                 <w:noProof/>
                 <w:webHidden/>
               </w:rPr>
-              <w:instrText xml:space="preserve"> PAGEREF _Toc234245581 \h </w:instrText>
+              <w:instrText xml:space="preserve"> PAGEREF _Toc234583932 \h </w:instrText>
             </w:r>
             <w:r>
               <w:rPr>
@@ -628,7 +628,7 @@
               <w:lang w:eastAsia="es-CO"/>
             </w:rPr>
           </w:pPr>
-          <w:hyperlink w:anchor="_Toc234245582" w:history="1">
+          <w:hyperlink w:anchor="_Toc234583933" w:history="1">
             <w:r>
               <w:rPr>
                 <w:rStyle w:val="Hipervnculo"/>
@@ -655,7 +655,7 @@
                 <w:noProof/>
                 <w:webHidden/>
               </w:rPr>
-              <w:instrText xml:space="preserve"> PAGEREF _Toc234245582 \h </w:instrText>
+              <w:instrText xml:space="preserve"> PAGEREF _Toc234583933 \h </w:instrText>
             </w:r>
             <w:r>
               <w:rPr>
@@ -700,7 +700,7 @@
               <w:lang w:eastAsia="es-CO"/>
             </w:rPr>
           </w:pPr>
-          <w:hyperlink w:anchor="_Toc234245583" w:history="1">
+          <w:hyperlink w:anchor="_Toc234583934" w:history="1">
             <w:r>
               <w:rPr>
                 <w:rStyle w:val="Hipervnculo"/>
@@ -727,7 +727,7 @@
                 <w:noProof/>
                 <w:webHidden/>
               </w:rPr>
-              <w:instrText xml:space="preserve"> PAGEREF _Toc234245583 \h </w:instrText>
+              <w:instrText xml:space="preserve"> PAGEREF _Toc234583934 \h </w:instrText>
             </w:r>
             <w:r>
               <w:rPr>
@@ -772,7 +772,7 @@
               <w:lang w:eastAsia="es-CO"/>
             </w:rPr>
           </w:pPr>
-          <w:hyperlink w:anchor="_Toc234245584" w:history="1">
+          <w:hyperlink w:anchor="_Toc234583935" w:history="1">
             <w:r>
               <w:rPr>
                 <w:rStyle w:val="Hipervnculo"/>
@@ -799,7 +799,7 @@
                 <w:noProof/>
                 <w:webHidden/>
               </w:rPr>
-              <w:instrText xml:space="preserve"> PAGEREF _Toc234245584 \h </w:instrText>
+              <w:instrText xml:space="preserve"> PAGEREF _Toc234583935 \h </w:instrText>
             </w:r>
             <w:r>
               <w:rPr>
@@ -844,7 +844,7 @@
               <w:lang w:eastAsia="es-CO"/>
             </w:rPr>
           </w:pPr>
-          <w:hyperlink w:anchor="_Toc234245585" w:history="1">
+          <w:hyperlink w:anchor="_Toc234583936" w:history="1">
             <w:r>
               <w:rPr>
                 <w:rStyle w:val="Hipervnculo"/>
@@ -871,7 +871,7 @@
                 <w:noProof/>
                 <w:webHidden/>
               </w:rPr>
-              <w:instrText xml:space="preserve"> PAGEREF _Toc234245585 \h </w:instrText>
+              <w:instrText xml:space="preserve"> PAGEREF _Toc234583936 \h </w:instrText>
             </w:r>
             <w:r>
               <w:rPr>
@@ -916,7 +916,7 @@
               <w:lang w:eastAsia="es-CO"/>
             </w:rPr>
           </w:pPr>
-          <w:hyperlink w:anchor="_Toc234245586" w:history="1">
+          <w:hyperlink w:anchor="_Toc234583937" w:history="1">
             <w:r>
               <w:rPr>
                 <w:rStyle w:val="Hipervnculo"/>
@@ -943,7 +943,7 @@
                 <w:noProof/>
                 <w:webHidden/>
               </w:rPr>
-              <w:instrText xml:space="preserve"> PAGEREF _Toc234245586 \h </w:instrText>
+              <w:instrText xml:space="preserve"> PAGEREF _Toc234583937 \h </w:instrText>
             </w:r>
             <w:r>
               <w:rPr>
@@ -988,7 +988,7 @@
               <w:lang w:eastAsia="es-CO"/>
             </w:rPr>
           </w:pPr>
-          <w:hyperlink w:anchor="_Toc234245587" w:history="1">
+          <w:hyperlink w:anchor="_Toc234583938" w:history="1">
             <w:r>
               <w:rPr>
                 <w:rStyle w:val="Hipervnculo"/>
@@ -1015,7 +1015,7 @@
                 <w:noProof/>
                 <w:webHidden/>
               </w:rPr>
-              <w:instrText xml:space="preserve"> PAGEREF _Toc234245587 \h </w:instrText>
+              <w:instrText xml:space="preserve"> PAGEREF _Toc234583938 \h </w:instrText>
             </w:r>
             <w:r>
               <w:rPr>
@@ -1060,7 +1060,7 @@
               <w:lang w:eastAsia="es-CO"/>
             </w:rPr>
           </w:pPr>
-          <w:hyperlink w:anchor="_Toc234245588" w:history="1">
+          <w:hyperlink w:anchor="_Toc234583939" w:history="1">
             <w:r>
               <w:rPr>
                 <w:rStyle w:val="Hipervnculo"/>
@@ -1087,7 +1087,7 @@
                 <w:noProof/>
                 <w:webHidden/>
               </w:rPr>
-              <w:instrText xml:space="preserve"> PAGEREF _Toc234245588 \h </w:instrText>
+              <w:instrText xml:space="preserve"> PAGEREF _Toc234583939 \h </w:instrText>
             </w:r>
             <w:r>
               <w:rPr>
@@ -1132,7 +1132,7 @@
               <w:lang w:eastAsia="es-CO"/>
             </w:rPr>
           </w:pPr>
-          <w:hyperlink w:anchor="_Toc234245589" w:history="1">
+          <w:hyperlink w:anchor="_Toc234583940" w:history="1">
             <w:r>
               <w:rPr>
                 <w:rStyle w:val="Hipervnculo"/>
@@ -1159,7 +1159,7 @@
                 <w:noProof/>
                 <w:webHidden/>
               </w:rPr>
-              <w:instrText xml:space="preserve"> PAGEREF _Toc234245589 \h </w:instrText>
+              <w:instrText xml:space="preserve"> PAGEREF _Toc234583940 \h </w:instrText>
             </w:r>
             <w:r>
               <w:rPr>
@@ -1204,7 +1204,7 @@
               <w:lang w:eastAsia="es-CO"/>
             </w:rPr>
           </w:pPr>
-          <w:hyperlink w:anchor="_Toc234245590" w:history="1">
+          <w:hyperlink w:anchor="_Toc234583941" w:history="1">
             <w:r>
               <w:rPr>
                 <w:rStyle w:val="Hipervnculo"/>
@@ -1231,7 +1231,7 @@
                 <w:noProof/>
                 <w:webHidden/>
               </w:rPr>
-              <w:instrText xml:space="preserve"> PAGEREF _Toc234245590 \h </w:instrText>
+              <w:instrText xml:space="preserve"> PAGEREF _Toc234583941 \h </w:instrText>
             </w:r>
             <w:r>
               <w:rPr>
@@ -1276,7 +1276,7 @@
               <w:lang w:eastAsia="es-CO"/>
             </w:rPr>
           </w:pPr>
-          <w:hyperlink w:anchor="_Toc234245591" w:history="1">
+          <w:hyperlink w:anchor="_Toc234583942" w:history="1">
             <w:r>
               <w:rPr>
                 <w:rStyle w:val="Hipervnculo"/>
@@ -1303,7 +1303,7 @@
                 <w:noProof/>
                 <w:webHidden/>
               </w:rPr>
-              <w:instrText xml:space="preserve"> PAGEREF _Toc234245591 \h </w:instrText>
+              <w:instrText xml:space="preserve"> PAGEREF _Toc234583942 \h </w:instrText>
             </w:r>
             <w:r>
               <w:rPr>
@@ -1348,7 +1348,7 @@
               <w:lang w:eastAsia="es-CO"/>
             </w:rPr>
           </w:pPr>
-          <w:hyperlink w:anchor="_Toc234245592" w:history="1">
+          <w:hyperlink w:anchor="_Toc234583943" w:history="1">
             <w:r>
               <w:rPr>
                 <w:rStyle w:val="Hipervnculo"/>
@@ -1375,7 +1375,7 @@
                 <w:noProof/>
                 <w:webHidden/>
               </w:rPr>
-              <w:instrText xml:space="preserve"> PAGEREF _Toc234245592 \h </w:instrText>
+              <w:instrText xml:space="preserve"> PAGEREF _Toc234583943 \h </w:instrText>
             </w:r>
             <w:r>
               <w:rPr>
@@ -1420,7 +1420,7 @@
               <w:lang w:eastAsia="es-CO"/>
             </w:rPr>
           </w:pPr>
-          <w:hyperlink w:anchor="_Toc234245593" w:history="1">
+          <w:hyperlink w:anchor="_Toc234583944" w:history="1">
             <w:r>
               <w:rPr>
                 <w:rStyle w:val="Hipervnculo"/>
@@ -1447,7 +1447,7 @@
                 <w:noProof/>
                 <w:webHidden/>
               </w:rPr>
-              <w:instrText xml:space="preserve"> PAGEREF _Toc234245593 \h </w:instrText>
+              <w:instrText xml:space="preserve"> PAGEREF _Toc234583944 \h </w:instrText>
             </w:r>
             <w:r>
               <w:rPr>
@@ -1492,7 +1492,7 @@
               <w:lang w:eastAsia="es-CO"/>
             </w:rPr>
           </w:pPr>
-          <w:hyperlink w:anchor="_Toc234245594" w:history="1">
+          <w:hyperlink w:anchor="_Toc234583945" w:history="1">
             <w:r>
               <w:rPr>
                 <w:rStyle w:val="Hipervnculo"/>
@@ -1519,7 +1519,7 @@
                 <w:noProof/>
                 <w:webHidden/>
               </w:rPr>
-              <w:instrText xml:space="preserve"> PAGEREF _Toc234245594 \h </w:instrText>
+              <w:instrText xml:space="preserve"> PAGEREF _Toc234583945 \h </w:instrText>
             </w:r>
             <w:r>
               <w:rPr>
@@ -1564,7 +1564,7 @@
               <w:lang w:eastAsia="es-CO"/>
             </w:rPr>
           </w:pPr>
-          <w:hyperlink w:anchor="_Toc234245595" w:history="1">
+          <w:hyperlink w:anchor="_Toc234583946" w:history="1">
             <w:r>
               <w:rPr>
                 <w:rStyle w:val="Hipervnculo"/>
@@ -1591,7 +1591,7 @@
                 <w:noProof/>
                 <w:webHidden/>
               </w:rPr>
-              <w:instrText xml:space="preserve"> PAGEREF _Toc234245595 \h </w:instrText>
+              <w:instrText xml:space="preserve"> PAGEREF _Toc234583946 \h </w:instrText>
             </w:r>
             <w:r>
               <w:rPr>
@@ -1636,7 +1636,7 @@
               <w:lang w:eastAsia="es-CO"/>
             </w:rPr>
           </w:pPr>
-          <w:hyperlink w:anchor="_Toc234245596" w:history="1">
+          <w:hyperlink w:anchor="_Toc234583947" w:history="1">
             <w:r>
               <w:rPr>
                 <w:rStyle w:val="Hipervnculo"/>
@@ -1663,7 +1663,7 @@
                 <w:noProof/>
                 <w:webHidden/>
               </w:rPr>
-              <w:instrText xml:space="preserve"> PAGEREF _Toc234245596 \h </w:instrText>
+              <w:instrText xml:space="preserve"> PAGEREF _Toc234583947 \h </w:instrText>
             </w:r>
             <w:r>
               <w:rPr>
@@ -1708,7 +1708,7 @@
               <w:lang w:eastAsia="es-CO"/>
             </w:rPr>
           </w:pPr>
-          <w:hyperlink w:anchor="_Toc234245597" w:history="1">
+          <w:hyperlink w:anchor="_Toc234583948" w:history="1">
             <w:r>
               <w:rPr>
                 <w:rStyle w:val="Hipervnculo"/>
@@ -1735,7 +1735,7 @@
                 <w:noProof/>
                 <w:webHidden/>
               </w:rPr>
-              <w:instrText xml:space="preserve"> PAGEREF _Toc234245597 \h </w:instrText>
+              <w:instrText xml:space="preserve"> PAGEREF _Toc234583948 \h </w:instrText>
             </w:r>
             <w:r>
               <w:rPr>
@@ -1780,7 +1780,7 @@
               <w:lang w:eastAsia="es-CO"/>
             </w:rPr>
           </w:pPr>
-          <w:hyperlink w:anchor="_Toc234245598" w:history="1">
+          <w:hyperlink w:anchor="_Toc234583949" w:history="1">
             <w:r>
               <w:rPr>
                 <w:rStyle w:val="Hipervnculo"/>
@@ -1807,7 +1807,7 @@
                 <w:noProof/>
                 <w:webHidden/>
               </w:rPr>
-              <w:instrText xml:space="preserve"> PAGEREF _Toc234245598 \h </w:instrText>
+              <w:instrText xml:space="preserve"> PAGEREF _Toc234583949 \h </w:instrText>
             </w:r>
             <w:r>
               <w:rPr>
@@ -1852,7 +1852,7 @@
               <w:lang w:eastAsia="es-CO"/>
             </w:rPr>
           </w:pPr>
-          <w:hyperlink w:anchor="_Toc234245599" w:history="1">
+          <w:hyperlink w:anchor="_Toc234583950" w:history="1">
             <w:r>
               <w:rPr>
                 <w:rStyle w:val="Hipervnculo"/>
@@ -1879,7 +1879,7 @@
                 <w:noProof/>
                 <w:webHidden/>
               </w:rPr>
-              <w:instrText xml:space="preserve"> PAGEREF _Toc234245599 \h </w:instrText>
+              <w:instrText xml:space="preserve"> PAGEREF _Toc234583950 \h </w:instrText>
             </w:r>
             <w:r>
               <w:rPr>
@@ -1924,7 +1924,7 @@
               <w:lang w:eastAsia="es-CO"/>
             </w:rPr>
           </w:pPr>
-          <w:hyperlink w:anchor="_Toc234245600" w:history="1">
+          <w:hyperlink w:anchor="_Toc234583951" w:history="1">
             <w:r>
               <w:rPr>
                 <w:rStyle w:val="Hipervnculo"/>
@@ -1951,7 +1951,7 @@
                 <w:noProof/>
                 <w:webHidden/>
               </w:rPr>
-              <w:instrText xml:space="preserve"> PAGEREF _Toc234245600 \h </w:instrText>
+              <w:instrText xml:space="preserve"> PAGEREF _Toc234583951 \h </w:instrText>
             </w:r>
             <w:r>
               <w:rPr>
@@ -1996,7 +1996,7 @@
               <w:lang w:eastAsia="es-CO"/>
             </w:rPr>
           </w:pPr>
-          <w:hyperlink w:anchor="_Toc234245601" w:history="1">
+          <w:hyperlink w:anchor="_Toc234583952" w:history="1">
             <w:r>
               <w:rPr>
                 <w:rStyle w:val="Hipervnculo"/>
@@ -2023,7 +2023,7 @@
                 <w:noProof/>
                 <w:webHidden/>
               </w:rPr>
-              <w:instrText xml:space="preserve"> PAGEREF _Toc234245601 \h </w:instrText>
+              <w:instrText xml:space="preserve"> PAGEREF _Toc234583952 \h </w:instrText>
             </w:r>
             <w:r>
               <w:rPr>
@@ -2068,7 +2068,7 @@
               <w:lang w:eastAsia="es-CO"/>
             </w:rPr>
           </w:pPr>
-          <w:hyperlink w:anchor="_Toc234245602" w:history="1">
+          <w:hyperlink w:anchor="_Toc234583953" w:history="1">
             <w:r>
               <w:rPr>
                 <w:rStyle w:val="Hipervnculo"/>
@@ -2095,7 +2095,7 @@
                 <w:noProof/>
                 <w:webHidden/>
               </w:rPr>
-              <w:instrText xml:space="preserve"> PAGEREF _Toc234245602 \h </w:instrText>
+              <w:instrText xml:space="preserve"> PAGEREF _Toc234583953 \h </w:instrText>
             </w:r>
             <w:r>
               <w:rPr>
@@ -2140,7 +2140,7 @@
               <w:lang w:eastAsia="es-CO"/>
             </w:rPr>
           </w:pPr>
-          <w:hyperlink w:anchor="_Toc234245603" w:history="1">
+          <w:hyperlink w:anchor="_Toc234583954" w:history="1">
             <w:r>
               <w:rPr>
                 <w:rStyle w:val="Hipervnculo"/>
@@ -2167,7 +2167,7 @@
                 <w:noProof/>
                 <w:webHidden/>
               </w:rPr>
-              <w:instrText xml:space="preserve"> PAGEREF _Toc234245603 \h </w:instrText>
+              <w:instrText xml:space="preserve"> PAGEREF _Toc234583954 \h </w:instrText>
             </w:r>
             <w:r>
               <w:rPr>
@@ -2212,7 +2212,7 @@
               <w:lang w:eastAsia="es-CO"/>
             </w:rPr>
           </w:pPr>
-          <w:hyperlink w:anchor="_Toc234245604" w:history="1">
+          <w:hyperlink w:anchor="_Toc234583955" w:history="1">
             <w:r>
               <w:rPr>
                 <w:rStyle w:val="Hipervnculo"/>
@@ -2239,7 +2239,7 @@
                 <w:noProof/>
                 <w:webHidden/>
               </w:rPr>
-              <w:instrText xml:space="preserve"> PAGEREF _Toc234245604 \h </w:instrText>
+              <w:instrText xml:space="preserve"> PAGEREF _Toc234583955 \h </w:instrText>
             </w:r>
             <w:r>
               <w:rPr>
@@ -2284,7 +2284,7 @@
               <w:lang w:eastAsia="es-CO"/>
             </w:rPr>
           </w:pPr>
-          <w:hyperlink w:anchor="_Toc234245605" w:history="1">
+          <w:hyperlink w:anchor="_Toc234583956" w:history="1">
             <w:r>
               <w:rPr>
                 <w:rStyle w:val="Hipervnculo"/>
@@ -2311,7 +2311,7 @@
                 <w:noProof/>
                 <w:webHidden/>
               </w:rPr>
-              <w:instrText xml:space="preserve"> PAGEREF _Toc234245605 \h </w:instrText>
+              <w:instrText xml:space="preserve"> PAGEREF _Toc234583956 \h </w:instrText>
             </w:r>
             <w:r>
               <w:rPr>
@@ -2356,7 +2356,7 @@
               <w:lang w:eastAsia="es-CO"/>
             </w:rPr>
           </w:pPr>
-          <w:hyperlink w:anchor="_Toc234245606" w:history="1">
+          <w:hyperlink w:anchor="_Toc234583957" w:history="1">
             <w:r>
               <w:rPr>
                 <w:rStyle w:val="Hipervnculo"/>
@@ -2383,7 +2383,7 @@
                 <w:noProof/>
                 <w:webHidden/>
               </w:rPr>
-              <w:instrText xml:space="preserve"> PAGEREF _Toc234245606 \h </w:instrText>
+              <w:instrText xml:space="preserve"> PAGEREF _Toc234583957 \h </w:instrText>
             </w:r>
             <w:r>
               <w:rPr>
@@ -2403,7 +2403,7 @@
                 <w:noProof/>
                 <w:webHidden/>
               </w:rPr>
-              <w:t>65</w:t>
+              <w:t>64</w:t>
             </w:r>
             <w:r>
               <w:rPr>
@@ -2428,7 +2428,7 @@
               <w:lang w:eastAsia="es-CO"/>
             </w:rPr>
           </w:pPr>
-          <w:hyperlink w:anchor="_Toc234245607" w:history="1">
+          <w:hyperlink w:anchor="_Toc234583958" w:history="1">
             <w:r>
               <w:rPr>
                 <w:rStyle w:val="Hipervnculo"/>
@@ -2455,7 +2455,7 @@
                 <w:noProof/>
                 <w:webHidden/>
               </w:rPr>
-              <w:instrText xml:space="preserve"> PAGEREF _Toc234245607 \h </w:instrText>
+              <w:instrText xml:space="preserve"> PAGEREF _Toc234583958 \h </w:instrText>
             </w:r>
             <w:r>
               <w:rPr>
@@ -2475,7 +2475,7 @@
                 <w:noProof/>
                 <w:webHidden/>
               </w:rPr>
-              <w:t>67</w:t>
+              <w:t>66</w:t>
             </w:r>
             <w:r>
               <w:rPr>
@@ -2500,7 +2500,7 @@
               <w:lang w:eastAsia="es-CO"/>
             </w:rPr>
           </w:pPr>
-          <w:hyperlink w:anchor="_Toc234245608" w:history="1">
+          <w:hyperlink w:anchor="_Toc234583959" w:history="1">
             <w:r>
               <w:rPr>
                 <w:rStyle w:val="Hipervnculo"/>
@@ -2527,7 +2527,7 @@
                 <w:noProof/>
                 <w:webHidden/>
               </w:rPr>
-              <w:instrText xml:space="preserve"> PAGEREF _Toc234245608 \h </w:instrText>
+              <w:instrText xml:space="preserve"> PAGEREF _Toc234583959 \h </w:instrText>
             </w:r>
             <w:r>
               <w:rPr>
@@ -2547,7 +2547,7 @@
                 <w:noProof/>
                 <w:webHidden/>
               </w:rPr>
-              <w:t>69</w:t>
+              <w:t>68</w:t>
             </w:r>
             <w:r>
               <w:rPr>
@@ -2572,7 +2572,7 @@
               <w:lang w:eastAsia="es-CO"/>
             </w:rPr>
           </w:pPr>
-          <w:hyperlink w:anchor="_Toc234245609" w:history="1">
+          <w:hyperlink w:anchor="_Toc234583960" w:history="1">
             <w:r>
               <w:rPr>
                 <w:rStyle w:val="Hipervnculo"/>
@@ -2599,7 +2599,7 @@
                 <w:noProof/>
                 <w:webHidden/>
               </w:rPr>
-              <w:instrText xml:space="preserve"> PAGEREF _Toc234245609 \h </w:instrText>
+              <w:instrText xml:space="preserve"> PAGEREF _Toc234583960 \h </w:instrText>
             </w:r>
             <w:r>
               <w:rPr>
@@ -2619,7 +2619,7 @@
                 <w:noProof/>
                 <w:webHidden/>
               </w:rPr>
-              <w:t>71</w:t>
+              <w:t>70</w:t>
             </w:r>
             <w:r>
               <w:rPr>
@@ -2647,7 +2647,7 @@
       <w:pPr>
         <w:pStyle w:val="Titulosgenerales"/>
       </w:pPr>
-      <w:bookmarkStart w:id="0" w:name="_Toc234245581"/>
+      <w:bookmarkStart w:id="0" w:name="_Toc234583932"/>
       <w:r>
         <w:lastRenderedPageBreak/>
         <w:t>Introducción</w:t>
@@ -2691,7 +2691,7 @@
       <w:pPr>
         <w:pStyle w:val="Ttulo1"/>
       </w:pPr>
-      <w:bookmarkStart w:id="1" w:name="_Toc234245582"/>
+      <w:bookmarkStart w:id="1" w:name="_Toc234583933"/>
       <w:r>
         <w:lastRenderedPageBreak/>
         <w:t>Desarrollo rural, organización comunitaria y marco normativo</w:t>
@@ -2757,7 +2757,7 @@
       <w:pPr>
         <w:pStyle w:val="Ttulo2"/>
       </w:pPr>
-      <w:bookmarkStart w:id="2" w:name="_Toc234245583"/>
+      <w:bookmarkStart w:id="2" w:name="_Toc234583934"/>
       <w:r>
         <w:t>Desarrollo rural, políticas agrarias y desarrollo territorial en Colombia</w:t>
       </w:r>
@@ -2822,7 +2822,7 @@
       <w:pPr>
         <w:pStyle w:val="Ttulo2"/>
       </w:pPr>
-      <w:bookmarkStart w:id="3" w:name="_Toc234245584"/>
+      <w:bookmarkStart w:id="3" w:name="_Toc234583935"/>
       <w:r>
         <w:t>Organización comunitaria, asociatividad rural y Agricultura Campesina, Familiar y Comunitaria (ACFC)</w:t>
       </w:r>
@@ -2903,7 +2903,7 @@
       <w:pPr>
         <w:pStyle w:val="Ttulo2"/>
       </w:pPr>
-      <w:bookmarkStart w:id="4" w:name="_Toc234245585"/>
+      <w:bookmarkStart w:id="4" w:name="_Toc234583936"/>
       <w:r>
         <w:t>Participación comunitaria y fortalecimiento organizacional</w:t>
       </w:r>
@@ -2973,7 +2973,7 @@
       <w:pPr>
         <w:pStyle w:val="Ttulo2"/>
       </w:pPr>
-      <w:bookmarkStart w:id="5" w:name="_Toc234245586"/>
+      <w:bookmarkStart w:id="5" w:name="_Toc234583937"/>
       <w:r>
         <w:t>Jerarquía normativa y marco legal del sector agropecuario</w:t>
       </w:r>
@@ -3025,7 +3025,7 @@
       <w:pPr>
         <w:pStyle w:val="Ttulo2"/>
       </w:pPr>
-      <w:bookmarkStart w:id="6" w:name="_Toc234245587"/>
+      <w:bookmarkStart w:id="6" w:name="_Toc234583938"/>
       <w:r>
         <w:t>Sistema Nacional de Innovación Agropecuaria (SNIA), Ley 1876 de 2017 y normatividad complementaria</w:t>
       </w:r>
@@ -3562,7 +3562,7 @@
       <w:pPr>
         <w:pStyle w:val="Ttulo1"/>
       </w:pPr>
-      <w:bookmarkStart w:id="7" w:name="_Toc234245588"/>
+      <w:bookmarkStart w:id="7" w:name="_Toc234583939"/>
       <w:r>
         <w:lastRenderedPageBreak/>
         <w:t>Diagnóstico participativo y análisis organizacional</w:t>
@@ -3588,7 +3588,7 @@
       <w:pPr>
         <w:pStyle w:val="Ttulo2"/>
       </w:pPr>
-      <w:bookmarkStart w:id="8" w:name="_Toc234245589"/>
+      <w:bookmarkStart w:id="8" w:name="_Toc234583940"/>
       <w:r>
         <w:t>Metodologías participativas y diagnóstico rural participativo (DRP)</w:t>
       </w:r>
@@ -4030,7 +4030,7 @@
       <w:pPr>
         <w:pStyle w:val="Ttulo2"/>
       </w:pPr>
-      <w:bookmarkStart w:id="9" w:name="_Toc234245590"/>
+      <w:bookmarkStart w:id="9" w:name="_Toc234583941"/>
       <w:r>
         <w:t>Identificación de actores, población objetivo y caracterización del entorno</w:t>
       </w:r>
@@ -4170,7 +4170,7 @@
       <w:pPr>
         <w:pStyle w:val="Ttulo2"/>
       </w:pPr>
-      <w:bookmarkStart w:id="10" w:name="_Toc234245591"/>
+      <w:bookmarkStart w:id="10" w:name="_Toc234583942"/>
       <w:r>
         <w:t>Factores internos y externos de la organización</w:t>
       </w:r>
@@ -4726,7 +4726,7 @@
       <w:pPr>
         <w:pStyle w:val="Ttulo2"/>
       </w:pPr>
-      <w:bookmarkStart w:id="11" w:name="_Toc234245592"/>
+      <w:bookmarkStart w:id="11" w:name="_Toc234583943"/>
       <w:r>
         <w:t>Identificación, priorización y solución de problemáticas organizacionales</w:t>
       </w:r>
@@ -5035,7 +5035,7 @@
       <w:pPr>
         <w:pStyle w:val="Ttulo2"/>
       </w:pPr>
-      <w:bookmarkStart w:id="12" w:name="_Toc234245593"/>
+      <w:bookmarkStart w:id="12" w:name="_Toc234583944"/>
       <w:r>
         <w:lastRenderedPageBreak/>
         <w:t>Clasificación, registro de usuarios y manejo de información organizacional</w:t>
@@ -5491,7 +5491,7 @@
       <w:pPr>
         <w:pStyle w:val="Ttulo1"/>
       </w:pPr>
-      <w:bookmarkStart w:id="13" w:name="_Toc234245594"/>
+      <w:bookmarkStart w:id="13" w:name="_Toc234583945"/>
       <w:r>
         <w:lastRenderedPageBreak/>
         <w:t>Modelo organizacional y trabajo participativo</w:t>
@@ -5522,7 +5522,7 @@
       <w:pPr>
         <w:pStyle w:val="Ttulo2"/>
       </w:pPr>
-      <w:bookmarkStart w:id="14" w:name="_Toc234245595"/>
+      <w:bookmarkStart w:id="14" w:name="_Toc234583946"/>
       <w:r>
         <w:lastRenderedPageBreak/>
         <w:t>Concepto, tipos y características de los modelos organizacionales</w:t>
@@ -6017,7 +6017,7 @@
       <w:pPr>
         <w:pStyle w:val="Ttulo2"/>
       </w:pPr>
-      <w:bookmarkStart w:id="15" w:name="_Toc234245596"/>
+      <w:bookmarkStart w:id="15" w:name="_Toc234583947"/>
       <w:r>
         <w:lastRenderedPageBreak/>
         <w:t>Características de las organizaciones rurales y comunitarias</w:t>
@@ -6307,7 +6307,7 @@
       <w:pPr>
         <w:pStyle w:val="Ttulo2"/>
       </w:pPr>
-      <w:bookmarkStart w:id="16" w:name="_Toc234245597"/>
+      <w:bookmarkStart w:id="16" w:name="_Toc234583948"/>
       <w:r>
         <w:t>Criterios técnicos, herramientas e indicadores para el análisis organizacional</w:t>
       </w:r>
@@ -7412,7 +7412,7 @@
       <w:pPr>
         <w:pStyle w:val="Ttulo2"/>
       </w:pPr>
-      <w:bookmarkStart w:id="17" w:name="_Toc234245598"/>
+      <w:bookmarkStart w:id="17" w:name="_Toc234583949"/>
       <w:r>
         <w:lastRenderedPageBreak/>
         <w:t>Trabajo en equipo, roles y responsabilidades organizacionales</w:t>
@@ -7710,6 +7710,7 @@
         <w:ind w:firstLine="0"/>
       </w:pPr>
       <w:r>
+        <w:lastRenderedPageBreak/>
         <w:br w:type="page"/>
       </w:r>
     </w:p>
@@ -8049,6 +8050,7 @@
     </w:tbl>
     <w:p>
       <w:r>
+        <w:lastRenderedPageBreak/>
         <w:t>Entre algunos roles presentes en las organizaciones comunitarias se encuentran:</w:t>
       </w:r>
     </w:p>
@@ -8122,7 +8124,7 @@
       <w:pPr>
         <w:pStyle w:val="Ttulo2"/>
       </w:pPr>
-      <w:bookmarkStart w:id="18" w:name="_Toc234245599"/>
+      <w:bookmarkStart w:id="18" w:name="_Toc234583950"/>
       <w:r>
         <w:t>Liderazgo, comunicación y estrategias de participación colaborativa</w:t>
       </w:r>
@@ -8719,7 +8721,7 @@
       <w:pPr>
         <w:pStyle w:val="Ttulo1"/>
       </w:pPr>
-      <w:bookmarkStart w:id="19" w:name="_Toc234245600"/>
+      <w:bookmarkStart w:id="19" w:name="_Toc234583951"/>
       <w:r>
         <w:lastRenderedPageBreak/>
         <w:t>Planeación estratégica y formulación del plan de acción</w:t>
@@ -8750,7 +8752,7 @@
       <w:pPr>
         <w:pStyle w:val="Ttulo2"/>
       </w:pPr>
-      <w:bookmarkStart w:id="20" w:name="_Toc234245601"/>
+      <w:bookmarkStart w:id="20" w:name="_Toc234583952"/>
       <w:r>
         <w:lastRenderedPageBreak/>
         <w:t>Concepto, características y tipos de planeación</w:t>
@@ -8953,7 +8955,7 @@
       <w:pPr>
         <w:pStyle w:val="Ttulo2"/>
       </w:pPr>
-      <w:bookmarkStart w:id="21" w:name="_Toc234245602"/>
+      <w:bookmarkStart w:id="21" w:name="_Toc234583953"/>
       <w:r>
         <w:t>Planeación estratégica y formulación de estrategias organizacionales</w:t>
       </w:r>
@@ -9269,7 +9271,7 @@
       <w:pPr>
         <w:pStyle w:val="Ttulo2"/>
       </w:pPr>
-      <w:bookmarkStart w:id="22" w:name="_Toc234245603"/>
+      <w:bookmarkStart w:id="22" w:name="_Toc234583954"/>
       <w:r>
         <w:t>Técnicas e instrumentos para la planeación participativa</w:t>
       </w:r>
@@ -9745,7 +9747,7 @@
       <w:pPr>
         <w:pStyle w:val="Ttulo2"/>
       </w:pPr>
-      <w:bookmarkStart w:id="23" w:name="_Toc234245604"/>
+      <w:bookmarkStart w:id="23" w:name="_Toc234583955"/>
       <w:r>
         <w:t>Construcción y formulación del plan de acción</w:t>
       </w:r>
@@ -10353,7 +10355,7 @@
       <w:pPr>
         <w:pStyle w:val="Ttulo2"/>
       </w:pPr>
-      <w:bookmarkStart w:id="24" w:name="_Toc234245605"/>
+      <w:bookmarkStart w:id="24" w:name="_Toc234583956"/>
       <w:r>
         <w:t>Implementación, seguimiento y evaluación del plan de acción</w:t>
       </w:r>
@@ -10882,91 +10884,6 @@
       </w:r>
     </w:p>
     <w:p>
-      <w:r>
-        <w:lastRenderedPageBreak/>
-        <w:t>Lo invitamos al siguiente pódcast.</w:t>
-      </w:r>
-    </w:p>
-    <w:tbl>
-      <w:tblPr>
-        <w:tblStyle w:val="Tablaconcuadrcula"/>
-        <w:tblW w:w="0" w:type="auto"/>
-        <w:tblLook w:val="04A0" w:firstRow="1" w:lastRow="0" w:firstColumn="1" w:lastColumn="0" w:noHBand="0" w:noVBand="1"/>
-      </w:tblPr>
-      <w:tblGrid>
-        <w:gridCol w:w="9962"/>
-      </w:tblGrid>
-      <w:tr>
-        <w:tc>
-          <w:tcPr>
-            <w:tcW w:w="9962" w:type="dxa"/>
-          </w:tcPr>
-          <w:p>
-            <w:pPr>
-              <w:spacing w:before="0" w:after="160" w:line="259" w:lineRule="auto"/>
-              <w:ind w:firstLine="0"/>
-              <w:rPr>
-                <w:b/>
-                <w:bCs/>
-              </w:rPr>
-            </w:pPr>
-            <w:r>
-              <w:rPr>
-                <w:b/>
-                <w:bCs/>
-                <w:highlight w:val="yellow"/>
-              </w:rPr>
-              <w:t>Transcripción del pódcast. Planear</w:t>
-            </w:r>
-            <w:r>
-              <w:rPr>
-                <w:b/>
-                <w:bCs/>
-              </w:rPr>
-              <w:t xml:space="preserve"> para avanzar: Diagnóstico participativo y fortalecimiento organizacional en las comunidades rurales</w:t>
-            </w:r>
-          </w:p>
-        </w:tc>
-      </w:tr>
-      <w:tr>
-        <w:tc>
-          <w:tcPr>
-            <w:tcW w:w="9962" w:type="dxa"/>
-          </w:tcPr>
-          <w:p>
-            <w:r>
-              <w:rPr>
-                <w:b/>
-                <w:bCs/>
-              </w:rPr>
-              <w:t>Mujer:</w:t>
-            </w:r>
-            <w:r>
-              <w:t xml:space="preserve"> </w:t>
-            </w:r>
-          </w:p>
-          <w:p>
-            <w:r>
-              <w:rPr>
-                <w:b/>
-                <w:bCs/>
-              </w:rPr>
-              <w:t>Hombre:</w:t>
-            </w:r>
-            <w:r>
-              <w:rPr>
-                <w:b/>
-                <w:bCs/>
-              </w:rPr>
-              <w:t xml:space="preserve"> </w:t>
-            </w:r>
-          </w:p>
-        </w:tc>
-      </w:tr>
-    </w:tbl>
-    <w:p/>
-    <w:p/>
-    <w:p>
       <w:pPr>
         <w:pStyle w:val="Titulosgenerales"/>
         <w:ind w:left="-360"/>
@@ -10974,7 +10891,7 @@
           <w:u w:val="single"/>
         </w:rPr>
       </w:pPr>
-      <w:bookmarkStart w:id="25" w:name="_Toc234245606"/>
+      <w:bookmarkStart w:id="25" w:name="_Toc234583957"/>
       <w:r>
         <w:lastRenderedPageBreak/>
         <w:t>Síntesis</w:t>
@@ -11087,7 +11004,7 @@
       <w:pPr>
         <w:pStyle w:val="Titulosgenerales"/>
       </w:pPr>
-      <w:bookmarkStart w:id="26" w:name="_Toc234245607"/>
+      <w:bookmarkStart w:id="26" w:name="_Toc234583958"/>
       <w:r>
         <w:lastRenderedPageBreak/>
         <w:t>Glosario</w:t>
@@ -11282,7 +11199,7 @@
       <w:pPr>
         <w:pStyle w:val="Titulosgenerales"/>
       </w:pPr>
-      <w:bookmarkStart w:id="27" w:name="_Toc234245608"/>
+      <w:bookmarkStart w:id="27" w:name="_Toc234583959"/>
       <w:r>
         <w:lastRenderedPageBreak/>
         <w:t>Referencias bibliográficas</w:t>
@@ -11425,7 +11342,7 @@
       <w:pPr>
         <w:pStyle w:val="Titulosgenerales"/>
       </w:pPr>
-      <w:bookmarkStart w:id="28" w:name="_Toc234245609"/>
+      <w:bookmarkStart w:id="28" w:name="_Toc234583960"/>
       <w:r>
         <w:lastRenderedPageBreak/>
         <w:t>Créditos</w:t>
@@ -17190,12 +17107,8 @@
 </file>
 
 <file path=customXml/item1.xml><?xml version="1.0" encoding="utf-8"?>
-<b:Sources xmlns:b="http://schemas.openxmlformats.org/officeDocument/2006/bibliography" xmlns="http://schemas.openxmlformats.org/officeDocument/2006/bibliography" SelectedStyle="\APASixthEditionOfficeOnline.xsl" StyleName="APA" Version="6"/>
-</file>
-
-<file path=customXml/item2.xml><?xml version="1.0" encoding="utf-8"?>
-<ct:contentTypeSchema xmlns:ct="http://schemas.microsoft.com/office/2006/metadata/contentType" xmlns:ma="http://schemas.microsoft.com/office/2006/metadata/properties/metaAttributes" ct:_="" ma:_="" ma:contentTypeName="Documento" ma:contentTypeID="0x01010005252A1EF3BD024F856B47B579AB5244" ma:contentTypeVersion="11" ma:contentTypeDescription="Crear nuevo documento." ma:contentTypeScope="" ma:versionID="92b81066167b779aaeee7a3d91bad2fd">
-  <xsd:schema xmlns:xsd="http://www.w3.org/2001/XMLSchema" xmlns:xs="http://www.w3.org/2001/XMLSchema" xmlns:p="http://schemas.microsoft.com/office/2006/metadata/properties" xmlns:ns2="42760c81-fd8e-4d59-8953-7cdb9f38b14f" xmlns:ns3="67a0edcd-0de5-43ed-8c27-e32f38a00c91" targetNamespace="http://schemas.microsoft.com/office/2006/metadata/properties" ma:root="true" ma:fieldsID="83cd6766d967e870b9368cac1ade74e6" ns2:_="" ns3:_="">
+<ct:contentTypeSchema xmlns:ct="http://schemas.microsoft.com/office/2006/metadata/contentType" xmlns:ma="http://schemas.microsoft.com/office/2006/metadata/properties/metaAttributes" ct:_="" ma:_="" ma:contentTypeName="Documento" ma:contentTypeID="0x01010005252A1EF3BD024F856B47B579AB5244" ma:contentTypeVersion="12" ma:contentTypeDescription="Crear nuevo documento." ma:contentTypeScope="" ma:versionID="32d0e18b85ac20c34eab62df21c0cf58">
+  <xsd:schema xmlns:xsd="http://www.w3.org/2001/XMLSchema" xmlns:xs="http://www.w3.org/2001/XMLSchema" xmlns:p="http://schemas.microsoft.com/office/2006/metadata/properties" xmlns:ns2="42760c81-fd8e-4d59-8953-7cdb9f38b14f" xmlns:ns3="67a0edcd-0de5-43ed-8c27-e32f38a00c91" targetNamespace="http://schemas.microsoft.com/office/2006/metadata/properties" ma:root="true" ma:fieldsID="cc2c149e99f10870fd5bc3964e5386d3" ns2:_="" ns3:_="">
     <xsd:import namespace="42760c81-fd8e-4d59-8953-7cdb9f38b14f"/>
     <xsd:import namespace="67a0edcd-0de5-43ed-8c27-e32f38a00c91"/>
     <xsd:element name="properties">
@@ -17214,6 +17127,7 @@
                 <xsd:element ref="ns2:lcf76f155ced4ddcb4097134ff3c332f" minOccurs="0"/>
                 <xsd:element ref="ns3:TaxCatchAll" minOccurs="0"/>
                 <xsd:element ref="ns2:MediaServiceOCR" minOccurs="0"/>
+                <xsd:element ref="ns2:MediaServiceLocation" minOccurs="0"/>
               </xsd:all>
             </xsd:complexType>
           </xsd:element>
@@ -17271,6 +17185,11 @@
         <xsd:restriction base="dms:Note">
           <xsd:maxLength value="255"/>
         </xsd:restriction>
+      </xsd:simpleType>
+    </xsd:element>
+    <xsd:element name="MediaServiceLocation" ma:index="19" nillable="true" ma:displayName="Location" ma:description="" ma:indexed="true" ma:internalName="MediaServiceLocation" ma:readOnly="true">
+      <xsd:simpleType>
+        <xsd:restriction base="dms:Text"/>
       </xsd:simpleType>
     </xsd:element>
   </xsd:schema>
@@ -17388,7 +17307,20 @@
 </ct:contentTypeSchema>
 </file>
 
+<file path=customXml/item2.xml><?xml version="1.0" encoding="utf-8"?>
+<b:Sources xmlns:b="http://schemas.openxmlformats.org/officeDocument/2006/bibliography" xmlns="http://schemas.openxmlformats.org/officeDocument/2006/bibliography" SelectedStyle="\APASixthEditionOfficeOnline.xsl" StyleName="APA" Version="6"/>
+</file>
+
 <file path=customXml/item3.xml><?xml version="1.0" encoding="utf-8"?>
+<?mso-contentType ?>
+<FormTemplates xmlns="http://schemas.microsoft.com/sharepoint/v3/contenttype/forms">
+  <Display>DocumentLibraryForm</Display>
+  <Edit>DocumentLibraryForm</Edit>
+  <New>DocumentLibraryForm</New>
+</FormTemplates>
+</file>
+
+<file path=customXml/item4.xml><?xml version="1.0" encoding="utf-8"?>
 <p:properties xmlns:p="http://schemas.microsoft.com/office/2006/metadata/properties" xmlns:xsi="http://www.w3.org/2001/XMLSchema-instance" xmlns:pc="http://schemas.microsoft.com/office/infopath/2007/PartnerControls">
   <documentManagement>
     <TaxCatchAll xmlns="67a0edcd-0de5-43ed-8c27-e32f38a00c91" xsi:nil="true"/>
@@ -17399,16 +17331,11 @@
 </p:properties>
 </file>
 
-<file path=customXml/item4.xml><?xml version="1.0" encoding="utf-8"?>
-<?mso-contentType ?>
-<FormTemplates xmlns="http://schemas.microsoft.com/sharepoint/v3/contenttype/forms">
-  <Display>DocumentLibraryForm</Display>
-  <Edit>DocumentLibraryForm</Edit>
-  <New>DocumentLibraryForm</New>
-</FormTemplates>
+<file path=customXml/itemProps1.xml><?xml version="1.0" encoding="utf-8"?>
+<ds:datastoreItem xmlns:ds="http://schemas.openxmlformats.org/officeDocument/2006/customXml" ds:itemID="{246E1F08-809E-48D9-8E42-E3B6121C415F}"/>
 </file>
 
-<file path=customXml/itemProps1.xml><?xml version="1.0" encoding="utf-8"?>
+<file path=customXml/itemProps2.xml><?xml version="1.0" encoding="utf-8"?>
 <ds:datastoreItem xmlns:ds="http://schemas.openxmlformats.org/officeDocument/2006/customXml" ds:itemID="{EAE431FD-7059-4C09-804B-C9D69EB7B213}">
   <ds:schemaRefs>
     <ds:schemaRef ds:uri="http://schemas.openxmlformats.org/officeDocument/2006/bibliography"/>
@@ -17416,11 +17343,15 @@
 </ds:datastoreItem>
 </file>
 
-<file path=customXml/itemProps2.xml><?xml version="1.0" encoding="utf-8"?>
-<ds:datastoreItem xmlns:ds="http://schemas.openxmlformats.org/officeDocument/2006/customXml" ds:itemID="{8B7FF882-C663-4789-ADA3-256C28C06044}"/>
+<file path=customXml/itemProps3.xml><?xml version="1.0" encoding="utf-8"?>
+<ds:datastoreItem xmlns:ds="http://schemas.openxmlformats.org/officeDocument/2006/customXml" ds:itemID="{10663269-2064-4804-8290-36D4A57F5557}">
+  <ds:schemaRefs>
+    <ds:schemaRef ds:uri="http://schemas.microsoft.com/sharepoint/v3/contenttype/forms"/>
+  </ds:schemaRefs>
+</ds:datastoreItem>
 </file>
 
-<file path=customXml/itemProps3.xml><?xml version="1.0" encoding="utf-8"?>
+<file path=customXml/itemProps4.xml><?xml version="1.0" encoding="utf-8"?>
 <ds:datastoreItem xmlns:ds="http://schemas.openxmlformats.org/officeDocument/2006/customXml" ds:itemID="{1279454D-02BE-4A9C-A117-DCD1573E2608}">
   <ds:schemaRefs>
     <ds:schemaRef ds:uri="http://schemas.microsoft.com/office/2006/metadata/properties"/>
@@ -17429,12 +17360,4 @@
     <ds:schemaRef ds:uri="13c93bba-48ce-428c-bfe5-88b42c19b028"/>
   </ds:schemaRefs>
 </ds:datastoreItem>
-</file>
-
-<file path=customXml/itemProps4.xml><?xml version="1.0" encoding="utf-8"?>
-<ds:datastoreItem xmlns:ds="http://schemas.openxmlformats.org/officeDocument/2006/customXml" ds:itemID="{10663269-2064-4804-8290-36D4A57F5557}">
-  <ds:schemaRefs>
-    <ds:schemaRef ds:uri="http://schemas.microsoft.com/sharepoint/v3/contenttype/forms"/>
-  </ds:schemaRefs>
-</ds:datastoreItem>
 </file>